--- a/docs/project-structure-core-code-report.docx
+++ b/docs/project-structure-core-code-report.docx
@@ -4,82 +4,168 @@
   <w:body>
     <w:p>
       <w:pPr>
-        <w:jc w:val="center"/>
+        <w:spacing w:before="200" w:after="100"/>
       </w:pPr>
       <w:r>
         <w:rPr>
           <w:rFonts w:ascii="Malgun Gothic" w:hAnsi="Malgun Gothic" w:eastAsia="Malgun Gothic"/>
           <w:b/>
-          <w:color w:val="172033"/>
-          <w:sz w:val="34"/>
+          <w:color w:val="141F31"/>
+          <w:sz w:val="44"/>
         </w:rPr>
         <w:t>EmotionBudgetApp 프로젝트 구조 및 핵심 코드 설명</w:t>
       </w:r>
     </w:p>
     <w:p>
       <w:pPr>
-        <w:jc w:val="center"/>
+        <w:spacing w:after="40"/>
       </w:pPr>
       <w:r>
         <w:rPr>
           <w:rFonts w:ascii="Malgun Gothic" w:hAnsi="Malgun Gothic" w:eastAsia="Malgun Gothic"/>
-          <w:color w:val="505C70"/>
-          <w:sz w:val="20"/>
+          <w:b/>
+          <w:color w:val="2E74B5"/>
+          <w:sz w:val="23"/>
         </w:rPr>
-        <w:t>Android 프로그래밍 기말 프로젝트 제출용 코드 설명 보고서</w:t>
+        <w:t>Android 프로그래밍 기말 프로젝트</w:t>
+      </w:r>
+    </w:p>
+    <w:p>
+      <w:pPr>
+        <w:spacing w:after="200"/>
+        <w:pBdr>
+          <w:bottom w:val="single" w:sz="14" w:space="4" w:color="6D55B3"/>
+        </w:pBdr>
+      </w:pPr>
+      <w:r>
+        <w:rPr>
+          <w:rFonts w:ascii="Malgun Gothic" w:hAnsi="Malgun Gothic" w:eastAsia="Malgun Gothic"/>
+          <w:b w:val="0"/>
+          <w:color w:val="5C6775"/>
+          <w:sz w:val="21"/>
+        </w:rPr>
+        <w:t>김동민 / 2271180</w:t>
+      </w:r>
+    </w:p>
+    <w:p>
+      <w:pPr>
+        <w:pStyle w:val="Heading1"/>
+      </w:pPr>
+      <w:r>
+        <w:t>1. 프로젝트 개요</w:t>
+      </w:r>
+    </w:p>
+    <w:p>
+      <w:pPr>
+        <w:widowControl/>
+      </w:pPr>
+      <w:r>
+        <w:rPr>
+          <w:rFonts w:ascii="Malgun Gothic" w:hAnsi="Malgun Gothic" w:eastAsia="Malgun Gothic"/>
+          <w:b w:val="0"/>
+          <w:color w:val="202732"/>
+          <w:sz w:val="21"/>
+        </w:rPr>
+        <w:t>EmotionBudgetApp은 수입과 지출을 기록하면서 소비 당시의 감정도 함께 남길 수 있는 가계부 앱이다. 일반적인 가계부 기능에 감정 항목을 추가하여, 사용자가 어떤 감정일 때 소비를 많이 하는지 확인할 수 있도록 제작하였다.</w:t>
+      </w:r>
+    </w:p>
+    <w:p>
+      <w:pPr>
+        <w:widowControl/>
+      </w:pPr>
+      <w:r>
+        <w:rPr>
+          <w:rFonts w:ascii="Malgun Gothic" w:hAnsi="Malgun Gothic" w:eastAsia="Malgun Gothic"/>
+          <w:b w:val="0"/>
+          <w:color w:val="202732"/>
+          <w:sz w:val="21"/>
+        </w:rPr>
+        <w:t>기록 화면에서는 금액, 수입·지출 유형, 날짜, 카테고리, 감정, 메모를 입력한다. 통계 화면에서는 기록을 일별, 주별, 월별로 정리하며, 감정 화면에서는 감정별 지출 금액과 횟수를 그래프로 보여준다.</w:t>
+      </w:r>
+    </w:p>
+    <w:p>
+      <w:pPr>
+        <w:pStyle w:val="Heading1"/>
+      </w:pPr>
+      <w:r>
+        <w:t>2. 개발 환경과 수업 내용 적용</w:t>
+      </w:r>
+    </w:p>
+    <w:p>
+      <w:pPr>
+        <w:pStyle w:val="Heading2"/>
+      </w:pPr>
+      <w:r>
+        <w:t>2.1 개발 환경 및 라이브러리</w:t>
       </w:r>
     </w:p>
     <w:tbl>
       <w:tblPr>
         <w:tblStyle w:val="TableGrid"/>
-        <w:tblW w:type="auto" w:w="0"/>
+        <w:tblW w:type="dxa" w:w="9360"/>
         <w:jc w:val="center"/>
+        <w:tblLayout w:type="fixed"/>
         <w:tblLook w:firstColumn="1" w:firstRow="1" w:lastColumn="0" w:lastRow="0" w:noHBand="0" w:noVBand="1" w:val="04A0"/>
       </w:tblPr>
       <w:tblGrid>
-        <w:gridCol w:w="5103"/>
-        <w:gridCol w:w="5103"/>
+        <w:gridCol w:w="2600"/>
+        <w:gridCol w:w="6760"/>
       </w:tblGrid>
       <w:tr>
+        <w:trPr>
+          <w:tblHeader w:val="true"/>
+        </w:trPr>
         <w:tc>
           <w:tcPr>
-            <w:tcW w:type="dxa" w:w="5103"/>
+            <w:tcW w:type="dxa" w:w="2600"/>
+            <w:tcMar>
+              <w:top w:w="90" w:type="dxa"/>
+              <w:start w:w="120" w:type="dxa"/>
+              <w:bottom w:w="90" w:type="dxa"/>
+              <w:end w:w="120" w:type="dxa"/>
+            </w:tcMar>
+            <w:vAlign w:val="center"/>
             <w:shd w:fill="E8EEF5"/>
-            <w:vAlign w:val="center"/>
           </w:tcPr>
           <w:p>
             <w:pPr>
-              <w:spacing w:after="20"/>
+              <w:spacing w:after="0" w:line="264" w:lineRule="auto"/>
             </w:pPr>
-            <w:r/>
             <w:r>
               <w:rPr>
                 <w:rFonts w:ascii="Malgun Gothic" w:hAnsi="Malgun Gothic" w:eastAsia="Malgun Gothic"/>
                 <w:b/>
-                <w:sz w:val="17"/>
+                <w:color w:val="202732"/>
+                <w:sz w:val="18"/>
               </w:rPr>
-              <w:t>항목</w:t>
+              <w:t>사용 항목</w:t>
             </w:r>
           </w:p>
         </w:tc>
         <w:tc>
           <w:tcPr>
-            <w:tcW w:type="dxa" w:w="5103"/>
+            <w:tcW w:type="dxa" w:w="6760"/>
+            <w:tcMar>
+              <w:top w:w="90" w:type="dxa"/>
+              <w:start w:w="120" w:type="dxa"/>
+              <w:bottom w:w="90" w:type="dxa"/>
+              <w:end w:w="120" w:type="dxa"/>
+            </w:tcMar>
+            <w:vAlign w:val="center"/>
             <w:shd w:fill="E8EEF5"/>
-            <w:vAlign w:val="center"/>
           </w:tcPr>
           <w:p>
             <w:pPr>
-              <w:spacing w:after="20"/>
+              <w:spacing w:after="0" w:line="264" w:lineRule="auto"/>
             </w:pPr>
-            <w:r/>
             <w:r>
               <w:rPr>
                 <w:rFonts w:ascii="Malgun Gothic" w:hAnsi="Malgun Gothic" w:eastAsia="Malgun Gothic"/>
                 <w:b/>
-                <w:sz w:val="17"/>
+                <w:color w:val="202732"/>
+                <w:sz w:val="18"/>
               </w:rPr>
-              <w:t>내용</w:t>
+              <w:t>사용 내용</w:t>
             </w:r>
           </w:p>
         </w:tc>
@@ -87,41 +173,53 @@
       <w:tr>
         <w:tc>
           <w:tcPr>
-            <w:tcW w:type="dxa" w:w="5103"/>
-            <w:vAlign w:val="top"/>
+            <w:tcW w:type="dxa" w:w="2600"/>
+            <w:tcMar>
+              <w:top w:w="90" w:type="dxa"/>
+              <w:start w:w="120" w:type="dxa"/>
+              <w:bottom w:w="90" w:type="dxa"/>
+              <w:end w:w="120" w:type="dxa"/>
+            </w:tcMar>
+            <w:vAlign w:val="center"/>
           </w:tcPr>
           <w:p>
             <w:pPr>
-              <w:spacing w:after="20"/>
+              <w:spacing w:after="0" w:line="264" w:lineRule="auto"/>
             </w:pPr>
-            <w:r/>
             <w:r>
               <w:rPr>
                 <w:rFonts w:ascii="Malgun Gothic" w:hAnsi="Malgun Gothic" w:eastAsia="Malgun Gothic"/>
                 <w:b w:val="0"/>
-                <w:sz w:val="16"/>
+                <w:color w:val="202732"/>
+                <w:sz w:val="18"/>
               </w:rPr>
-              <w:t>앱 이름</w:t>
+              <w:t>Kotlin 2.2.10</w:t>
             </w:r>
           </w:p>
         </w:tc>
         <w:tc>
           <w:tcPr>
-            <w:tcW w:type="dxa" w:w="5103"/>
-            <w:vAlign w:val="top"/>
+            <w:tcW w:type="dxa" w:w="6760"/>
+            <w:tcMar>
+              <w:top w:w="90" w:type="dxa"/>
+              <w:start w:w="120" w:type="dxa"/>
+              <w:bottom w:w="90" w:type="dxa"/>
+              <w:end w:w="120" w:type="dxa"/>
+            </w:tcMar>
+            <w:vAlign w:val="center"/>
           </w:tcPr>
           <w:p>
             <w:pPr>
-              <w:spacing w:after="20"/>
+              <w:spacing w:after="0" w:line="264" w:lineRule="auto"/>
             </w:pPr>
-            <w:r/>
             <w:r>
               <w:rPr>
                 <w:rFonts w:ascii="Malgun Gothic" w:hAnsi="Malgun Gothic" w:eastAsia="Malgun Gothic"/>
                 <w:b w:val="0"/>
-                <w:sz w:val="16"/>
+                <w:color w:val="202732"/>
+                <w:sz w:val="18"/>
               </w:rPr>
-              <w:t>EmotionBudgetApp</w:t>
+              <w:t>앱의 데이터 처리와 화면 동작 코드를 작성하였다.</w:t>
             </w:r>
           </w:p>
         </w:tc>
@@ -129,41 +227,53 @@
       <w:tr>
         <w:tc>
           <w:tcPr>
-            <w:tcW w:type="dxa" w:w="5103"/>
-            <w:vAlign w:val="top"/>
+            <w:tcW w:type="dxa" w:w="2600"/>
+            <w:tcMar>
+              <w:top w:w="90" w:type="dxa"/>
+              <w:start w:w="120" w:type="dxa"/>
+              <w:bottom w:w="90" w:type="dxa"/>
+              <w:end w:w="120" w:type="dxa"/>
+            </w:tcMar>
+            <w:vAlign w:val="center"/>
           </w:tcPr>
           <w:p>
             <w:pPr>
-              <w:spacing w:after="20"/>
+              <w:spacing w:after="0" w:line="264" w:lineRule="auto"/>
             </w:pPr>
-            <w:r/>
             <w:r>
               <w:rPr>
                 <w:rFonts w:ascii="Malgun Gothic" w:hAnsi="Malgun Gothic" w:eastAsia="Malgun Gothic"/>
                 <w:b w:val="0"/>
-                <w:sz w:val="16"/>
+                <w:color w:val="202732"/>
+                <w:sz w:val="18"/>
               </w:rPr>
-              <w:t>패키지</w:t>
+              <w:t>Android Gradle Plugin 9.1.1</w:t>
             </w:r>
           </w:p>
         </w:tc>
         <w:tc>
           <w:tcPr>
-            <w:tcW w:type="dxa" w:w="5103"/>
-            <w:vAlign w:val="top"/>
+            <w:tcW w:type="dxa" w:w="6760"/>
+            <w:tcMar>
+              <w:top w:w="90" w:type="dxa"/>
+              <w:start w:w="120" w:type="dxa"/>
+              <w:bottom w:w="90" w:type="dxa"/>
+              <w:end w:w="120" w:type="dxa"/>
+            </w:tcMar>
+            <w:vAlign w:val="center"/>
           </w:tcPr>
           <w:p>
             <w:pPr>
-              <w:spacing w:after="20"/>
+              <w:spacing w:after="0" w:line="264" w:lineRule="auto"/>
             </w:pPr>
-            <w:r/>
             <w:r>
               <w:rPr>
                 <w:rFonts w:ascii="Malgun Gothic" w:hAnsi="Malgun Gothic" w:eastAsia="Malgun Gothic"/>
                 <w:b w:val="0"/>
-                <w:sz w:val="16"/>
+                <w:color w:val="202732"/>
+                <w:sz w:val="18"/>
               </w:rPr>
-              <w:t>com.example.emotionbudgetapp</w:t>
+              <w:t>Android 앱 모듈과 SDK 버전을 설정하였다.</w:t>
             </w:r>
           </w:p>
         </w:tc>
@@ -171,41 +281,53 @@
       <w:tr>
         <w:tc>
           <w:tcPr>
-            <w:tcW w:type="dxa" w:w="5103"/>
-            <w:vAlign w:val="top"/>
+            <w:tcW w:type="dxa" w:w="2600"/>
+            <w:tcMar>
+              <w:top w:w="90" w:type="dxa"/>
+              <w:start w:w="120" w:type="dxa"/>
+              <w:bottom w:w="90" w:type="dxa"/>
+              <w:end w:w="120" w:type="dxa"/>
+            </w:tcMar>
+            <w:vAlign w:val="center"/>
           </w:tcPr>
           <w:p>
             <w:pPr>
-              <w:spacing w:after="20"/>
+              <w:spacing w:after="0" w:line="264" w:lineRule="auto"/>
             </w:pPr>
-            <w:r/>
             <w:r>
               <w:rPr>
                 <w:rFonts w:ascii="Malgun Gothic" w:hAnsi="Malgun Gothic" w:eastAsia="Malgun Gothic"/>
                 <w:b w:val="0"/>
-                <w:sz w:val="16"/>
+                <w:color w:val="202732"/>
+                <w:sz w:val="18"/>
               </w:rPr>
-              <w:t>개발 방식</w:t>
+              <w:t>Jetpack Compose</w:t>
             </w:r>
           </w:p>
         </w:tc>
         <w:tc>
           <w:tcPr>
-            <w:tcW w:type="dxa" w:w="5103"/>
-            <w:vAlign w:val="top"/>
+            <w:tcW w:type="dxa" w:w="6760"/>
+            <w:tcMar>
+              <w:top w:w="90" w:type="dxa"/>
+              <w:start w:w="120" w:type="dxa"/>
+              <w:bottom w:w="90" w:type="dxa"/>
+              <w:end w:w="120" w:type="dxa"/>
+            </w:tcMar>
+            <w:vAlign w:val="center"/>
           </w:tcPr>
           <w:p>
             <w:pPr>
-              <w:spacing w:after="20"/>
+              <w:spacing w:after="0" w:line="264" w:lineRule="auto"/>
             </w:pPr>
-            <w:r/>
             <w:r>
               <w:rPr>
                 <w:rFonts w:ascii="Malgun Gothic" w:hAnsi="Malgun Gothic" w:eastAsia="Malgun Gothic"/>
                 <w:b w:val="0"/>
-                <w:sz w:val="16"/>
+                <w:color w:val="202732"/>
+                <w:sz w:val="18"/>
               </w:rPr>
-              <w:t>Kotlin + Jetpack Compose + Material3</w:t>
+              <w:t>Kotlin 코드로 화면을 구성하였다.</w:t>
             </w:r>
           </w:p>
         </w:tc>
@@ -213,41 +335,53 @@
       <w:tr>
         <w:tc>
           <w:tcPr>
-            <w:tcW w:type="dxa" w:w="5103"/>
-            <w:vAlign w:val="top"/>
+            <w:tcW w:type="dxa" w:w="2600"/>
+            <w:tcMar>
+              <w:top w:w="90" w:type="dxa"/>
+              <w:start w:w="120" w:type="dxa"/>
+              <w:bottom w:w="90" w:type="dxa"/>
+              <w:end w:w="120" w:type="dxa"/>
+            </w:tcMar>
+            <w:vAlign w:val="center"/>
           </w:tcPr>
           <w:p>
             <w:pPr>
-              <w:spacing w:after="20"/>
+              <w:spacing w:after="0" w:line="264" w:lineRule="auto"/>
             </w:pPr>
-            <w:r/>
             <w:r>
               <w:rPr>
                 <w:rFonts w:ascii="Malgun Gothic" w:hAnsi="Malgun Gothic" w:eastAsia="Malgun Gothic"/>
                 <w:b w:val="0"/>
-                <w:sz w:val="16"/>
+                <w:color w:val="202732"/>
+                <w:sz w:val="18"/>
               </w:rPr>
-              <w:t>구조</w:t>
+              <w:t>Material3</w:t>
             </w:r>
           </w:p>
         </w:tc>
         <w:tc>
           <w:tcPr>
-            <w:tcW w:type="dxa" w:w="5103"/>
-            <w:vAlign w:val="top"/>
+            <w:tcW w:type="dxa" w:w="6760"/>
+            <w:tcMar>
+              <w:top w:w="90" w:type="dxa"/>
+              <w:start w:w="120" w:type="dxa"/>
+              <w:bottom w:w="90" w:type="dxa"/>
+              <w:end w:w="120" w:type="dxa"/>
+            </w:tcMar>
+            <w:vAlign w:val="center"/>
           </w:tcPr>
           <w:p>
             <w:pPr>
-              <w:spacing w:after="20"/>
+              <w:spacing w:after="0" w:line="264" w:lineRule="auto"/>
             </w:pPr>
-            <w:r/>
             <w:r>
               <w:rPr>
                 <w:rFonts w:ascii="Malgun Gothic" w:hAnsi="Malgun Gothic" w:eastAsia="Malgun Gothic"/>
                 <w:b w:val="0"/>
-                <w:sz w:val="16"/>
+                <w:color w:val="202732"/>
+                <w:sz w:val="18"/>
               </w:rPr>
-              <w:t>단일 Activity 기반 MVVM 형태: MainActivity -&gt; Root Navigation -&gt; 화면별 Composable -&gt; ViewModel 상태</w:t>
+              <w:t>버튼, 입력창, 카드, 하단 네비게이션 등의 UI 요소를 사용하였다.</w:t>
             </w:r>
           </w:p>
         </w:tc>
@@ -255,41 +389,62 @@
       <w:tr>
         <w:tc>
           <w:tcPr>
-            <w:tcW w:type="dxa" w:w="5103"/>
-            <w:vAlign w:val="top"/>
+            <w:tcW w:type="dxa" w:w="2600"/>
+            <w:tcMar>
+              <w:top w:w="90" w:type="dxa"/>
+              <w:start w:w="120" w:type="dxa"/>
+              <w:bottom w:w="90" w:type="dxa"/>
+              <w:end w:w="120" w:type="dxa"/>
+            </w:tcMar>
+            <w:vAlign w:val="center"/>
           </w:tcPr>
           <w:p>
             <w:pPr>
-              <w:spacing w:after="20"/>
+              <w:spacing w:after="0" w:line="264" w:lineRule="auto"/>
             </w:pPr>
-            <w:r/>
             <w:r>
               <w:rPr>
                 <w:rFonts w:ascii="Malgun Gothic" w:hAnsi="Malgun Gothic" w:eastAsia="Malgun Gothic"/>
                 <w:b w:val="0"/>
-                <w:sz w:val="16"/>
+                <w:color w:val="202732"/>
+                <w:sz w:val="18"/>
               </w:rPr>
-              <w:t>핵심 목적</w:t>
+              <w:t>Activity Compose</w:t>
             </w:r>
           </w:p>
         </w:tc>
         <w:tc>
           <w:tcPr>
-            <w:tcW w:type="dxa" w:w="5103"/>
-            <w:vAlign w:val="top"/>
+            <w:tcW w:type="dxa" w:w="6760"/>
+            <w:tcMar>
+              <w:top w:w="90" w:type="dxa"/>
+              <w:start w:w="120" w:type="dxa"/>
+              <w:bottom w:w="90" w:type="dxa"/>
+              <w:end w:w="120" w:type="dxa"/>
+            </w:tcMar>
+            <w:vAlign w:val="center"/>
           </w:tcPr>
           <w:p>
             <w:pPr>
-              <w:spacing w:after="20"/>
+              <w:spacing w:after="0" w:line="264" w:lineRule="auto"/>
             </w:pPr>
-            <w:r/>
+            <w:r>
+              <w:rPr>
+                <w:rFonts w:ascii="Consolas" w:hAnsi="Consolas" w:eastAsia="Consolas"/>
+                <w:b/>
+                <w:color w:val="1F4D78"/>
+                <w:sz w:val="17"/>
+              </w:rPr>
+              <w:t>MainActivity</w:t>
+            </w:r>
             <w:r>
               <w:rPr>
                 <w:rFonts w:ascii="Malgun Gothic" w:hAnsi="Malgun Gothic" w:eastAsia="Malgun Gothic"/>
                 <w:b w:val="0"/>
-                <w:sz w:val="16"/>
+                <w:color w:val="202732"/>
+                <w:sz w:val="18"/>
               </w:rPr>
-              <w:t>수입/지출 기록에 감정 태그를 함께 저장해 소비 금액과 감정 패턴의 관계를 분석한다.</w:t>
+              <w:t>에서 Compose 화면을 실행하였다.</w:t>
             </w:r>
           </w:p>
         </w:tc>
@@ -297,148 +452,53 @@
       <w:tr>
         <w:tc>
           <w:tcPr>
-            <w:tcW w:type="dxa" w:w="5103"/>
-            <w:vAlign w:val="top"/>
+            <w:tcW w:type="dxa" w:w="2600"/>
+            <w:tcMar>
+              <w:top w:w="90" w:type="dxa"/>
+              <w:start w:w="120" w:type="dxa"/>
+              <w:bottom w:w="90" w:type="dxa"/>
+              <w:end w:w="120" w:type="dxa"/>
+            </w:tcMar>
+            <w:vAlign w:val="center"/>
           </w:tcPr>
           <w:p>
             <w:pPr>
-              <w:spacing w:after="20"/>
+              <w:spacing w:after="0" w:line="264" w:lineRule="auto"/>
             </w:pPr>
-            <w:r/>
             <w:r>
               <w:rPr>
                 <w:rFonts w:ascii="Malgun Gothic" w:hAnsi="Malgun Gothic" w:eastAsia="Malgun Gothic"/>
                 <w:b w:val="0"/>
-                <w:sz w:val="16"/>
+                <w:color w:val="202732"/>
+                <w:sz w:val="18"/>
               </w:rPr>
-              <w:t>작성 기준</w:t>
+              <w:t>Lifecycle ViewModel Compose</w:t>
             </w:r>
           </w:p>
         </w:tc>
         <w:tc>
           <w:tcPr>
-            <w:tcW w:type="dxa" w:w="5103"/>
-            <w:vAlign w:val="top"/>
+            <w:tcW w:type="dxa" w:w="6760"/>
+            <w:tcMar>
+              <w:top w:w="90" w:type="dxa"/>
+              <w:start w:w="120" w:type="dxa"/>
+              <w:bottom w:w="90" w:type="dxa"/>
+              <w:end w:w="120" w:type="dxa"/>
+            </w:tcMar>
+            <w:vAlign w:val="center"/>
           </w:tcPr>
           <w:p>
             <w:pPr>
-              <w:spacing w:after="20"/>
+              <w:spacing w:after="0" w:line="264" w:lineRule="auto"/>
             </w:pPr>
-            <w:r/>
             <w:r>
               <w:rPr>
                 <w:rFonts w:ascii="Malgun Gothic" w:hAnsi="Malgun Gothic" w:eastAsia="Malgun Gothic"/>
                 <w:b w:val="0"/>
-                <w:sz w:val="16"/>
+                <w:color w:val="202732"/>
+                <w:sz w:val="18"/>
               </w:rPr>
-              <w:t>2026년 6월 5일, GitHub branch: codex/basic-ledger-features</w:t>
-            </w:r>
-          </w:p>
-        </w:tc>
-      </w:tr>
-    </w:tbl>
-    <w:p/>
-    <w:p>
-      <w:pPr>
-        <w:pStyle w:val="Heading1"/>
-      </w:pPr>
-      <w:r>
-        <w:rPr>
-          <w:rFonts w:ascii="Malgun Gothic" w:hAnsi="Malgun Gothic" w:eastAsia="Malgun Gothic"/>
-          <w:color w:val="2E74B5"/>
-          <w:sz w:val="30"/>
-        </w:rPr>
-        <w:t>1. 프로젝트 개요</w:t>
-      </w:r>
-    </w:p>
-    <w:p>
-      <w:pPr>
-        <w:spacing w:after="80" w:lineRule="auto" w:line="269"/>
-      </w:pPr>
-      <w:r>
-        <w:rPr>
-          <w:rFonts w:ascii="Malgun Gothic" w:hAnsi="Malgun Gothic" w:eastAsia="Malgun Gothic"/>
-          <w:sz w:val="18"/>
-        </w:rPr>
-        <w:t>EmotionBudgetApp은 일반 가계부에 감정 기록을 결합한 Android 앱이다. 사용자는 수입과 지출을 입력하면서 소비 당시의 감정, 카테고리, 날짜, 메모를 함께 저장한다. 앱은 이 데이터를 바탕으로 월별 지출 흐름, 날짜별 기록, 감정별 지출 금액과 소비 빈도, 스트레스 소비 변화, 감정 소비 위험도를 보여준다.</w:t>
-      </w:r>
-    </w:p>
-    <w:p>
-      <w:pPr>
-        <w:spacing w:after="80" w:lineRule="auto" w:line="269"/>
-      </w:pPr>
-      <w:r>
-        <w:rPr>
-          <w:rFonts w:ascii="Malgun Gothic" w:hAnsi="Malgun Gothic" w:eastAsia="Malgun Gothic"/>
-          <w:sz w:val="18"/>
-        </w:rPr>
-        <w:t>핵심 차별점은 단순히 얼마를 썼는지에서 끝나지 않고 어떤 감정일 때 소비가 반복되는지를 분석한다는 점이다. 특히 스트레스 소비 횟수와 비중을 진단 카드로 보여줘 사용자가 소비 습관을 돌아볼 수 있게 한다.</w:t>
-      </w:r>
-    </w:p>
-    <w:p>
-      <w:pPr>
-        <w:pStyle w:val="Heading1"/>
-      </w:pPr>
-      <w:r>
-        <w:rPr>
-          <w:rFonts w:ascii="Malgun Gothic" w:hAnsi="Malgun Gothic" w:eastAsia="Malgun Gothic"/>
-          <w:color w:val="2E74B5"/>
-          <w:sz w:val="30"/>
-        </w:rPr>
-        <w:t>2. 기술 환경 및 라이브러리</w:t>
-      </w:r>
-    </w:p>
-    <w:tbl>
-      <w:tblPr>
-        <w:tblStyle w:val="TableGrid"/>
-        <w:tblW w:type="auto" w:w="0"/>
-        <w:jc w:val="center"/>
-        <w:tblLook w:firstColumn="1" w:firstRow="1" w:lastColumn="0" w:lastRow="0" w:noHBand="0" w:noVBand="1" w:val="04A0"/>
-      </w:tblPr>
-      <w:tblGrid>
-        <w:gridCol w:w="5103"/>
-        <w:gridCol w:w="5103"/>
-      </w:tblGrid>
-      <w:tr>
-        <w:tc>
-          <w:tcPr>
-            <w:tcW w:type="dxa" w:w="5103"/>
-            <w:shd w:fill="E8EEF5"/>
-            <w:vAlign w:val="center"/>
-          </w:tcPr>
-          <w:p>
-            <w:pPr>
-              <w:spacing w:after="20"/>
-            </w:pPr>
-            <w:r/>
-            <w:r>
-              <w:rPr>
-                <w:rFonts w:ascii="Malgun Gothic" w:hAnsi="Malgun Gothic" w:eastAsia="Malgun Gothic"/>
-                <w:b/>
-                <w:sz w:val="17"/>
-              </w:rPr>
-              <w:t>사용 항목</w:t>
-            </w:r>
-          </w:p>
-        </w:tc>
-        <w:tc>
-          <w:tcPr>
-            <w:tcW w:type="dxa" w:w="5103"/>
-            <w:shd w:fill="E8EEF5"/>
-            <w:vAlign w:val="center"/>
-          </w:tcPr>
-          <w:p>
-            <w:pPr>
-              <w:spacing w:after="20"/>
-            </w:pPr>
-            <w:r/>
-            <w:r>
-              <w:rPr>
-                <w:rFonts w:ascii="Malgun Gothic" w:hAnsi="Malgun Gothic" w:eastAsia="Malgun Gothic"/>
-                <w:b/>
-                <w:sz w:val="17"/>
-              </w:rPr>
-              <w:t>사용 목적</w:t>
+              <w:t>화면에서 사용하는 기록 목록과 상태를 ViewModel로 관리하였다.</w:t>
             </w:r>
           </w:p>
         </w:tc>
@@ -446,41 +506,138 @@
       <w:tr>
         <w:tc>
           <w:tcPr>
-            <w:tcW w:type="dxa" w:w="5103"/>
-            <w:vAlign w:val="top"/>
+            <w:tcW w:type="dxa" w:w="2600"/>
+            <w:tcMar>
+              <w:top w:w="90" w:type="dxa"/>
+              <w:start w:w="120" w:type="dxa"/>
+              <w:bottom w:w="90" w:type="dxa"/>
+              <w:end w:w="120" w:type="dxa"/>
+            </w:tcMar>
+            <w:vAlign w:val="center"/>
           </w:tcPr>
           <w:p>
             <w:pPr>
-              <w:spacing w:after="20"/>
+              <w:spacing w:after="0" w:line="264" w:lineRule="auto"/>
             </w:pPr>
-            <w:r/>
             <w:r>
               <w:rPr>
                 <w:rFonts w:ascii="Malgun Gothic" w:hAnsi="Malgun Gothic" w:eastAsia="Malgun Gothic"/>
                 <w:b w:val="0"/>
-                <w:sz w:val="16"/>
+                <w:color w:val="202732"/>
+                <w:sz w:val="18"/>
               </w:rPr>
-              <w:t>Android Gradle Plugin 9.1.1</w:t>
+              <w:t>StateFlow</w:t>
             </w:r>
           </w:p>
         </w:tc>
         <w:tc>
           <w:tcPr>
-            <w:tcW w:type="dxa" w:w="5103"/>
-            <w:vAlign w:val="top"/>
+            <w:tcW w:type="dxa" w:w="6760"/>
+            <w:tcMar>
+              <w:top w:w="90" w:type="dxa"/>
+              <w:start w:w="120" w:type="dxa"/>
+              <w:bottom w:w="90" w:type="dxa"/>
+              <w:end w:w="120" w:type="dxa"/>
+            </w:tcMar>
+            <w:vAlign w:val="center"/>
           </w:tcPr>
           <w:p>
             <w:pPr>
-              <w:spacing w:after="20"/>
+              <w:spacing w:after="0" w:line="264" w:lineRule="auto"/>
             </w:pPr>
-            <w:r/>
             <w:r>
               <w:rPr>
                 <w:rFonts w:ascii="Malgun Gothic" w:hAnsi="Malgun Gothic" w:eastAsia="Malgun Gothic"/>
                 <w:b w:val="0"/>
-                <w:sz w:val="16"/>
+                <w:color w:val="202732"/>
+                <w:sz w:val="18"/>
               </w:rPr>
-              <w:t>Android 앱 빌드, 패키징, SDK 설정을 담당한다.</w:t>
+              <w:t>기록 목록이 변경될 때 화면에 변경 내용이 반영되도록 사용하였다.</w:t>
+            </w:r>
+          </w:p>
+        </w:tc>
+      </w:tr>
+    </w:tbl>
+    <w:p>
+      <w:pPr>
+        <w:spacing w:after="40"/>
+      </w:pPr>
+    </w:p>
+    <w:p>
+      <w:pPr>
+        <w:pStyle w:val="Heading2"/>
+      </w:pPr>
+      <w:r>
+        <w:t>2.2 수업 내용 적용</w:t>
+      </w:r>
+    </w:p>
+    <w:tbl>
+      <w:tblPr>
+        <w:tblStyle w:val="TableGrid"/>
+        <w:tblW w:type="dxa" w:w="9360"/>
+        <w:jc w:val="center"/>
+        <w:tblLayout w:type="fixed"/>
+        <w:tblLook w:firstColumn="1" w:firstRow="1" w:lastColumn="0" w:lastRow="0" w:noHBand="0" w:noVBand="1" w:val="04A0"/>
+      </w:tblPr>
+      <w:tblGrid>
+        <w:gridCol w:w="2600"/>
+        <w:gridCol w:w="6760"/>
+      </w:tblGrid>
+      <w:tr>
+        <w:trPr>
+          <w:tblHeader w:val="true"/>
+        </w:trPr>
+        <w:tc>
+          <w:tcPr>
+            <w:tcW w:type="dxa" w:w="2600"/>
+            <w:tcMar>
+              <w:top w:w="90" w:type="dxa"/>
+              <w:start w:w="120" w:type="dxa"/>
+              <w:bottom w:w="90" w:type="dxa"/>
+              <w:end w:w="120" w:type="dxa"/>
+            </w:tcMar>
+            <w:vAlign w:val="center"/>
+            <w:shd w:fill="E8EEF5"/>
+          </w:tcPr>
+          <w:p>
+            <w:pPr>
+              <w:spacing w:after="0" w:line="264" w:lineRule="auto"/>
+            </w:pPr>
+            <w:r>
+              <w:rPr>
+                <w:rFonts w:ascii="Malgun Gothic" w:hAnsi="Malgun Gothic" w:eastAsia="Malgun Gothic"/>
+                <w:b/>
+                <w:color w:val="202732"/>
+                <w:sz w:val="18"/>
+              </w:rPr>
+              <w:t>수업에서 다룬 내용</w:t>
+            </w:r>
+          </w:p>
+        </w:tc>
+        <w:tc>
+          <w:tcPr>
+            <w:tcW w:type="dxa" w:w="6760"/>
+            <w:tcMar>
+              <w:top w:w="90" w:type="dxa"/>
+              <w:start w:w="120" w:type="dxa"/>
+              <w:bottom w:w="90" w:type="dxa"/>
+              <w:end w:w="120" w:type="dxa"/>
+            </w:tcMar>
+            <w:vAlign w:val="center"/>
+            <w:shd w:fill="E8EEF5"/>
+          </w:tcPr>
+          <w:p>
+            <w:pPr>
+              <w:spacing w:after="0" w:line="264" w:lineRule="auto"/>
+            </w:pPr>
+            <w:r>
+              <w:rPr>
+                <w:rFonts w:ascii="Malgun Gothic" w:hAnsi="Malgun Gothic" w:eastAsia="Malgun Gothic"/>
+                <w:b/>
+                <w:color w:val="202732"/>
+                <w:sz w:val="18"/>
+              </w:rPr>
+              <w:t>프로젝트 적용 내용</w:t>
             </w:r>
           </w:p>
         </w:tc>
@@ -488,41 +645,143 @@
       <w:tr>
         <w:tc>
           <w:tcPr>
-            <w:tcW w:type="dxa" w:w="5103"/>
-            <w:vAlign w:val="top"/>
+            <w:tcW w:type="dxa" w:w="2600"/>
+            <w:tcMar>
+              <w:top w:w="90" w:type="dxa"/>
+              <w:start w:w="120" w:type="dxa"/>
+              <w:bottom w:w="90" w:type="dxa"/>
+              <w:end w:w="120" w:type="dxa"/>
+            </w:tcMar>
+            <w:vAlign w:val="center"/>
           </w:tcPr>
           <w:p>
             <w:pPr>
-              <w:spacing w:after="20"/>
+              <w:spacing w:after="0" w:line="264" w:lineRule="auto"/>
             </w:pPr>
-            <w:r/>
             <w:r>
               <w:rPr>
                 <w:rFonts w:ascii="Malgun Gothic" w:hAnsi="Malgun Gothic" w:eastAsia="Malgun Gothic"/>
                 <w:b w:val="0"/>
-                <w:sz w:val="16"/>
+                <w:color w:val="202732"/>
+                <w:sz w:val="18"/>
               </w:rPr>
-              <w:t>Kotlin 2.2.10 / Kotlin Compose Plugin</w:t>
+              <w:t>Kotlin 변수, 조건문, 컬렉션</w:t>
             </w:r>
           </w:p>
         </w:tc>
         <w:tc>
           <w:tcPr>
-            <w:tcW w:type="dxa" w:w="5103"/>
-            <w:vAlign w:val="top"/>
+            <w:tcW w:type="dxa" w:w="6760"/>
+            <w:tcMar>
+              <w:top w:w="90" w:type="dxa"/>
+              <w:start w:w="120" w:type="dxa"/>
+              <w:bottom w:w="90" w:type="dxa"/>
+              <w:end w:w="120" w:type="dxa"/>
+            </w:tcMar>
+            <w:vAlign w:val="center"/>
           </w:tcPr>
           <w:p>
             <w:pPr>
-              <w:spacing w:after="20"/>
+              <w:spacing w:after="0" w:line="264" w:lineRule="auto"/>
             </w:pPr>
-            <w:r/>
             <w:r>
               <w:rPr>
                 <w:rFonts w:ascii="Malgun Gothic" w:hAnsi="Malgun Gothic" w:eastAsia="Malgun Gothic"/>
                 <w:b w:val="0"/>
-                <w:sz w:val="16"/>
+                <w:color w:val="202732"/>
+                <w:sz w:val="18"/>
               </w:rPr>
-              <w:t>Kotlin 문법과 Jetpack Compose 컴파일을 지원한다.</w:t>
+              <w:t xml:space="preserve">입력값을 변수로 관리하고 </w:t>
+            </w:r>
+            <w:r>
+              <w:rPr>
+                <w:rFonts w:ascii="Consolas" w:hAnsi="Consolas" w:eastAsia="Consolas"/>
+                <w:b/>
+                <w:color w:val="1F4D78"/>
+                <w:sz w:val="17"/>
+              </w:rPr>
+              <w:t>if</w:t>
+            </w:r>
+            <w:r>
+              <w:rPr>
+                <w:rFonts w:ascii="Malgun Gothic" w:hAnsi="Malgun Gothic" w:eastAsia="Malgun Gothic"/>
+                <w:b w:val="0"/>
+                <w:color w:val="202732"/>
+                <w:sz w:val="18"/>
+              </w:rPr>
+              <w:t xml:space="preserve">, </w:t>
+            </w:r>
+            <w:r>
+              <w:rPr>
+                <w:rFonts w:ascii="Consolas" w:hAnsi="Consolas" w:eastAsia="Consolas"/>
+                <w:b/>
+                <w:color w:val="1F4D78"/>
+                <w:sz w:val="17"/>
+              </w:rPr>
+              <w:t>when</w:t>
+            </w:r>
+            <w:r>
+              <w:rPr>
+                <w:rFonts w:ascii="Malgun Gothic" w:hAnsi="Malgun Gothic" w:eastAsia="Malgun Gothic"/>
+                <w:b w:val="0"/>
+                <w:color w:val="202732"/>
+                <w:sz w:val="18"/>
+              </w:rPr>
+              <w:t xml:space="preserve">, </w:t>
+            </w:r>
+            <w:r>
+              <w:rPr>
+                <w:rFonts w:ascii="Consolas" w:hAnsi="Consolas" w:eastAsia="Consolas"/>
+                <w:b/>
+                <w:color w:val="1F4D78"/>
+                <w:sz w:val="17"/>
+              </w:rPr>
+              <w:t>filter</w:t>
+            </w:r>
+            <w:r>
+              <w:rPr>
+                <w:rFonts w:ascii="Malgun Gothic" w:hAnsi="Malgun Gothic" w:eastAsia="Malgun Gothic"/>
+                <w:b w:val="0"/>
+                <w:color w:val="202732"/>
+                <w:sz w:val="18"/>
+              </w:rPr>
+              <w:t xml:space="preserve">, </w:t>
+            </w:r>
+            <w:r>
+              <w:rPr>
+                <w:rFonts w:ascii="Consolas" w:hAnsi="Consolas" w:eastAsia="Consolas"/>
+                <w:b/>
+                <w:color w:val="1F4D78"/>
+                <w:sz w:val="17"/>
+              </w:rPr>
+              <w:t>map</w:t>
+            </w:r>
+            <w:r>
+              <w:rPr>
+                <w:rFonts w:ascii="Malgun Gothic" w:hAnsi="Malgun Gothic" w:eastAsia="Malgun Gothic"/>
+                <w:b w:val="0"/>
+                <w:color w:val="202732"/>
+                <w:sz w:val="18"/>
+              </w:rPr>
+              <w:t xml:space="preserve">, </w:t>
+            </w:r>
+            <w:r>
+              <w:rPr>
+                <w:rFonts w:ascii="Consolas" w:hAnsi="Consolas" w:eastAsia="Consolas"/>
+                <w:b/>
+                <w:color w:val="1F4D78"/>
+                <w:sz w:val="17"/>
+              </w:rPr>
+              <w:t>sumOf</w:t>
+            </w:r>
+            <w:r>
+              <w:rPr>
+                <w:rFonts w:ascii="Malgun Gothic" w:hAnsi="Malgun Gothic" w:eastAsia="Malgun Gothic"/>
+                <w:b w:val="0"/>
+                <w:color w:val="202732"/>
+                <w:sz w:val="18"/>
+              </w:rPr>
+              <w:t>로 기록을 처리하였다.</w:t>
             </w:r>
           </w:p>
         </w:tc>
@@ -530,41 +789,80 @@
       <w:tr>
         <w:tc>
           <w:tcPr>
-            <w:tcW w:type="dxa" w:w="5103"/>
-            <w:vAlign w:val="top"/>
+            <w:tcW w:type="dxa" w:w="2600"/>
+            <w:tcMar>
+              <w:top w:w="90" w:type="dxa"/>
+              <w:start w:w="120" w:type="dxa"/>
+              <w:bottom w:w="90" w:type="dxa"/>
+              <w:end w:w="120" w:type="dxa"/>
+            </w:tcMar>
+            <w:vAlign w:val="center"/>
           </w:tcPr>
           <w:p>
             <w:pPr>
-              <w:spacing w:after="20"/>
+              <w:spacing w:after="0" w:line="264" w:lineRule="auto"/>
             </w:pPr>
-            <w:r/>
             <w:r>
               <w:rPr>
                 <w:rFonts w:ascii="Malgun Gothic" w:hAnsi="Malgun Gothic" w:eastAsia="Malgun Gothic"/>
                 <w:b w:val="0"/>
-                <w:sz w:val="16"/>
+                <w:color w:val="202732"/>
+                <w:sz w:val="18"/>
               </w:rPr>
-              <w:t>AndroidX Core KTX 1.18.0</w:t>
+              <w:t>객체지향 프로그래밍</w:t>
             </w:r>
           </w:p>
         </w:tc>
         <w:tc>
           <w:tcPr>
-            <w:tcW w:type="dxa" w:w="5103"/>
-            <w:vAlign w:val="top"/>
+            <w:tcW w:type="dxa" w:w="6760"/>
+            <w:tcMar>
+              <w:top w:w="90" w:type="dxa"/>
+              <w:start w:w="120" w:type="dxa"/>
+              <w:bottom w:w="90" w:type="dxa"/>
+              <w:end w:w="120" w:type="dxa"/>
+            </w:tcMar>
+            <w:vAlign w:val="center"/>
           </w:tcPr>
           <w:p>
             <w:pPr>
-              <w:spacing w:after="20"/>
+              <w:spacing w:after="0" w:line="264" w:lineRule="auto"/>
             </w:pPr>
-            <w:r/>
+            <w:r>
+              <w:rPr>
+                <w:rFonts w:ascii="Consolas" w:hAnsi="Consolas" w:eastAsia="Consolas"/>
+                <w:b/>
+                <w:color w:val="1F4D78"/>
+                <w:sz w:val="17"/>
+              </w:rPr>
+              <w:t>Expense</w:t>
+            </w:r>
             <w:r>
               <w:rPr>
                 <w:rFonts w:ascii="Malgun Gothic" w:hAnsi="Malgun Gothic" w:eastAsia="Malgun Gothic"/>
                 <w:b w:val="0"/>
-                <w:sz w:val="16"/>
+                <w:color w:val="202732"/>
+                <w:sz w:val="18"/>
               </w:rPr>
-              <w:t>Android API를 Kotlin 방식으로 간결하게 사용할 수 있게 한다.</w:t>
+              <w:t xml:space="preserve"> 데이터 클래스와 </w:t>
+            </w:r>
+            <w:r>
+              <w:rPr>
+                <w:rFonts w:ascii="Consolas" w:hAnsi="Consolas" w:eastAsia="Consolas"/>
+                <w:b/>
+                <w:color w:val="1F4D78"/>
+                <w:sz w:val="17"/>
+              </w:rPr>
+              <w:t>TransactionType</w:t>
+            </w:r>
+            <w:r>
+              <w:rPr>
+                <w:rFonts w:ascii="Malgun Gothic" w:hAnsi="Malgun Gothic" w:eastAsia="Malgun Gothic"/>
+                <w:b w:val="0"/>
+                <w:color w:val="202732"/>
+                <w:sz w:val="18"/>
+              </w:rPr>
+              <w:t xml:space="preserve"> 열거형으로 기록 형식을 정의하였다.</w:t>
             </w:r>
           </w:p>
         </w:tc>
@@ -572,41 +870,71 @@
       <w:tr>
         <w:tc>
           <w:tcPr>
-            <w:tcW w:type="dxa" w:w="5103"/>
-            <w:vAlign w:val="top"/>
+            <w:tcW w:type="dxa" w:w="2600"/>
+            <w:tcMar>
+              <w:top w:w="90" w:type="dxa"/>
+              <w:start w:w="120" w:type="dxa"/>
+              <w:bottom w:w="90" w:type="dxa"/>
+              <w:end w:w="120" w:type="dxa"/>
+            </w:tcMar>
+            <w:vAlign w:val="center"/>
           </w:tcPr>
           <w:p>
             <w:pPr>
-              <w:spacing w:after="20"/>
+              <w:spacing w:after="0" w:line="264" w:lineRule="auto"/>
             </w:pPr>
-            <w:r/>
             <w:r>
               <w:rPr>
                 <w:rFonts w:ascii="Malgun Gothic" w:hAnsi="Malgun Gothic" w:eastAsia="Malgun Gothic"/>
                 <w:b w:val="0"/>
-                <w:sz w:val="16"/>
+                <w:color w:val="202732"/>
+                <w:sz w:val="18"/>
               </w:rPr>
-              <w:t>Activity Compose 1.9.3</w:t>
+              <w:t>화면 구성과 이벤트 처리</w:t>
             </w:r>
           </w:p>
         </w:tc>
         <w:tc>
           <w:tcPr>
-            <w:tcW w:type="dxa" w:w="5103"/>
-            <w:vAlign w:val="top"/>
+            <w:tcW w:type="dxa" w:w="6760"/>
+            <w:tcMar>
+              <w:top w:w="90" w:type="dxa"/>
+              <w:start w:w="120" w:type="dxa"/>
+              <w:bottom w:w="90" w:type="dxa"/>
+              <w:end w:w="120" w:type="dxa"/>
+            </w:tcMar>
+            <w:vAlign w:val="center"/>
           </w:tcPr>
           <w:p>
             <w:pPr>
-              <w:spacing w:after="20"/>
+              <w:spacing w:after="0" w:line="264" w:lineRule="auto"/>
             </w:pPr>
-            <w:r/>
             <w:r>
               <w:rPr>
                 <w:rFonts w:ascii="Malgun Gothic" w:hAnsi="Malgun Gothic" w:eastAsia="Malgun Gothic"/>
                 <w:b w:val="0"/>
-                <w:sz w:val="16"/>
+                <w:color w:val="202732"/>
+                <w:sz w:val="18"/>
               </w:rPr>
-              <w:t>Activity에서 Compose UI를 실행하고 생명주기와 연결한다.</w:t>
+              <w:t xml:space="preserve">입력창, 선택 메뉴, 버튼을 배치하고 </w:t>
+            </w:r>
+            <w:r>
+              <w:rPr>
+                <w:rFonts w:ascii="Consolas" w:hAnsi="Consolas" w:eastAsia="Consolas"/>
+                <w:b/>
+                <w:color w:val="1F4D78"/>
+                <w:sz w:val="17"/>
+              </w:rPr>
+              <w:t>onClick</w:t>
+            </w:r>
+            <w:r>
+              <w:rPr>
+                <w:rFonts w:ascii="Malgun Gothic" w:hAnsi="Malgun Gothic" w:eastAsia="Malgun Gothic"/>
+                <w:b w:val="0"/>
+                <w:color w:val="202732"/>
+                <w:sz w:val="18"/>
+              </w:rPr>
+              <w:t xml:space="preserve"> 이벤트로 기록 추가·수정·삭제를 처리하였다.</w:t>
             </w:r>
           </w:p>
         </w:tc>
@@ -614,41 +942,62 @@
       <w:tr>
         <w:tc>
           <w:tcPr>
-            <w:tcW w:type="dxa" w:w="5103"/>
-            <w:vAlign w:val="top"/>
+            <w:tcW w:type="dxa" w:w="2600"/>
+            <w:tcMar>
+              <w:top w:w="90" w:type="dxa"/>
+              <w:start w:w="120" w:type="dxa"/>
+              <w:bottom w:w="90" w:type="dxa"/>
+              <w:end w:w="120" w:type="dxa"/>
+            </w:tcMar>
+            <w:vAlign w:val="center"/>
           </w:tcPr>
           <w:p>
             <w:pPr>
-              <w:spacing w:after="20"/>
+              <w:spacing w:after="0" w:line="264" w:lineRule="auto"/>
             </w:pPr>
-            <w:r/>
             <w:r>
               <w:rPr>
                 <w:rFonts w:ascii="Malgun Gothic" w:hAnsi="Malgun Gothic" w:eastAsia="Malgun Gothic"/>
                 <w:b w:val="0"/>
-                <w:sz w:val="16"/>
+                <w:color w:val="202732"/>
+                <w:sz w:val="18"/>
               </w:rPr>
-              <w:t>Jetpack Compose BOM 2024.10.00</w:t>
+              <w:t>액티비티와 생명주기</w:t>
             </w:r>
           </w:p>
         </w:tc>
         <w:tc>
           <w:tcPr>
-            <w:tcW w:type="dxa" w:w="5103"/>
-            <w:vAlign w:val="top"/>
+            <w:tcW w:type="dxa" w:w="6760"/>
+            <w:tcMar>
+              <w:top w:w="90" w:type="dxa"/>
+              <w:start w:w="120" w:type="dxa"/>
+              <w:bottom w:w="90" w:type="dxa"/>
+              <w:end w:w="120" w:type="dxa"/>
+            </w:tcMar>
+            <w:vAlign w:val="center"/>
           </w:tcPr>
           <w:p>
             <w:pPr>
-              <w:spacing w:after="20"/>
+              <w:spacing w:after="0" w:line="264" w:lineRule="auto"/>
             </w:pPr>
-            <w:r/>
+            <w:r>
+              <w:rPr>
+                <w:rFonts w:ascii="Consolas" w:hAnsi="Consolas" w:eastAsia="Consolas"/>
+                <w:b/>
+                <w:color w:val="1F4D78"/>
+                <w:sz w:val="17"/>
+              </w:rPr>
+              <w:t>MainActivity</w:t>
+            </w:r>
             <w:r>
               <w:rPr>
                 <w:rFonts w:ascii="Malgun Gothic" w:hAnsi="Malgun Gothic" w:eastAsia="Malgun Gothic"/>
                 <w:b w:val="0"/>
-                <w:sz w:val="16"/>
+                <w:color w:val="202732"/>
+                <w:sz w:val="18"/>
               </w:rPr>
-              <w:t>Compose UI, Graphics, Tooling Preview, Material3 버전을 일관되게 맞춘다.</w:t>
+              <w:t>에서 앱 화면을 시작하고 ViewModel을 생성하였다.</w:t>
             </w:r>
           </w:p>
         </w:tc>
@@ -656,41 +1005,62 @@
       <w:tr>
         <w:tc>
           <w:tcPr>
-            <w:tcW w:type="dxa" w:w="5103"/>
-            <w:vAlign w:val="top"/>
+            <w:tcW w:type="dxa" w:w="2600"/>
+            <w:tcMar>
+              <w:top w:w="90" w:type="dxa"/>
+              <w:start w:w="120" w:type="dxa"/>
+              <w:bottom w:w="90" w:type="dxa"/>
+              <w:end w:w="120" w:type="dxa"/>
+            </w:tcMar>
+            <w:vAlign w:val="center"/>
           </w:tcPr>
           <w:p>
             <w:pPr>
-              <w:spacing w:after="20"/>
+              <w:spacing w:after="0" w:line="264" w:lineRule="auto"/>
             </w:pPr>
-            <w:r/>
             <w:r>
               <w:rPr>
                 <w:rFonts w:ascii="Malgun Gothic" w:hAnsi="Malgun Gothic" w:eastAsia="Malgun Gothic"/>
                 <w:b w:val="0"/>
-                <w:sz w:val="16"/>
+                <w:color w:val="202732"/>
+                <w:sz w:val="18"/>
               </w:rPr>
-              <w:t>Material3</w:t>
+              <w:t>할 일 목록 앱 구성</w:t>
             </w:r>
           </w:p>
         </w:tc>
         <w:tc>
           <w:tcPr>
-            <w:tcW w:type="dxa" w:w="5103"/>
-            <w:vAlign w:val="top"/>
+            <w:tcW w:type="dxa" w:w="6760"/>
+            <w:tcMar>
+              <w:top w:w="90" w:type="dxa"/>
+              <w:start w:w="120" w:type="dxa"/>
+              <w:bottom w:w="90" w:type="dxa"/>
+              <w:end w:w="120" w:type="dxa"/>
+            </w:tcMar>
+            <w:vAlign w:val="center"/>
           </w:tcPr>
           <w:p>
             <w:pPr>
-              <w:spacing w:after="20"/>
+              <w:spacing w:after="0" w:line="264" w:lineRule="auto"/>
             </w:pPr>
-            <w:r/>
+            <w:r>
+              <w:rPr>
+                <w:rFonts w:ascii="Consolas" w:hAnsi="Consolas" w:eastAsia="Consolas"/>
+                <w:b/>
+                <w:color w:val="1F4D78"/>
+                <w:sz w:val="17"/>
+              </w:rPr>
+              <w:t>LazyColumn</w:t>
+            </w:r>
             <w:r>
               <w:rPr>
                 <w:rFonts w:ascii="Malgun Gothic" w:hAnsi="Malgun Gothic" w:eastAsia="Malgun Gothic"/>
                 <w:b w:val="0"/>
-                <w:sz w:val="16"/>
+                <w:color w:val="202732"/>
+                <w:sz w:val="18"/>
               </w:rPr>
-              <w:t>카드, 버튼, 텍스트 필드, 네비게이션 바 등 주요 UI 컴포넌트를 제공한다.</w:t>
+              <w:t>으로 수입·지출 기록 목록을 표시하였다.</w:t>
             </w:r>
           </w:p>
         </w:tc>
@@ -698,190 +1068,316 @@
       <w:tr>
         <w:tc>
           <w:tcPr>
-            <w:tcW w:type="dxa" w:w="5103"/>
-            <w:vAlign w:val="top"/>
+            <w:tcW w:type="dxa" w:w="2600"/>
+            <w:tcMar>
+              <w:top w:w="90" w:type="dxa"/>
+              <w:start w:w="120" w:type="dxa"/>
+              <w:bottom w:w="90" w:type="dxa"/>
+              <w:end w:w="120" w:type="dxa"/>
+            </w:tcMar>
+            <w:vAlign w:val="center"/>
           </w:tcPr>
           <w:p>
             <w:pPr>
-              <w:spacing w:after="20"/>
+              <w:spacing w:after="0" w:line="264" w:lineRule="auto"/>
             </w:pPr>
-            <w:r/>
             <w:r>
               <w:rPr>
                 <w:rFonts w:ascii="Malgun Gothic" w:hAnsi="Malgun Gothic" w:eastAsia="Malgun Gothic"/>
                 <w:b w:val="0"/>
-                <w:sz w:val="16"/>
+                <w:color w:val="202732"/>
+                <w:sz w:val="18"/>
               </w:rPr>
-              <w:t>Lifecycle ViewModel Compose 2.8.6</w:t>
+              <w:t>Android 라이브러리 활용</w:t>
             </w:r>
           </w:p>
         </w:tc>
         <w:tc>
           <w:tcPr>
-            <w:tcW w:type="dxa" w:w="5103"/>
-            <w:vAlign w:val="top"/>
+            <w:tcW w:type="dxa" w:w="6760"/>
+            <w:tcMar>
+              <w:top w:w="90" w:type="dxa"/>
+              <w:start w:w="120" w:type="dxa"/>
+              <w:bottom w:w="90" w:type="dxa"/>
+              <w:end w:w="120" w:type="dxa"/>
+            </w:tcMar>
+            <w:vAlign w:val="center"/>
           </w:tcPr>
           <w:p>
             <w:pPr>
-              <w:spacing w:after="20"/>
+              <w:spacing w:after="0" w:line="264" w:lineRule="auto"/>
             </w:pPr>
-            <w:r/>
             <w:r>
               <w:rPr>
                 <w:rFonts w:ascii="Malgun Gothic" w:hAnsi="Malgun Gothic" w:eastAsia="Malgun Gothic"/>
                 <w:b w:val="0"/>
-                <w:sz w:val="16"/>
+                <w:color w:val="202732"/>
+                <w:sz w:val="18"/>
               </w:rPr>
-              <w:t>ViewModel 상태를 Compose 화면에서 안전하게 관찰한다.</w:t>
-            </w:r>
-          </w:p>
-        </w:tc>
-      </w:tr>
-      <w:tr>
-        <w:tc>
-          <w:tcPr>
-            <w:tcW w:type="dxa" w:w="5103"/>
-            <w:vAlign w:val="top"/>
-          </w:tcPr>
-          <w:p>
-            <w:pPr>
-              <w:spacing w:after="20"/>
-            </w:pPr>
-            <w:r/>
-            <w:r>
-              <w:rPr>
-                <w:rFonts w:ascii="Malgun Gothic" w:hAnsi="Malgun Gothic" w:eastAsia="Malgun Gothic"/>
-                <w:b w:val="0"/>
-                <w:sz w:val="16"/>
-              </w:rPr>
-              <w:t>JUnit 4.13.2 / AndroidX Test / Espresso</w:t>
-            </w:r>
-          </w:p>
-        </w:tc>
-        <w:tc>
-          <w:tcPr>
-            <w:tcW w:type="dxa" w:w="5103"/>
-            <w:vAlign w:val="top"/>
-          </w:tcPr>
-          <w:p>
-            <w:pPr>
-              <w:spacing w:after="20"/>
-            </w:pPr>
-            <w:r/>
-            <w:r>
-              <w:rPr>
-                <w:rFonts w:ascii="Malgun Gothic" w:hAnsi="Malgun Gothic" w:eastAsia="Malgun Gothic"/>
-                <w:b w:val="0"/>
-                <w:sz w:val="16"/>
-              </w:rPr>
-              <w:t>ViewModel 단위 테스트와 Android 테스트 환경을 제공한다.</w:t>
+              <w:t>Jetpack Compose와 Material3 컴포넌트를 사용하여 화면을 구성하였다.</w:t>
             </w:r>
           </w:p>
         </w:tc>
       </w:tr>
     </w:tbl>
-    <w:p/>
+    <w:p>
+      <w:pPr>
+        <w:spacing w:after="40"/>
+      </w:pPr>
+    </w:p>
     <w:p>
       <w:pPr>
         <w:pStyle w:val="Heading1"/>
       </w:pPr>
       <w:r>
+        <w:t>3. 프로젝트 구조</w:t>
+      </w:r>
+    </w:p>
+    <w:p>
+      <w:pPr>
+        <w:keepLines/>
+        <w:spacing w:before="60" w:after="140" w:line="240" w:lineRule="auto"/>
+        <w:ind w:left="170" w:right="170"/>
+        <w:shd w:fill="F4F6F9"/>
+      </w:pPr>
+      <w:r>
         <w:rPr>
-          <w:rFonts w:ascii="Malgun Gothic" w:hAnsi="Malgun Gothic" w:eastAsia="Malgun Gothic"/>
-          <w:color w:val="2E74B5"/>
-          <w:sz w:val="30"/>
+          <w:rFonts w:ascii="Consolas" w:hAnsi="Consolas" w:eastAsia="Consolas"/>
+          <w:b w:val="0"/>
+          <w:color w:val="263242"/>
+          <w:sz w:val="15"/>
         </w:rPr>
-        <w:t>3. 프로젝트 구조</w:t>
+        <w:t>EmotionBudgetApp/</w:t>
+        <w:br/>
+      </w:r>
+      <w:r>
+        <w:rPr>
+          <w:rFonts w:ascii="Consolas" w:hAnsi="Consolas" w:eastAsia="Consolas"/>
+          <w:b w:val="0"/>
+          <w:color w:val="263242"/>
+          <w:sz w:val="15"/>
+        </w:rPr>
+        <w:t>├─ app/</w:t>
+        <w:br/>
+      </w:r>
+      <w:r>
+        <w:rPr>
+          <w:rFonts w:ascii="Consolas" w:hAnsi="Consolas" w:eastAsia="Consolas"/>
+          <w:b w:val="0"/>
+          <w:color w:val="263242"/>
+          <w:sz w:val="15"/>
+        </w:rPr>
+        <w:t>│  ├─ build.gradle.kts</w:t>
+        <w:br/>
+      </w:r>
+      <w:r>
+        <w:rPr>
+          <w:rFonts w:ascii="Consolas" w:hAnsi="Consolas" w:eastAsia="Consolas"/>
+          <w:b w:val="0"/>
+          <w:color w:val="263242"/>
+          <w:sz w:val="15"/>
+        </w:rPr>
+        <w:t>│  └─ src/main/</w:t>
+        <w:br/>
+      </w:r>
+      <w:r>
+        <w:rPr>
+          <w:rFonts w:ascii="Consolas" w:hAnsi="Consolas" w:eastAsia="Consolas"/>
+          <w:b w:val="0"/>
+          <w:color w:val="263242"/>
+          <w:sz w:val="15"/>
+        </w:rPr>
+        <w:t>│     ├─ AndroidManifest.xml</w:t>
+        <w:br/>
+      </w:r>
+      <w:r>
+        <w:rPr>
+          <w:rFonts w:ascii="Consolas" w:hAnsi="Consolas" w:eastAsia="Consolas"/>
+          <w:b w:val="0"/>
+          <w:color w:val="263242"/>
+          <w:sz w:val="15"/>
+        </w:rPr>
+        <w:t>│     ├─ res/</w:t>
+        <w:br/>
+      </w:r>
+      <w:r>
+        <w:rPr>
+          <w:rFonts w:ascii="Consolas" w:hAnsi="Consolas" w:eastAsia="Consolas"/>
+          <w:b w:val="0"/>
+          <w:color w:val="263242"/>
+          <w:sz w:val="15"/>
+        </w:rPr>
+        <w:t>│     └─ java/com/example/emotionbudgetapp/</w:t>
+        <w:br/>
+      </w:r>
+      <w:r>
+        <w:rPr>
+          <w:rFonts w:ascii="Consolas" w:hAnsi="Consolas" w:eastAsia="Consolas"/>
+          <w:b w:val="0"/>
+          <w:color w:val="263242"/>
+          <w:sz w:val="15"/>
+        </w:rPr>
+        <w:t>│        ├─ MainActivity.kt</w:t>
+        <w:br/>
+      </w:r>
+      <w:r>
+        <w:rPr>
+          <w:rFonts w:ascii="Consolas" w:hAnsi="Consolas" w:eastAsia="Consolas"/>
+          <w:b w:val="0"/>
+          <w:color w:val="263242"/>
+          <w:sz w:val="15"/>
+        </w:rPr>
+        <w:t>│        ├─ data/</w:t>
+        <w:br/>
+      </w:r>
+      <w:r>
+        <w:rPr>
+          <w:rFonts w:ascii="Consolas" w:hAnsi="Consolas" w:eastAsia="Consolas"/>
+          <w:b w:val="0"/>
+          <w:color w:val="263242"/>
+          <w:sz w:val="15"/>
+        </w:rPr>
+        <w:t>│        │  └─ Expense.kt</w:t>
+        <w:br/>
+      </w:r>
+      <w:r>
+        <w:rPr>
+          <w:rFonts w:ascii="Consolas" w:hAnsi="Consolas" w:eastAsia="Consolas"/>
+          <w:b w:val="0"/>
+          <w:color w:val="263242"/>
+          <w:sz w:val="15"/>
+        </w:rPr>
+        <w:t>│        ├─ viewmodel/</w:t>
+        <w:br/>
+      </w:r>
+      <w:r>
+        <w:rPr>
+          <w:rFonts w:ascii="Consolas" w:hAnsi="Consolas" w:eastAsia="Consolas"/>
+          <w:b w:val="0"/>
+          <w:color w:val="263242"/>
+          <w:sz w:val="15"/>
+        </w:rPr>
+        <w:t>│        │  └─ ExpenseViewModel.kt</w:t>
+        <w:br/>
+      </w:r>
+      <w:r>
+        <w:rPr>
+          <w:rFonts w:ascii="Consolas" w:hAnsi="Consolas" w:eastAsia="Consolas"/>
+          <w:b w:val="0"/>
+          <w:color w:val="263242"/>
+          <w:sz w:val="15"/>
+        </w:rPr>
+        <w:t>│        └─ ui/</w:t>
+        <w:br/>
+      </w:r>
+      <w:r>
+        <w:rPr>
+          <w:rFonts w:ascii="Consolas" w:hAnsi="Consolas" w:eastAsia="Consolas"/>
+          <w:b w:val="0"/>
+          <w:color w:val="263242"/>
+          <w:sz w:val="15"/>
+        </w:rPr>
+        <w:t>│           ├─ EmotionBudgetAppRoot.kt</w:t>
+        <w:br/>
+      </w:r>
+      <w:r>
+        <w:rPr>
+          <w:rFonts w:ascii="Consolas" w:hAnsi="Consolas" w:eastAsia="Consolas"/>
+          <w:b w:val="0"/>
+          <w:color w:val="263242"/>
+          <w:sz w:val="15"/>
+        </w:rPr>
+        <w:t>│           ├─ ExpenseScreen.kt</w:t>
+        <w:br/>
+      </w:r>
+      <w:r>
+        <w:rPr>
+          <w:rFonts w:ascii="Consolas" w:hAnsi="Consolas" w:eastAsia="Consolas"/>
+          <w:b w:val="0"/>
+          <w:color w:val="263242"/>
+          <w:sz w:val="15"/>
+        </w:rPr>
+        <w:t>│           ├─ ExpenseItem.kt</w:t>
+        <w:br/>
+      </w:r>
+      <w:r>
+        <w:rPr>
+          <w:rFonts w:ascii="Consolas" w:hAnsi="Consolas" w:eastAsia="Consolas"/>
+          <w:b w:val="0"/>
+          <w:color w:val="263242"/>
+          <w:sz w:val="15"/>
+        </w:rPr>
+        <w:t>│           ├─ LedgerReportScreen.kt</w:t>
+        <w:br/>
+      </w:r>
+      <w:r>
+        <w:rPr>
+          <w:rFonts w:ascii="Consolas" w:hAnsi="Consolas" w:eastAsia="Consolas"/>
+          <w:b w:val="0"/>
+          <w:color w:val="263242"/>
+          <w:sz w:val="15"/>
+        </w:rPr>
+        <w:t>│           └─ EmotionAnalysisScreen.kt</w:t>
+        <w:br/>
+      </w:r>
+      <w:r>
+        <w:rPr>
+          <w:rFonts w:ascii="Consolas" w:hAnsi="Consolas" w:eastAsia="Consolas"/>
+          <w:b w:val="0"/>
+          <w:color w:val="263242"/>
+          <w:sz w:val="15"/>
+        </w:rPr>
+        <w:t>└─ gradle/</w:t>
+        <w:br/>
+      </w:r>
+      <w:r>
+        <w:rPr>
+          <w:rFonts w:ascii="Consolas" w:hAnsi="Consolas" w:eastAsia="Consolas"/>
+          <w:b w:val="0"/>
+          <w:color w:val="263242"/>
+          <w:sz w:val="15"/>
+        </w:rPr>
+        <w:t xml:space="preserve">   └─ libs.versions.toml</w:t>
       </w:r>
     </w:p>
     <w:tbl>
       <w:tblPr>
         <w:tblStyle w:val="TableGrid"/>
-        <w:tblW w:type="auto" w:w="0"/>
+        <w:tblW w:type="dxa" w:w="9360"/>
+        <w:jc w:val="center"/>
+        <w:tblLayout w:type="fixed"/>
         <w:tblLook w:firstColumn="1" w:firstRow="1" w:lastColumn="0" w:lastRow="0" w:noHBand="0" w:noVBand="1" w:val="04A0"/>
       </w:tblPr>
       <w:tblGrid>
-        <w:gridCol w:w="10206"/>
+        <w:gridCol w:w="2600"/>
+        <w:gridCol w:w="6760"/>
       </w:tblGrid>
       <w:tr>
+        <w:trPr>
+          <w:tblHeader w:val="true"/>
+        </w:trPr>
         <w:tc>
           <w:tcPr>
-            <w:tcW w:type="dxa" w:w="10206"/>
-            <w:shd w:fill="F5F7FA"/>
+            <w:tcW w:type="dxa" w:w="2600"/>
+            <w:tcMar>
+              <w:top w:w="90" w:type="dxa"/>
+              <w:start w:w="120" w:type="dxa"/>
+              <w:bottom w:w="90" w:type="dxa"/>
+              <w:end w:w="120" w:type="dxa"/>
+            </w:tcMar>
+            <w:vAlign w:val="center"/>
+            <w:shd w:fill="E8EEF5"/>
           </w:tcPr>
           <w:p>
             <w:pPr>
-              <w:spacing w:after="0" w:lineRule="auto" w:line="226"/>
+              <w:spacing w:after="0" w:line="264" w:lineRule="auto"/>
             </w:pPr>
-            <w:r/>
-            <w:r>
-              <w:rPr>
-                <w:rFonts w:ascii="Consolas" w:hAnsi="Consolas" w:eastAsia="Consolas"/>
-                <w:sz w:val="13"/>
-              </w:rPr>
-              <w:t>EmotionBudgetApp/</w:t>
-              <w:br/>
-              <w:t>├─ app/</w:t>
-              <w:br/>
-              <w:t>│  ├─ build.gradle.kts</w:t>
-              <w:br/>
-              <w:t>│  └─ src/main/java/com/example/emotionbudgetapp/</w:t>
-              <w:br/>
-              <w:t>│     ├─ MainActivity.kt</w:t>
-              <w:br/>
-              <w:t>│     ├─ data/Expense.kt</w:t>
-              <w:br/>
-              <w:t>│     ├─ viewmodel/ExpenseViewModel.kt</w:t>
-              <w:br/>
-              <w:t>│     └─ ui/</w:t>
-              <w:br/>
-              <w:t>│        ├─ EmotionBudgetAppRoot.kt</w:t>
-              <w:br/>
-              <w:t>│        ├─ ExpenseScreen.kt</w:t>
-              <w:br/>
-              <w:t>│        ├─ ExpenseItem.kt</w:t>
-              <w:br/>
-              <w:t>│        ├─ LedgerReportScreen.kt</w:t>
-              <w:br/>
-              <w:t>│        └─ EmotionAnalysisScreen.kt</w:t>
-              <w:br/>
-              <w:t>├─ gradle/libs.versions.toml</w:t>
-              <w:br/>
-              <w:t>└─ docs/final-demo-flow.md</w:t>
-            </w:r>
-          </w:p>
-        </w:tc>
-      </w:tr>
-    </w:tbl>
-    <w:p/>
-    <w:tbl>
-      <w:tblPr>
-        <w:tblStyle w:val="TableGrid"/>
-        <w:tblW w:type="auto" w:w="0"/>
-        <w:jc w:val="center"/>
-        <w:tblLook w:firstColumn="1" w:firstRow="1" w:lastColumn="0" w:lastRow="0" w:noHBand="0" w:noVBand="1" w:val="04A0"/>
-      </w:tblPr>
-      <w:tblGrid>
-        <w:gridCol w:w="5103"/>
-        <w:gridCol w:w="5103"/>
-      </w:tblGrid>
-      <w:tr>
-        <w:tc>
-          <w:tcPr>
-            <w:tcW w:type="dxa" w:w="5103"/>
-            <w:shd w:fill="E8EEF5"/>
-            <w:vAlign w:val="center"/>
-          </w:tcPr>
-          <w:p>
-            <w:pPr>
-              <w:spacing w:after="20"/>
-            </w:pPr>
-            <w:r/>
             <w:r>
               <w:rPr>
                 <w:rFonts w:ascii="Malgun Gothic" w:hAnsi="Malgun Gothic" w:eastAsia="Malgun Gothic"/>
                 <w:b/>
-                <w:sz w:val="17"/>
+                <w:color w:val="202732"/>
+                <w:sz w:val="18"/>
               </w:rPr>
               <w:t>파일</w:t>
             </w:r>
@@ -889,20 +1385,26 @@
         </w:tc>
         <w:tc>
           <w:tcPr>
-            <w:tcW w:type="dxa" w:w="5103"/>
+            <w:tcW w:type="dxa" w:w="6760"/>
+            <w:tcMar>
+              <w:top w:w="90" w:type="dxa"/>
+              <w:start w:w="120" w:type="dxa"/>
+              <w:bottom w:w="90" w:type="dxa"/>
+              <w:end w:w="120" w:type="dxa"/>
+            </w:tcMar>
+            <w:vAlign w:val="center"/>
             <w:shd w:fill="E8EEF5"/>
-            <w:vAlign w:val="center"/>
           </w:tcPr>
           <w:p>
             <w:pPr>
-              <w:spacing w:after="20"/>
+              <w:spacing w:after="0" w:line="264" w:lineRule="auto"/>
             </w:pPr>
-            <w:r/>
             <w:r>
               <w:rPr>
                 <w:rFonts w:ascii="Malgun Gothic" w:hAnsi="Malgun Gothic" w:eastAsia="Malgun Gothic"/>
                 <w:b/>
-                <w:sz w:val="17"/>
+                <w:color w:val="202732"/>
+                <w:sz w:val="18"/>
               </w:rPr>
               <w:t>역할</w:t>
             </w:r>
@@ -912,19 +1414,25 @@
       <w:tr>
         <w:tc>
           <w:tcPr>
-            <w:tcW w:type="dxa" w:w="5103"/>
-            <w:vAlign w:val="top"/>
+            <w:tcW w:type="dxa" w:w="2600"/>
+            <w:tcMar>
+              <w:top w:w="90" w:type="dxa"/>
+              <w:start w:w="120" w:type="dxa"/>
+              <w:bottom w:w="90" w:type="dxa"/>
+              <w:end w:w="120" w:type="dxa"/>
+            </w:tcMar>
+            <w:vAlign w:val="center"/>
           </w:tcPr>
           <w:p>
             <w:pPr>
-              <w:spacing w:after="20"/>
+              <w:spacing w:after="0" w:line="264" w:lineRule="auto"/>
             </w:pPr>
-            <w:r/>
             <w:r>
               <w:rPr>
-                <w:rFonts w:ascii="Malgun Gothic" w:hAnsi="Malgun Gothic" w:eastAsia="Malgun Gothic"/>
-                <w:b w:val="0"/>
-                <w:sz w:val="16"/>
+                <w:rFonts w:ascii="Consolas" w:hAnsi="Consolas" w:eastAsia="Consolas"/>
+                <w:b/>
+                <w:color w:val="1F4D78"/>
+                <w:sz w:val="17"/>
               </w:rPr>
               <w:t>app/build.gradle.kts</w:t>
             </w:r>
@@ -932,21 +1440,27 @@
         </w:tc>
         <w:tc>
           <w:tcPr>
-            <w:tcW w:type="dxa" w:w="5103"/>
-            <w:vAlign w:val="top"/>
+            <w:tcW w:type="dxa" w:w="6760"/>
+            <w:tcMar>
+              <w:top w:w="90" w:type="dxa"/>
+              <w:start w:w="120" w:type="dxa"/>
+              <w:bottom w:w="90" w:type="dxa"/>
+              <w:end w:w="120" w:type="dxa"/>
+            </w:tcMar>
+            <w:vAlign w:val="center"/>
           </w:tcPr>
           <w:p>
             <w:pPr>
-              <w:spacing w:after="20"/>
+              <w:spacing w:after="0" w:line="264" w:lineRule="auto"/>
             </w:pPr>
-            <w:r/>
             <w:r>
               <w:rPr>
                 <w:rFonts w:ascii="Malgun Gothic" w:hAnsi="Malgun Gothic" w:eastAsia="Malgun Gothic"/>
                 <w:b w:val="0"/>
-                <w:sz w:val="16"/>
+                <w:color w:val="202732"/>
+                <w:sz w:val="18"/>
               </w:rPr>
-              <w:t>앱 모듈의 SDK, Compose 사용 여부, 의존성, 테스트 설정을 정의한다.</w:t>
+              <w:t>SDK 버전, Compose 사용 여부, 라이브러리 의존성을 설정한다.</w:t>
             </w:r>
           </w:p>
         </w:tc>
@@ -954,19 +1468,25 @@
       <w:tr>
         <w:tc>
           <w:tcPr>
-            <w:tcW w:type="dxa" w:w="5103"/>
-            <w:vAlign w:val="top"/>
+            <w:tcW w:type="dxa" w:w="2600"/>
+            <w:tcMar>
+              <w:top w:w="90" w:type="dxa"/>
+              <w:start w:w="120" w:type="dxa"/>
+              <w:bottom w:w="90" w:type="dxa"/>
+              <w:end w:w="120" w:type="dxa"/>
+            </w:tcMar>
+            <w:vAlign w:val="center"/>
           </w:tcPr>
           <w:p>
             <w:pPr>
-              <w:spacing w:after="20"/>
+              <w:spacing w:after="0" w:line="264" w:lineRule="auto"/>
             </w:pPr>
-            <w:r/>
             <w:r>
               <w:rPr>
-                <w:rFonts w:ascii="Malgun Gothic" w:hAnsi="Malgun Gothic" w:eastAsia="Malgun Gothic"/>
-                <w:b w:val="0"/>
-                <w:sz w:val="16"/>
+                <w:rFonts w:ascii="Consolas" w:hAnsi="Consolas" w:eastAsia="Consolas"/>
+                <w:b/>
+                <w:color w:val="1F4D78"/>
+                <w:sz w:val="17"/>
               </w:rPr>
               <w:t>gradle/libs.versions.toml</w:t>
             </w:r>
@@ -974,21 +1494,27 @@
         </w:tc>
         <w:tc>
           <w:tcPr>
-            <w:tcW w:type="dxa" w:w="5103"/>
-            <w:vAlign w:val="top"/>
+            <w:tcW w:type="dxa" w:w="6760"/>
+            <w:tcMar>
+              <w:top w:w="90" w:type="dxa"/>
+              <w:start w:w="120" w:type="dxa"/>
+              <w:bottom w:w="90" w:type="dxa"/>
+              <w:end w:w="120" w:type="dxa"/>
+            </w:tcMar>
+            <w:vAlign w:val="center"/>
           </w:tcPr>
           <w:p>
             <w:pPr>
-              <w:spacing w:after="20"/>
+              <w:spacing w:after="0" w:line="264" w:lineRule="auto"/>
             </w:pPr>
-            <w:r/>
             <w:r>
               <w:rPr>
                 <w:rFonts w:ascii="Malgun Gothic" w:hAnsi="Malgun Gothic" w:eastAsia="Malgun Gothic"/>
                 <w:b w:val="0"/>
-                <w:sz w:val="16"/>
+                <w:color w:val="202732"/>
+                <w:sz w:val="18"/>
               </w:rPr>
-              <w:t>라이브러리와 플러그인 버전을 한곳에서 관리하는 Version Catalog이다.</w:t>
+              <w:t>프로젝트에서 사용하는 라이브러리와 플러그인 버전을 관리한다.</w:t>
             </w:r>
           </w:p>
         </w:tc>
@@ -996,19 +1522,25 @@
       <w:tr>
         <w:tc>
           <w:tcPr>
-            <w:tcW w:type="dxa" w:w="5103"/>
-            <w:vAlign w:val="top"/>
+            <w:tcW w:type="dxa" w:w="2600"/>
+            <w:tcMar>
+              <w:top w:w="90" w:type="dxa"/>
+              <w:start w:w="120" w:type="dxa"/>
+              <w:bottom w:w="90" w:type="dxa"/>
+              <w:end w:w="120" w:type="dxa"/>
+            </w:tcMar>
+            <w:vAlign w:val="center"/>
           </w:tcPr>
           <w:p>
             <w:pPr>
-              <w:spacing w:after="20"/>
+              <w:spacing w:after="0" w:line="264" w:lineRule="auto"/>
             </w:pPr>
-            <w:r/>
             <w:r>
               <w:rPr>
-                <w:rFonts w:ascii="Malgun Gothic" w:hAnsi="Malgun Gothic" w:eastAsia="Malgun Gothic"/>
-                <w:b w:val="0"/>
-                <w:sz w:val="16"/>
+                <w:rFonts w:ascii="Consolas" w:hAnsi="Consolas" w:eastAsia="Consolas"/>
+                <w:b/>
+                <w:color w:val="1F4D78"/>
+                <w:sz w:val="17"/>
               </w:rPr>
               <w:t>MainActivity.kt</w:t>
             </w:r>
@@ -1016,21 +1548,27 @@
         </w:tc>
         <w:tc>
           <w:tcPr>
-            <w:tcW w:type="dxa" w:w="5103"/>
-            <w:vAlign w:val="top"/>
+            <w:tcW w:type="dxa" w:w="6760"/>
+            <w:tcMar>
+              <w:top w:w="90" w:type="dxa"/>
+              <w:start w:w="120" w:type="dxa"/>
+              <w:bottom w:w="90" w:type="dxa"/>
+              <w:end w:w="120" w:type="dxa"/>
+            </w:tcMar>
+            <w:vAlign w:val="center"/>
           </w:tcPr>
           <w:p>
             <w:pPr>
-              <w:spacing w:after="20"/>
+              <w:spacing w:after="0" w:line="264" w:lineRule="auto"/>
             </w:pPr>
-            <w:r/>
             <w:r>
               <w:rPr>
                 <w:rFonts w:ascii="Malgun Gothic" w:hAnsi="Malgun Gothic" w:eastAsia="Malgun Gothic"/>
                 <w:b w:val="0"/>
-                <w:sz w:val="16"/>
+                <w:color w:val="202732"/>
+                <w:sz w:val="18"/>
               </w:rPr>
-              <w:t>앱 시작 지점. ViewModel을 생성하고 루트 Compose 화면을 호출한다.</w:t>
+              <w:t>앱이 실행될 때 처음 호출되는 Activity이다.</w:t>
             </w:r>
           </w:p>
         </w:tc>
@@ -1038,19 +1576,25 @@
       <w:tr>
         <w:tc>
           <w:tcPr>
-            <w:tcW w:type="dxa" w:w="5103"/>
-            <w:vAlign w:val="top"/>
+            <w:tcW w:type="dxa" w:w="2600"/>
+            <w:tcMar>
+              <w:top w:w="90" w:type="dxa"/>
+              <w:start w:w="120" w:type="dxa"/>
+              <w:bottom w:w="90" w:type="dxa"/>
+              <w:end w:w="120" w:type="dxa"/>
+            </w:tcMar>
+            <w:vAlign w:val="center"/>
           </w:tcPr>
           <w:p>
             <w:pPr>
-              <w:spacing w:after="20"/>
+              <w:spacing w:after="0" w:line="264" w:lineRule="auto"/>
             </w:pPr>
-            <w:r/>
             <w:r>
               <w:rPr>
-                <w:rFonts w:ascii="Malgun Gothic" w:hAnsi="Malgun Gothic" w:eastAsia="Malgun Gothic"/>
-                <w:b w:val="0"/>
-                <w:sz w:val="16"/>
+                <w:rFonts w:ascii="Consolas" w:hAnsi="Consolas" w:eastAsia="Consolas"/>
+                <w:b/>
+                <w:color w:val="1F4D78"/>
+                <w:sz w:val="17"/>
               </w:rPr>
               <w:t>data/Expense.kt</w:t>
             </w:r>
@@ -1058,21 +1602,27 @@
         </w:tc>
         <w:tc>
           <w:tcPr>
-            <w:tcW w:type="dxa" w:w="5103"/>
-            <w:vAlign w:val="top"/>
+            <w:tcW w:type="dxa" w:w="6760"/>
+            <w:tcMar>
+              <w:top w:w="90" w:type="dxa"/>
+              <w:start w:w="120" w:type="dxa"/>
+              <w:bottom w:w="90" w:type="dxa"/>
+              <w:end w:w="120" w:type="dxa"/>
+            </w:tcMar>
+            <w:vAlign w:val="center"/>
           </w:tcPr>
           <w:p>
             <w:pPr>
-              <w:spacing w:after="20"/>
+              <w:spacing w:after="0" w:line="264" w:lineRule="auto"/>
             </w:pPr>
-            <w:r/>
             <w:r>
               <w:rPr>
                 <w:rFonts w:ascii="Malgun Gothic" w:hAnsi="Malgun Gothic" w:eastAsia="Malgun Gothic"/>
                 <w:b w:val="0"/>
-                <w:sz w:val="16"/>
+                <w:color w:val="202732"/>
+                <w:sz w:val="18"/>
               </w:rPr>
-              <w:t>수입/지출 타입과 기록 데이터 모델을 정의한다.</w:t>
+              <w:t>수입·지출 기록 한 건의 데이터 형식을 정의한다.</w:t>
             </w:r>
           </w:p>
         </w:tc>
@@ -1080,19 +1630,25 @@
       <w:tr>
         <w:tc>
           <w:tcPr>
-            <w:tcW w:type="dxa" w:w="5103"/>
-            <w:vAlign w:val="top"/>
+            <w:tcW w:type="dxa" w:w="2600"/>
+            <w:tcMar>
+              <w:top w:w="90" w:type="dxa"/>
+              <w:start w:w="120" w:type="dxa"/>
+              <w:bottom w:w="90" w:type="dxa"/>
+              <w:end w:w="120" w:type="dxa"/>
+            </w:tcMar>
+            <w:vAlign w:val="center"/>
           </w:tcPr>
           <w:p>
             <w:pPr>
-              <w:spacing w:after="20"/>
+              <w:spacing w:after="0" w:line="264" w:lineRule="auto"/>
             </w:pPr>
-            <w:r/>
             <w:r>
               <w:rPr>
-                <w:rFonts w:ascii="Malgun Gothic" w:hAnsi="Malgun Gothic" w:eastAsia="Malgun Gothic"/>
-                <w:b w:val="0"/>
-                <w:sz w:val="16"/>
+                <w:rFonts w:ascii="Consolas" w:hAnsi="Consolas" w:eastAsia="Consolas"/>
+                <w:b/>
+                <w:color w:val="1F4D78"/>
+                <w:sz w:val="17"/>
               </w:rPr>
               <w:t>viewmodel/ExpenseViewModel.kt</w:t>
             </w:r>
@@ -1100,21 +1656,27 @@
         </w:tc>
         <w:tc>
           <w:tcPr>
-            <w:tcW w:type="dxa" w:w="5103"/>
-            <w:vAlign w:val="top"/>
+            <w:tcW w:type="dxa" w:w="6760"/>
+            <w:tcMar>
+              <w:top w:w="90" w:type="dxa"/>
+              <w:start w:w="120" w:type="dxa"/>
+              <w:bottom w:w="90" w:type="dxa"/>
+              <w:end w:w="120" w:type="dxa"/>
+            </w:tcMar>
+            <w:vAlign w:val="center"/>
           </w:tcPr>
           <w:p>
             <w:pPr>
-              <w:spacing w:after="20"/>
+              <w:spacing w:after="0" w:line="264" w:lineRule="auto"/>
             </w:pPr>
-            <w:r/>
             <w:r>
               <w:rPr>
                 <w:rFonts w:ascii="Malgun Gothic" w:hAnsi="Malgun Gothic" w:eastAsia="Malgun Gothic"/>
                 <w:b w:val="0"/>
-                <w:sz w:val="16"/>
+                <w:color w:val="202732"/>
+                <w:sz w:val="18"/>
               </w:rPr>
-              <w:t>기록 목록 상태, 추가/수정/삭제, 합계 계산, 샘플 데이터 생성을 담당한다.</w:t>
+              <w:t>기록 목록과 추가, 수정, 삭제, 합계 계산을 담당한다.</w:t>
             </w:r>
           </w:p>
         </w:tc>
@@ -1122,19 +1684,25 @@
       <w:tr>
         <w:tc>
           <w:tcPr>
-            <w:tcW w:type="dxa" w:w="5103"/>
-            <w:vAlign w:val="top"/>
+            <w:tcW w:type="dxa" w:w="2600"/>
+            <w:tcMar>
+              <w:top w:w="90" w:type="dxa"/>
+              <w:start w:w="120" w:type="dxa"/>
+              <w:bottom w:w="90" w:type="dxa"/>
+              <w:end w:w="120" w:type="dxa"/>
+            </w:tcMar>
+            <w:vAlign w:val="center"/>
           </w:tcPr>
           <w:p>
             <w:pPr>
-              <w:spacing w:after="20"/>
+              <w:spacing w:after="0" w:line="264" w:lineRule="auto"/>
             </w:pPr>
-            <w:r/>
             <w:r>
               <w:rPr>
-                <w:rFonts w:ascii="Malgun Gothic" w:hAnsi="Malgun Gothic" w:eastAsia="Malgun Gothic"/>
-                <w:b w:val="0"/>
-                <w:sz w:val="16"/>
+                <w:rFonts w:ascii="Consolas" w:hAnsi="Consolas" w:eastAsia="Consolas"/>
+                <w:b/>
+                <w:color w:val="1F4D78"/>
+                <w:sz w:val="17"/>
               </w:rPr>
               <w:t>ui/EmotionBudgetAppRoot.kt</w:t>
             </w:r>
@@ -1142,21 +1710,27 @@
         </w:tc>
         <w:tc>
           <w:tcPr>
-            <w:tcW w:type="dxa" w:w="5103"/>
-            <w:vAlign w:val="top"/>
+            <w:tcW w:type="dxa" w:w="6760"/>
+            <w:tcMar>
+              <w:top w:w="90" w:type="dxa"/>
+              <w:start w:w="120" w:type="dxa"/>
+              <w:bottom w:w="90" w:type="dxa"/>
+              <w:end w:w="120" w:type="dxa"/>
+            </w:tcMar>
+            <w:vAlign w:val="center"/>
           </w:tcPr>
           <w:p>
             <w:pPr>
-              <w:spacing w:after="20"/>
+              <w:spacing w:after="0" w:line="264" w:lineRule="auto"/>
             </w:pPr>
-            <w:r/>
             <w:r>
               <w:rPr>
                 <w:rFonts w:ascii="Malgun Gothic" w:hAnsi="Malgun Gothic" w:eastAsia="Malgun Gothic"/>
                 <w:b w:val="0"/>
-                <w:sz w:val="16"/>
+                <w:color w:val="202732"/>
+                <w:sz w:val="18"/>
               </w:rPr>
-              <w:t>하단 네비게이션으로 기록, 통계, 감정 화면을 전환한다.</w:t>
+              <w:t>하단 탭을 이용해 기록, 통계, 감정 화면을 전환한다.</w:t>
             </w:r>
           </w:p>
         </w:tc>
@@ -1164,19 +1738,25 @@
       <w:tr>
         <w:tc>
           <w:tcPr>
-            <w:tcW w:type="dxa" w:w="5103"/>
-            <w:vAlign w:val="top"/>
+            <w:tcW w:type="dxa" w:w="2600"/>
+            <w:tcMar>
+              <w:top w:w="90" w:type="dxa"/>
+              <w:start w:w="120" w:type="dxa"/>
+              <w:bottom w:w="90" w:type="dxa"/>
+              <w:end w:w="120" w:type="dxa"/>
+            </w:tcMar>
+            <w:vAlign w:val="center"/>
           </w:tcPr>
           <w:p>
             <w:pPr>
-              <w:spacing w:after="20"/>
+              <w:spacing w:after="0" w:line="264" w:lineRule="auto"/>
             </w:pPr>
-            <w:r/>
             <w:r>
               <w:rPr>
-                <w:rFonts w:ascii="Malgun Gothic" w:hAnsi="Malgun Gothic" w:eastAsia="Malgun Gothic"/>
-                <w:b w:val="0"/>
-                <w:sz w:val="16"/>
+                <w:rFonts w:ascii="Consolas" w:hAnsi="Consolas" w:eastAsia="Consolas"/>
+                <w:b/>
+                <w:color w:val="1F4D78"/>
+                <w:sz w:val="17"/>
               </w:rPr>
               <w:t>ui/ExpenseScreen.kt</w:t>
             </w:r>
@@ -1184,21 +1764,27 @@
         </w:tc>
         <w:tc>
           <w:tcPr>
-            <w:tcW w:type="dxa" w:w="5103"/>
-            <w:vAlign w:val="top"/>
+            <w:tcW w:type="dxa" w:w="6760"/>
+            <w:tcMar>
+              <w:top w:w="90" w:type="dxa"/>
+              <w:start w:w="120" w:type="dxa"/>
+              <w:bottom w:w="90" w:type="dxa"/>
+              <w:end w:w="120" w:type="dxa"/>
+            </w:tcMar>
+            <w:vAlign w:val="center"/>
           </w:tcPr>
           <w:p>
             <w:pPr>
-              <w:spacing w:after="20"/>
+              <w:spacing w:after="0" w:line="264" w:lineRule="auto"/>
             </w:pPr>
-            <w:r/>
             <w:r>
               <w:rPr>
                 <w:rFonts w:ascii="Malgun Gothic" w:hAnsi="Malgun Gothic" w:eastAsia="Malgun Gothic"/>
                 <w:b w:val="0"/>
-                <w:sz w:val="16"/>
+                <w:color w:val="202732"/>
+                <w:sz w:val="18"/>
               </w:rPr>
-              <w:t>기록 입력, 수정, 삭제, 검색, 기간/유형/카테고리/감정 필터를 제공한다.</w:t>
+              <w:t>기록 입력과 검색 조건을 처리하고 기록 목록을 표시한다.</w:t>
             </w:r>
           </w:p>
         </w:tc>
@@ -1206,19 +1792,25 @@
       <w:tr>
         <w:tc>
           <w:tcPr>
-            <w:tcW w:type="dxa" w:w="5103"/>
-            <w:vAlign w:val="top"/>
+            <w:tcW w:type="dxa" w:w="2600"/>
+            <w:tcMar>
+              <w:top w:w="90" w:type="dxa"/>
+              <w:start w:w="120" w:type="dxa"/>
+              <w:bottom w:w="90" w:type="dxa"/>
+              <w:end w:w="120" w:type="dxa"/>
+            </w:tcMar>
+            <w:vAlign w:val="center"/>
           </w:tcPr>
           <w:p>
             <w:pPr>
-              <w:spacing w:after="20"/>
+              <w:spacing w:after="0" w:line="264" w:lineRule="auto"/>
             </w:pPr>
-            <w:r/>
             <w:r>
               <w:rPr>
-                <w:rFonts w:ascii="Malgun Gothic" w:hAnsi="Malgun Gothic" w:eastAsia="Malgun Gothic"/>
-                <w:b w:val="0"/>
-                <w:sz w:val="16"/>
+                <w:rFonts w:ascii="Consolas" w:hAnsi="Consolas" w:eastAsia="Consolas"/>
+                <w:b/>
+                <w:color w:val="1F4D78"/>
+                <w:sz w:val="17"/>
               </w:rPr>
               <w:t>ui/ExpenseItem.kt</w:t>
             </w:r>
@@ -1226,21 +1818,27 @@
         </w:tc>
         <w:tc>
           <w:tcPr>
-            <w:tcW w:type="dxa" w:w="5103"/>
-            <w:vAlign w:val="top"/>
+            <w:tcW w:type="dxa" w:w="6760"/>
+            <w:tcMar>
+              <w:top w:w="90" w:type="dxa"/>
+              <w:start w:w="120" w:type="dxa"/>
+              <w:bottom w:w="90" w:type="dxa"/>
+              <w:end w:w="120" w:type="dxa"/>
+            </w:tcMar>
+            <w:vAlign w:val="center"/>
           </w:tcPr>
           <w:p>
             <w:pPr>
-              <w:spacing w:after="20"/>
+              <w:spacing w:after="0" w:line="264" w:lineRule="auto"/>
             </w:pPr>
-            <w:r/>
             <w:r>
               <w:rPr>
                 <w:rFonts w:ascii="Malgun Gothic" w:hAnsi="Malgun Gothic" w:eastAsia="Malgun Gothic"/>
                 <w:b w:val="0"/>
-                <w:sz w:val="16"/>
+                <w:color w:val="202732"/>
+                <w:sz w:val="18"/>
               </w:rPr>
-              <w:t>목록에 표시되는 개별 수입/지출 카드 UI를 담당한다.</w:t>
+              <w:t>기록 목록의 개별 항목을 카드 형태로 표시한다.</w:t>
             </w:r>
           </w:p>
         </w:tc>
@@ -1248,19 +1846,25 @@
       <w:tr>
         <w:tc>
           <w:tcPr>
-            <w:tcW w:type="dxa" w:w="5103"/>
-            <w:vAlign w:val="top"/>
+            <w:tcW w:type="dxa" w:w="2600"/>
+            <w:tcMar>
+              <w:top w:w="90" w:type="dxa"/>
+              <w:start w:w="120" w:type="dxa"/>
+              <w:bottom w:w="90" w:type="dxa"/>
+              <w:end w:w="120" w:type="dxa"/>
+            </w:tcMar>
+            <w:vAlign w:val="center"/>
           </w:tcPr>
           <w:p>
             <w:pPr>
-              <w:spacing w:after="20"/>
+              <w:spacing w:after="0" w:line="264" w:lineRule="auto"/>
             </w:pPr>
-            <w:r/>
             <w:r>
               <w:rPr>
-                <w:rFonts w:ascii="Malgun Gothic" w:hAnsi="Malgun Gothic" w:eastAsia="Malgun Gothic"/>
-                <w:b w:val="0"/>
-                <w:sz w:val="16"/>
+                <w:rFonts w:ascii="Consolas" w:hAnsi="Consolas" w:eastAsia="Consolas"/>
+                <w:b/>
+                <w:color w:val="1F4D78"/>
+                <w:sz w:val="17"/>
               </w:rPr>
               <w:t>ui/LedgerReportScreen.kt</w:t>
             </w:r>
@@ -1268,21 +1872,27 @@
         </w:tc>
         <w:tc>
           <w:tcPr>
-            <w:tcW w:type="dxa" w:w="5103"/>
-            <w:vAlign w:val="top"/>
+            <w:tcW w:type="dxa" w:w="6760"/>
+            <w:tcMar>
+              <w:top w:w="90" w:type="dxa"/>
+              <w:start w:w="120" w:type="dxa"/>
+              <w:bottom w:w="90" w:type="dxa"/>
+              <w:end w:w="120" w:type="dxa"/>
+            </w:tcMar>
+            <w:vAlign w:val="center"/>
           </w:tcPr>
           <w:p>
             <w:pPr>
-              <w:spacing w:after="20"/>
+              <w:spacing w:after="0" w:line="264" w:lineRule="auto"/>
             </w:pPr>
-            <w:r/>
             <w:r>
               <w:rPr>
                 <w:rFonts w:ascii="Malgun Gothic" w:hAnsi="Malgun Gothic" w:eastAsia="Malgun Gothic"/>
                 <w:b w:val="0"/>
-                <w:sz w:val="16"/>
+                <w:color w:val="202732"/>
+                <w:sz w:val="18"/>
               </w:rPr>
-              <w:t>월별 이동, 일일/달력/주별/월별/요약 통계 화면을 담당한다.</w:t>
+              <w:t>일별, 달력, 주별, 월별 통계 화면을 표시한다.</w:t>
             </w:r>
           </w:p>
         </w:tc>
@@ -1290,19 +1900,25 @@
       <w:tr>
         <w:tc>
           <w:tcPr>
-            <w:tcW w:type="dxa" w:w="5103"/>
-            <w:vAlign w:val="top"/>
+            <w:tcW w:type="dxa" w:w="2600"/>
+            <w:tcMar>
+              <w:top w:w="90" w:type="dxa"/>
+              <w:start w:w="120" w:type="dxa"/>
+              <w:bottom w:w="90" w:type="dxa"/>
+              <w:end w:w="120" w:type="dxa"/>
+            </w:tcMar>
+            <w:vAlign w:val="center"/>
           </w:tcPr>
           <w:p>
             <w:pPr>
-              <w:spacing w:after="20"/>
+              <w:spacing w:after="0" w:line="264" w:lineRule="auto"/>
             </w:pPr>
-            <w:r/>
             <w:r>
               <w:rPr>
-                <w:rFonts w:ascii="Malgun Gothic" w:hAnsi="Malgun Gothic" w:eastAsia="Malgun Gothic"/>
-                <w:b w:val="0"/>
-                <w:sz w:val="16"/>
+                <w:rFonts w:ascii="Consolas" w:hAnsi="Consolas" w:eastAsia="Consolas"/>
+                <w:b/>
+                <w:color w:val="1F4D78"/>
+                <w:sz w:val="17"/>
               </w:rPr>
               <w:t>ui/EmotionAnalysisScreen.kt</w:t>
             </w:r>
@@ -1310,110 +1926,83 @@
         </w:tc>
         <w:tc>
           <w:tcPr>
-            <w:tcW w:type="dxa" w:w="5103"/>
-            <w:vAlign w:val="top"/>
+            <w:tcW w:type="dxa" w:w="6760"/>
+            <w:tcMar>
+              <w:top w:w="90" w:type="dxa"/>
+              <w:start w:w="120" w:type="dxa"/>
+              <w:bottom w:w="90" w:type="dxa"/>
+              <w:end w:w="120" w:type="dxa"/>
+            </w:tcMar>
+            <w:vAlign w:val="center"/>
           </w:tcPr>
           <w:p>
             <w:pPr>
-              <w:spacing w:after="20"/>
+              <w:spacing w:after="0" w:line="264" w:lineRule="auto"/>
             </w:pPr>
-            <w:r/>
             <w:r>
               <w:rPr>
                 <w:rFonts w:ascii="Malgun Gothic" w:hAnsi="Malgun Gothic" w:eastAsia="Malgun Gothic"/>
                 <w:b w:val="0"/>
-                <w:sz w:val="16"/>
+                <w:color w:val="202732"/>
+                <w:sz w:val="18"/>
               </w:rPr>
-              <w:t>감정별 지출 금액/빈도 그래프, 스트레스 변화, 감정 소비 진단 카드를 담당한다.</w:t>
-            </w:r>
-          </w:p>
-        </w:tc>
-      </w:tr>
-      <w:tr>
-        <w:tc>
-          <w:tcPr>
-            <w:tcW w:type="dxa" w:w="5103"/>
-            <w:vAlign w:val="top"/>
-          </w:tcPr>
-          <w:p>
-            <w:pPr>
-              <w:spacing w:after="20"/>
-            </w:pPr>
-            <w:r/>
-            <w:r>
-              <w:rPr>
-                <w:rFonts w:ascii="Malgun Gothic" w:hAnsi="Malgun Gothic" w:eastAsia="Malgun Gothic"/>
-                <w:b w:val="0"/>
-                <w:sz w:val="16"/>
-              </w:rPr>
-              <w:t>ExpenseViewModelTest.kt</w:t>
-            </w:r>
-          </w:p>
-        </w:tc>
-        <w:tc>
-          <w:tcPr>
-            <w:tcW w:type="dxa" w:w="5103"/>
-            <w:vAlign w:val="top"/>
-          </w:tcPr>
-          <w:p>
-            <w:pPr>
-              <w:spacing w:after="20"/>
-            </w:pPr>
-            <w:r/>
-            <w:r>
-              <w:rPr>
-                <w:rFonts w:ascii="Malgun Gothic" w:hAnsi="Malgun Gothic" w:eastAsia="Malgun Gothic"/>
-                <w:b w:val="0"/>
-                <w:sz w:val="16"/>
-              </w:rPr>
-              <w:t>기록 추가, 수입/지출 합계 분리, 수정, 삭제, 카테고리 합계, 샘플 데이터 로직을 검증한다.</w:t>
+              <w:t>감정별 지출 금액과 횟수를 계산하고 그래프로 표시한다.</w:t>
             </w:r>
           </w:p>
         </w:tc>
       </w:tr>
     </w:tbl>
-    <w:p/>
+    <w:p>
+      <w:pPr>
+        <w:spacing w:after="40"/>
+      </w:pPr>
+    </w:p>
     <w:p>
       <w:pPr>
         <w:pStyle w:val="Heading1"/>
       </w:pPr>
       <w:r>
-        <w:rPr>
-          <w:rFonts w:ascii="Malgun Gothic" w:hAnsi="Malgun Gothic" w:eastAsia="Malgun Gothic"/>
-          <w:color w:val="2E74B5"/>
-          <w:sz w:val="30"/>
-        </w:rPr>
-        <w:t>4. 주요 기능 요약</w:t>
+        <w:t>4. 주요 기능</w:t>
       </w:r>
     </w:p>
     <w:tbl>
       <w:tblPr>
         <w:tblStyle w:val="TableGrid"/>
-        <w:tblW w:type="auto" w:w="0"/>
+        <w:tblW w:type="dxa" w:w="9360"/>
         <w:jc w:val="center"/>
+        <w:tblLayout w:type="fixed"/>
         <w:tblLook w:firstColumn="1" w:firstRow="1" w:lastColumn="0" w:lastRow="0" w:noHBand="0" w:noVBand="1" w:val="04A0"/>
       </w:tblPr>
       <w:tblGrid>
-        <w:gridCol w:w="5103"/>
-        <w:gridCol w:w="5103"/>
+        <w:gridCol w:w="2600"/>
+        <w:gridCol w:w="6760"/>
       </w:tblGrid>
       <w:tr>
+        <w:trPr>
+          <w:tblHeader w:val="true"/>
+        </w:trPr>
         <w:tc>
           <w:tcPr>
-            <w:tcW w:type="dxa" w:w="5103"/>
+            <w:tcW w:type="dxa" w:w="2600"/>
+            <w:tcMar>
+              <w:top w:w="90" w:type="dxa"/>
+              <w:start w:w="120" w:type="dxa"/>
+              <w:bottom w:w="90" w:type="dxa"/>
+              <w:end w:w="120" w:type="dxa"/>
+            </w:tcMar>
+            <w:vAlign w:val="center"/>
             <w:shd w:fill="E8EEF5"/>
-            <w:vAlign w:val="center"/>
           </w:tcPr>
           <w:p>
             <w:pPr>
-              <w:spacing w:after="20"/>
+              <w:spacing w:after="0" w:line="264" w:lineRule="auto"/>
             </w:pPr>
-            <w:r/>
             <w:r>
               <w:rPr>
                 <w:rFonts w:ascii="Malgun Gothic" w:hAnsi="Malgun Gothic" w:eastAsia="Malgun Gothic"/>
                 <w:b/>
-                <w:sz w:val="17"/>
+                <w:color w:val="202732"/>
+                <w:sz w:val="18"/>
               </w:rPr>
               <w:t>기능</w:t>
             </w:r>
@@ -1421,20 +2010,26 @@
         </w:tc>
         <w:tc>
           <w:tcPr>
-            <w:tcW w:type="dxa" w:w="5103"/>
+            <w:tcW w:type="dxa" w:w="6760"/>
+            <w:tcMar>
+              <w:top w:w="90" w:type="dxa"/>
+              <w:start w:w="120" w:type="dxa"/>
+              <w:bottom w:w="90" w:type="dxa"/>
+              <w:end w:w="120" w:type="dxa"/>
+            </w:tcMar>
+            <w:vAlign w:val="center"/>
             <w:shd w:fill="E8EEF5"/>
-            <w:vAlign w:val="center"/>
           </w:tcPr>
           <w:p>
             <w:pPr>
-              <w:spacing w:after="20"/>
+              <w:spacing w:after="0" w:line="264" w:lineRule="auto"/>
             </w:pPr>
-            <w:r/>
             <w:r>
               <w:rPr>
                 <w:rFonts w:ascii="Malgun Gothic" w:hAnsi="Malgun Gothic" w:eastAsia="Malgun Gothic"/>
                 <w:b/>
-                <w:sz w:val="17"/>
+                <w:color w:val="202732"/>
+                <w:sz w:val="18"/>
               </w:rPr>
               <w:t>설명</w:t>
             </w:r>
@@ -1444,41 +2039,53 @@
       <w:tr>
         <w:tc>
           <w:tcPr>
-            <w:tcW w:type="dxa" w:w="5103"/>
-            <w:vAlign w:val="top"/>
+            <w:tcW w:type="dxa" w:w="2600"/>
+            <w:tcMar>
+              <w:top w:w="90" w:type="dxa"/>
+              <w:start w:w="120" w:type="dxa"/>
+              <w:bottom w:w="90" w:type="dxa"/>
+              <w:end w:w="120" w:type="dxa"/>
+            </w:tcMar>
+            <w:vAlign w:val="center"/>
           </w:tcPr>
           <w:p>
             <w:pPr>
-              <w:spacing w:after="20"/>
+              <w:spacing w:after="0" w:line="264" w:lineRule="auto"/>
             </w:pPr>
-            <w:r/>
             <w:r>
               <w:rPr>
                 <w:rFonts w:ascii="Malgun Gothic" w:hAnsi="Malgun Gothic" w:eastAsia="Malgun Gothic"/>
                 <w:b w:val="0"/>
-                <w:sz w:val="16"/>
+                <w:color w:val="202732"/>
+                <w:sz w:val="18"/>
               </w:rPr>
-              <w:t>기본 가계부</w:t>
+              <w:t>수입·지출 기록</w:t>
             </w:r>
           </w:p>
         </w:tc>
         <w:tc>
           <w:tcPr>
-            <w:tcW w:type="dxa" w:w="5103"/>
-            <w:vAlign w:val="top"/>
+            <w:tcW w:type="dxa" w:w="6760"/>
+            <w:tcMar>
+              <w:top w:w="90" w:type="dxa"/>
+              <w:start w:w="120" w:type="dxa"/>
+              <w:bottom w:w="90" w:type="dxa"/>
+              <w:end w:w="120" w:type="dxa"/>
+            </w:tcMar>
+            <w:vAlign w:val="center"/>
           </w:tcPr>
           <w:p>
             <w:pPr>
-              <w:spacing w:after="20"/>
+              <w:spacing w:after="0" w:line="264" w:lineRule="auto"/>
             </w:pPr>
-            <w:r/>
             <w:r>
               <w:rPr>
                 <w:rFonts w:ascii="Malgun Gothic" w:hAnsi="Malgun Gothic" w:eastAsia="Malgun Gothic"/>
                 <w:b w:val="0"/>
-                <w:sz w:val="16"/>
+                <w:color w:val="202732"/>
+                <w:sz w:val="18"/>
               </w:rPr>
-              <w:t>금액, 수입/지출 유형, 날짜, 카테고리, 감정, 메모를 입력하고 목록에서 수정/삭제할 수 있다.</w:t>
+              <w:t>금액, 유형, 날짜, 카테고리, 감정, 메모를 입력한다.</w:t>
             </w:r>
           </w:p>
         </w:tc>
@@ -1486,41 +2093,53 @@
       <w:tr>
         <w:tc>
           <w:tcPr>
-            <w:tcW w:type="dxa" w:w="5103"/>
-            <w:vAlign w:val="top"/>
+            <w:tcW w:type="dxa" w:w="2600"/>
+            <w:tcMar>
+              <w:top w:w="90" w:type="dxa"/>
+              <w:start w:w="120" w:type="dxa"/>
+              <w:bottom w:w="90" w:type="dxa"/>
+              <w:end w:w="120" w:type="dxa"/>
+            </w:tcMar>
+            <w:vAlign w:val="center"/>
           </w:tcPr>
           <w:p>
             <w:pPr>
-              <w:spacing w:after="20"/>
+              <w:spacing w:after="0" w:line="264" w:lineRule="auto"/>
             </w:pPr>
-            <w:r/>
             <w:r>
               <w:rPr>
                 <w:rFonts w:ascii="Malgun Gothic" w:hAnsi="Malgun Gothic" w:eastAsia="Malgun Gothic"/>
                 <w:b w:val="0"/>
-                <w:sz w:val="16"/>
+                <w:color w:val="202732"/>
+                <w:sz w:val="18"/>
               </w:rPr>
-              <w:t>기록 찾기</w:t>
+              <w:t>기록 수정·삭제</w:t>
             </w:r>
           </w:p>
         </w:tc>
         <w:tc>
           <w:tcPr>
-            <w:tcW w:type="dxa" w:w="5103"/>
-            <w:vAlign w:val="top"/>
+            <w:tcW w:type="dxa" w:w="6760"/>
+            <w:tcMar>
+              <w:top w:w="90" w:type="dxa"/>
+              <w:start w:w="120" w:type="dxa"/>
+              <w:bottom w:w="90" w:type="dxa"/>
+              <w:end w:w="120" w:type="dxa"/>
+            </w:tcMar>
+            <w:vAlign w:val="center"/>
           </w:tcPr>
           <w:p>
             <w:pPr>
-              <w:spacing w:after="20"/>
+              <w:spacing w:after="0" w:line="264" w:lineRule="auto"/>
             </w:pPr>
-            <w:r/>
             <w:r>
               <w:rPr>
                 <w:rFonts w:ascii="Malgun Gothic" w:hAnsi="Malgun Gothic" w:eastAsia="Malgun Gothic"/>
                 <w:b w:val="0"/>
-                <w:sz w:val="16"/>
+                <w:color w:val="202732"/>
+                <w:sz w:val="18"/>
               </w:rPr>
-              <w:t>검색어와 기간, 유형, 카테고리, 감정 조건을 조합해 원하는 기록을 찾고 결과 없음 상태를 보여준다.</w:t>
+              <w:t>기존 기록을 다시 입력창에 불러오거나 삭제할 수 있다.</w:t>
             </w:r>
           </w:p>
         </w:tc>
@@ -1528,41 +2147,53 @@
       <w:tr>
         <w:tc>
           <w:tcPr>
-            <w:tcW w:type="dxa" w:w="5103"/>
-            <w:vAlign w:val="top"/>
+            <w:tcW w:type="dxa" w:w="2600"/>
+            <w:tcMar>
+              <w:top w:w="90" w:type="dxa"/>
+              <w:start w:w="120" w:type="dxa"/>
+              <w:bottom w:w="90" w:type="dxa"/>
+              <w:end w:w="120" w:type="dxa"/>
+            </w:tcMar>
+            <w:vAlign w:val="center"/>
           </w:tcPr>
           <w:p>
             <w:pPr>
-              <w:spacing w:after="20"/>
+              <w:spacing w:after="0" w:line="264" w:lineRule="auto"/>
             </w:pPr>
-            <w:r/>
             <w:r>
               <w:rPr>
                 <w:rFonts w:ascii="Malgun Gothic" w:hAnsi="Malgun Gothic" w:eastAsia="Malgun Gothic"/>
                 <w:b w:val="0"/>
-                <w:sz w:val="16"/>
+                <w:color w:val="202732"/>
+                <w:sz w:val="18"/>
               </w:rPr>
-              <w:t>상세 통계</w:t>
+              <w:t>기록 검색</w:t>
             </w:r>
           </w:p>
         </w:tc>
         <w:tc>
           <w:tcPr>
-            <w:tcW w:type="dxa" w:w="5103"/>
-            <w:vAlign w:val="top"/>
+            <w:tcW w:type="dxa" w:w="6760"/>
+            <w:tcMar>
+              <w:top w:w="90" w:type="dxa"/>
+              <w:start w:w="120" w:type="dxa"/>
+              <w:bottom w:w="90" w:type="dxa"/>
+              <w:end w:w="120" w:type="dxa"/>
+            </w:tcMar>
+            <w:vAlign w:val="center"/>
           </w:tcPr>
           <w:p>
             <w:pPr>
-              <w:spacing w:after="20"/>
+              <w:spacing w:after="0" w:line="264" w:lineRule="auto"/>
             </w:pPr>
-            <w:r/>
             <w:r>
               <w:rPr>
                 <w:rFonts w:ascii="Malgun Gothic" w:hAnsi="Malgun Gothic" w:eastAsia="Malgun Gothic"/>
                 <w:b w:val="0"/>
-                <w:sz w:val="16"/>
+                <w:color w:val="202732"/>
+                <w:sz w:val="18"/>
               </w:rPr>
-              <w:t>월 이동 버튼과 일일/달력/주별/월별/요약 탭으로 기록을 여러 관점에서 확인한다.</w:t>
+              <w:t>검색어, 기간, 유형, 카테고리, 감정, 금액 범위로 기록을 찾는다.</w:t>
             </w:r>
           </w:p>
         </w:tc>
@@ -1570,19 +2201,79 @@
       <w:tr>
         <w:tc>
           <w:tcPr>
-            <w:tcW w:type="dxa" w:w="5103"/>
-            <w:vAlign w:val="top"/>
+            <w:tcW w:type="dxa" w:w="2600"/>
+            <w:tcMar>
+              <w:top w:w="90" w:type="dxa"/>
+              <w:start w:w="120" w:type="dxa"/>
+              <w:bottom w:w="90" w:type="dxa"/>
+              <w:end w:w="120" w:type="dxa"/>
+            </w:tcMar>
+            <w:vAlign w:val="center"/>
           </w:tcPr>
           <w:p>
             <w:pPr>
-              <w:spacing w:after="20"/>
+              <w:spacing w:after="0" w:line="264" w:lineRule="auto"/>
             </w:pPr>
-            <w:r/>
             <w:r>
               <w:rPr>
                 <w:rFonts w:ascii="Malgun Gothic" w:hAnsi="Malgun Gothic" w:eastAsia="Malgun Gothic"/>
                 <w:b w:val="0"/>
-                <w:sz w:val="16"/>
+                <w:color w:val="202732"/>
+                <w:sz w:val="18"/>
+              </w:rPr>
+              <w:t>통계 화면</w:t>
+            </w:r>
+          </w:p>
+        </w:tc>
+        <w:tc>
+          <w:tcPr>
+            <w:tcW w:type="dxa" w:w="6760"/>
+            <w:tcMar>
+              <w:top w:w="90" w:type="dxa"/>
+              <w:start w:w="120" w:type="dxa"/>
+              <w:bottom w:w="90" w:type="dxa"/>
+              <w:end w:w="120" w:type="dxa"/>
+            </w:tcMar>
+            <w:vAlign w:val="center"/>
+          </w:tcPr>
+          <w:p>
+            <w:pPr>
+              <w:spacing w:after="0" w:line="264" w:lineRule="auto"/>
+            </w:pPr>
+            <w:r>
+              <w:rPr>
+                <w:rFonts w:ascii="Malgun Gothic" w:hAnsi="Malgun Gothic" w:eastAsia="Malgun Gothic"/>
+                <w:b w:val="0"/>
+                <w:color w:val="202732"/>
+                <w:sz w:val="18"/>
+              </w:rPr>
+              <w:t>기록을 일별, 달력, 주별, 월별, 요약 형태로 정리한다.</w:t>
+            </w:r>
+          </w:p>
+        </w:tc>
+      </w:tr>
+      <w:tr>
+        <w:tc>
+          <w:tcPr>
+            <w:tcW w:type="dxa" w:w="2600"/>
+            <w:tcMar>
+              <w:top w:w="90" w:type="dxa"/>
+              <w:start w:w="120" w:type="dxa"/>
+              <w:bottom w:w="90" w:type="dxa"/>
+              <w:end w:w="120" w:type="dxa"/>
+            </w:tcMar>
+            <w:vAlign w:val="center"/>
+          </w:tcPr>
+          <w:p>
+            <w:pPr>
+              <w:spacing w:after="0" w:line="264" w:lineRule="auto"/>
+            </w:pPr>
+            <w:r>
+              <w:rPr>
+                <w:rFonts w:ascii="Malgun Gothic" w:hAnsi="Malgun Gothic" w:eastAsia="Malgun Gothic"/>
+                <w:b w:val="0"/>
+                <w:color w:val="202732"/>
+                <w:sz w:val="18"/>
               </w:rPr>
               <w:t>감정 분석</w:t>
             </w:r>
@@ -1590,21 +2281,27 @@
         </w:tc>
         <w:tc>
           <w:tcPr>
-            <w:tcW w:type="dxa" w:w="5103"/>
-            <w:vAlign w:val="top"/>
+            <w:tcW w:type="dxa" w:w="6760"/>
+            <w:tcMar>
+              <w:top w:w="90" w:type="dxa"/>
+              <w:start w:w="120" w:type="dxa"/>
+              <w:bottom w:w="90" w:type="dxa"/>
+              <w:end w:w="120" w:type="dxa"/>
+            </w:tcMar>
+            <w:vAlign w:val="center"/>
           </w:tcPr>
           <w:p>
             <w:pPr>
-              <w:spacing w:after="20"/>
+              <w:spacing w:after="0" w:line="264" w:lineRule="auto"/>
             </w:pPr>
-            <w:r/>
             <w:r>
               <w:rPr>
                 <w:rFonts w:ascii="Malgun Gothic" w:hAnsi="Malgun Gothic" w:eastAsia="Malgun Gothic"/>
                 <w:b w:val="0"/>
-                <w:sz w:val="16"/>
+                <w:color w:val="202732"/>
+                <w:sz w:val="18"/>
               </w:rPr>
-              <w:t>감정별 총액, 횟수, 평균, 전월 대비 변화, 지출 비중을 계산한다.</w:t>
+              <w:t>감정별 총지출, 소비 횟수, 평균 금액과 전월 대비 횟수 변화를 보여준다.</w:t>
             </w:r>
           </w:p>
         </w:tc>
@@ -1612,61 +2309,25 @@
       <w:tr>
         <w:tc>
           <w:tcPr>
-            <w:tcW w:type="dxa" w:w="5103"/>
-            <w:vAlign w:val="top"/>
+            <w:tcW w:type="dxa" w:w="2600"/>
+            <w:tcMar>
+              <w:top w:w="90" w:type="dxa"/>
+              <w:start w:w="120" w:type="dxa"/>
+              <w:bottom w:w="90" w:type="dxa"/>
+              <w:end w:w="120" w:type="dxa"/>
+            </w:tcMar>
+            <w:vAlign w:val="center"/>
           </w:tcPr>
           <w:p>
             <w:pPr>
-              <w:spacing w:after="20"/>
+              <w:spacing w:after="0" w:line="264" w:lineRule="auto"/>
             </w:pPr>
-            <w:r/>
             <w:r>
               <w:rPr>
                 <w:rFonts w:ascii="Malgun Gothic" w:hAnsi="Malgun Gothic" w:eastAsia="Malgun Gothic"/>
                 <w:b w:val="0"/>
-                <w:sz w:val="16"/>
-              </w:rPr>
-              <w:t>소비 패턴 그래프</w:t>
-            </w:r>
-          </w:p>
-        </w:tc>
-        <w:tc>
-          <w:tcPr>
-            <w:tcW w:type="dxa" w:w="5103"/>
-            <w:vAlign w:val="top"/>
-          </w:tcPr>
-          <w:p>
-            <w:pPr>
-              <w:spacing w:after="20"/>
-            </w:pPr>
-            <w:r/>
-            <w:r>
-              <w:rPr>
-                <w:rFonts w:ascii="Malgun Gothic" w:hAnsi="Malgun Gothic" w:eastAsia="Malgun Gothic"/>
-                <w:b w:val="0"/>
-                <w:sz w:val="16"/>
-              </w:rPr>
-              <w:t>감정별 지출 금액과 소비 빈도를 막대 그래프로 시각화한다.</w:t>
-            </w:r>
-          </w:p>
-        </w:tc>
-      </w:tr>
-      <w:tr>
-        <w:tc>
-          <w:tcPr>
-            <w:tcW w:type="dxa" w:w="5103"/>
-            <w:vAlign w:val="top"/>
-          </w:tcPr>
-          <w:p>
-            <w:pPr>
-              <w:spacing w:after="20"/>
-            </w:pPr>
-            <w:r/>
-            <w:r>
-              <w:rPr>
-                <w:rFonts w:ascii="Malgun Gothic" w:hAnsi="Malgun Gothic" w:eastAsia="Malgun Gothic"/>
-                <w:b w:val="0"/>
-                <w:sz w:val="16"/>
+                <w:color w:val="202732"/>
+                <w:sz w:val="18"/>
               </w:rPr>
               <w:t>감정 소비 진단</w:t>
             </w:r>
@@ -1674,152 +2335,43 @@
         </w:tc>
         <w:tc>
           <w:tcPr>
-            <w:tcW w:type="dxa" w:w="5103"/>
-            <w:vAlign w:val="top"/>
+            <w:tcW w:type="dxa" w:w="6760"/>
+            <w:tcMar>
+              <w:top w:w="90" w:type="dxa"/>
+              <w:start w:w="120" w:type="dxa"/>
+              <w:bottom w:w="90" w:type="dxa"/>
+              <w:end w:w="120" w:type="dxa"/>
+            </w:tcMar>
+            <w:vAlign w:val="center"/>
           </w:tcPr>
           <w:p>
             <w:pPr>
-              <w:spacing w:after="20"/>
+              <w:spacing w:after="0" w:line="264" w:lineRule="auto"/>
             </w:pPr>
-            <w:r/>
             <w:r>
               <w:rPr>
                 <w:rFonts w:ascii="Malgun Gothic" w:hAnsi="Malgun Gothic" w:eastAsia="Malgun Gothic"/>
                 <w:b w:val="0"/>
-                <w:sz w:val="16"/>
+                <w:color w:val="202732"/>
+                <w:sz w:val="18"/>
               </w:rPr>
-              <w:t>스트레스 소비 횟수, 증가 여부, 비중, 대표 감정을 점수화해 위험도를 제시한다.</w:t>
-            </w:r>
-          </w:p>
-        </w:tc>
-      </w:tr>
-      <w:tr>
-        <w:tc>
-          <w:tcPr>
-            <w:tcW w:type="dxa" w:w="5103"/>
-            <w:vAlign w:val="top"/>
-          </w:tcPr>
-          <w:p>
-            <w:pPr>
-              <w:spacing w:after="20"/>
-            </w:pPr>
-            <w:r/>
-            <w:r>
-              <w:rPr>
-                <w:rFonts w:ascii="Malgun Gothic" w:hAnsi="Malgun Gothic" w:eastAsia="Malgun Gothic"/>
-                <w:b w:val="0"/>
-                <w:sz w:val="16"/>
-              </w:rPr>
-              <w:t>시연 데이터</w:t>
-            </w:r>
-          </w:p>
-        </w:tc>
-        <w:tc>
-          <w:tcPr>
-            <w:tcW w:type="dxa" w:w="5103"/>
-            <w:vAlign w:val="top"/>
-          </w:tcPr>
-          <w:p>
-            <w:pPr>
-              <w:spacing w:after="20"/>
-            </w:pPr>
-            <w:r/>
-            <w:r>
-              <w:rPr>
-                <w:rFonts w:ascii="Malgun Gothic" w:hAnsi="Malgun Gothic" w:eastAsia="Malgun Gothic"/>
-                <w:b w:val="0"/>
-                <w:sz w:val="16"/>
-              </w:rPr>
-              <w:t>샘플 데이터를 불러와 제출 영상에서 통계와 감정 분석 화면을 즉시 보여줄 수 있다.</w:t>
+              <w:t>스트레스 소비의 횟수와 비중을 계산하여 진단 문구를 표시한다.</w:t>
             </w:r>
           </w:p>
         </w:tc>
       </w:tr>
     </w:tbl>
-    <w:p/>
     <w:p>
       <w:pPr>
-        <w:pStyle w:val="Heading1"/>
+        <w:spacing w:after="40"/>
       </w:pPr>
-      <w:r>
-        <w:rPr>
-          <w:rFonts w:ascii="Malgun Gothic" w:hAnsi="Malgun Gothic" w:eastAsia="Malgun Gothic"/>
-          <w:color w:val="2E74B5"/>
-          <w:sz w:val="30"/>
-        </w:rPr>
-        <w:t>5. 앱 실행 흐름</w:t>
-      </w:r>
-    </w:p>
-    <w:tbl>
-      <w:tblPr>
-        <w:tblStyle w:val="TableGrid"/>
-        <w:tblW w:type="auto" w:w="0"/>
-        <w:tblLook w:firstColumn="1" w:firstRow="1" w:lastColumn="0" w:lastRow="0" w:noHBand="0" w:noVBand="1" w:val="04A0"/>
-      </w:tblPr>
-      <w:tblGrid>
-        <w:gridCol w:w="10206"/>
-      </w:tblGrid>
-      <w:tr>
-        <w:tc>
-          <w:tcPr>
-            <w:tcW w:type="dxa" w:w="10206"/>
-            <w:shd w:fill="F5F7FA"/>
-          </w:tcPr>
-          <w:p>
-            <w:pPr>
-              <w:spacing w:after="0" w:lineRule="auto" w:line="226"/>
-            </w:pPr>
-            <w:r/>
-            <w:r>
-              <w:rPr>
-                <w:rFonts w:ascii="Consolas" w:hAnsi="Consolas" w:eastAsia="Consolas"/>
-                <w:sz w:val="13"/>
-              </w:rPr>
-              <w:t>MainActivity</w:t>
-              <w:br/>
-              <w:t xml:space="preserve">  -&gt; EmotionBudgetAppRoot</w:t>
-              <w:br/>
-              <w:t xml:space="preserve">       -&gt; ExpenseScreen: 기록 입력/수정/삭제/검색</w:t>
-              <w:br/>
-              <w:t xml:space="preserve">       -&gt; LedgerReportScreen: 월별/일별/주별/요약 통계</w:t>
-              <w:br/>
-              <w:t xml:space="preserve">       -&gt; EmotionAnalysisScreen: 감정별 그래프와 진단</w:t>
-              <w:br/>
-              <w:br/>
-              <w:t>ExpenseViewModel</w:t>
-              <w:br/>
-              <w:t xml:space="preserve">  -&gt; StateFlow&lt;List&lt;Expense&gt;&gt;</w:t>
-              <w:br/>
-              <w:t xml:space="preserve">       -&gt; 모든 화면이 같은 기록 목록을 관찰하고 재계산</w:t>
-            </w:r>
-          </w:p>
-        </w:tc>
-      </w:tr>
-    </w:tbl>
-    <w:p/>
-    <w:p>
-      <w:pPr>
-        <w:spacing w:after="80" w:lineRule="auto" w:line="269"/>
-      </w:pPr>
-      <w:r>
-        <w:rPr>
-          <w:rFonts w:ascii="Malgun Gothic" w:hAnsi="Malgun Gothic" w:eastAsia="Malgun Gothic"/>
-          <w:sz w:val="18"/>
-        </w:rPr>
-        <w:t>이 구조는 화면 이동과 데이터 상태를 분리한다. Activity는 앱 진입점만 담당하고, Root 화면은 네비게이션만 담당하며, ViewModel은 기록 목록과 기본 계산을 담당한다. 각 화면은 자신에게 필요한 통계만 계산해 UI로 표현한다.</w:t>
-      </w:r>
     </w:p>
     <w:p>
       <w:pPr>
         <w:pStyle w:val="Heading1"/>
       </w:pPr>
       <w:r>
-        <w:rPr>
-          <w:rFonts w:ascii="Malgun Gothic" w:hAnsi="Malgun Gothic" w:eastAsia="Malgun Gothic"/>
-          <w:color w:val="2E74B5"/>
-          <w:sz w:val="30"/>
-        </w:rPr>
-        <w:t>6. 핵심 코드 설명</w:t>
+        <w:t>5. 핵심 코드 설명</w:t>
       </w:r>
     </w:p>
     <w:p>
@@ -1827,133 +2379,231 @@
         <w:pStyle w:val="Heading2"/>
       </w:pPr>
       <w:r>
-        <w:rPr>
-          <w:rFonts w:ascii="Malgun Gothic" w:hAnsi="Malgun Gothic" w:eastAsia="Malgun Gothic"/>
-          <w:color w:val="1F4D78"/>
-          <w:sz w:val="25"/>
-        </w:rPr>
-        <w:t>1. 데이터 모델: 기록의 기준 형식</w:t>
+        <w:t>5.1 앱 시작과 Compose 화면 호출</w:t>
       </w:r>
     </w:p>
     <w:p>
       <w:pPr>
-        <w:spacing w:after="80" w:lineRule="auto" w:line="269"/>
+        <w:widowControl/>
       </w:pPr>
       <w:r>
         <w:rPr>
           <w:rFonts w:ascii="Malgun Gothic" w:hAnsi="Malgun Gothic" w:eastAsia="Malgun Gothic"/>
-          <w:sz w:val="18"/>
+          <w:b w:val="0"/>
+          <w:color w:val="202732"/>
+          <w:sz w:val="21"/>
         </w:rPr>
-        <w:t>파일: app/src/main/java/com/example/emotionbudgetapp/data/Expense.kt</w:t>
-      </w:r>
-    </w:p>
-    <w:tbl>
-      <w:tblPr>
-        <w:tblStyle w:val="TableGrid"/>
-        <w:tblW w:type="auto" w:w="0"/>
-        <w:tblLook w:firstColumn="1" w:firstRow="1" w:lastColumn="0" w:lastRow="0" w:noHBand="0" w:noVBand="1" w:val="04A0"/>
-      </w:tblPr>
-      <w:tblGrid>
-        <w:gridCol w:w="10206"/>
-      </w:tblGrid>
-      <w:tr>
-        <w:tc>
-          <w:tcPr>
-            <w:tcW w:type="dxa" w:w="10206"/>
-            <w:shd w:fill="F5F7FA"/>
-          </w:tcPr>
-          <w:p>
-            <w:pPr>
-              <w:spacing w:after="0" w:lineRule="auto" w:line="226"/>
-            </w:pPr>
-            <w:r/>
-            <w:r>
-              <w:rPr>
-                <w:rFonts w:ascii="Consolas" w:hAnsi="Consolas" w:eastAsia="Consolas"/>
-                <w:sz w:val="13"/>
-              </w:rPr>
-              <w:t>enum class TransactionType(val label: String) {</w:t>
-              <w:br/>
-              <w:t xml:space="preserve">    INCOME("수입"),</w:t>
-              <w:br/>
-              <w:t xml:space="preserve">    EXPENSE("지출")</w:t>
-              <w:br/>
-              <w:t>}</w:t>
-              <w:br/>
-              <w:br/>
-              <w:t>data class Expense(</w:t>
-              <w:br/>
-              <w:t xml:space="preserve">    val id: Int,</w:t>
-              <w:br/>
-              <w:t xml:space="preserve">    val amount: Int,</w:t>
-              <w:br/>
-              <w:t xml:space="preserve">    val category: String,</w:t>
-              <w:br/>
-              <w:t xml:space="preserve">    val emotion: String,</w:t>
-              <w:br/>
-              <w:t xml:space="preserve">    val memo: String,</w:t>
-              <w:br/>
-              <w:t xml:space="preserve">    val dateMillis: Long,</w:t>
-              <w:br/>
-              <w:t xml:space="preserve">    val type: TransactionType = TransactionType.EXPENSE</w:t>
-              <w:br/>
-              <w:t>)</w:t>
-            </w:r>
-          </w:p>
-        </w:tc>
-      </w:tr>
-    </w:tbl>
-    <w:p/>
-    <w:p>
-      <w:pPr>
-        <w:pStyle w:val="ListBullet"/>
-        <w:spacing w:after="40"/>
-      </w:pPr>
+        <w:t xml:space="preserve">파일: </w:t>
+      </w:r>
       <w:r>
         <w:rPr>
-          <w:rFonts w:ascii="Malgun Gothic" w:hAnsi="Malgun Gothic" w:eastAsia="Malgun Gothic"/>
-          <w:sz w:val="17"/>
+          <w:rFonts w:ascii="Consolas" w:hAnsi="Consolas" w:eastAsia="Consolas"/>
+          <w:b/>
+          <w:color w:val="1F4D78"/>
+          <w:sz w:val="20"/>
         </w:rPr>
-        <w:t>TransactionType으로 수입과 지출을 분리해 합계가 섞이지 않게 했다.</w:t>
+        <w:t>app/src/main/java/com/example/emotionbudgetapp/MainActivity.kt</w:t>
       </w:r>
     </w:p>
     <w:p>
       <w:pPr>
-        <w:pStyle w:val="ListBullet"/>
-        <w:spacing w:after="40"/>
+        <w:keepLines/>
+        <w:spacing w:before="60" w:after="140" w:line="240" w:lineRule="auto"/>
+        <w:ind w:left="170" w:right="170"/>
+        <w:shd w:fill="F4F6F9"/>
       </w:pPr>
       <w:r>
         <w:rPr>
-          <w:rFonts w:ascii="Malgun Gothic" w:hAnsi="Malgun Gothic" w:eastAsia="Malgun Gothic"/>
-          <w:sz w:val="17"/>
+          <w:rFonts w:ascii="Consolas" w:hAnsi="Consolas" w:eastAsia="Consolas"/>
+          <w:b w:val="0"/>
+          <w:color w:val="263242"/>
+          <w:sz w:val="15"/>
         </w:rPr>
-        <w:t>Expense는 화면, 검색, 통계, 감정 분석이 공통으로 사용하는 중심 데이터 모델이다.</w:t>
+        <w:t>class MainActivity : ComponentActivity() {</w:t>
+        <w:br/>
+      </w:r>
+      <w:r>
+        <w:rPr>
+          <w:rFonts w:ascii="Consolas" w:hAnsi="Consolas" w:eastAsia="Consolas"/>
+          <w:b w:val="0"/>
+          <w:color w:val="263242"/>
+          <w:sz w:val="15"/>
+        </w:rPr>
+        <w:t xml:space="preserve">    override fun onCreate(savedInstanceState: Bundle?) {</w:t>
+        <w:br/>
+      </w:r>
+      <w:r>
+        <w:rPr>
+          <w:rFonts w:ascii="Consolas" w:hAnsi="Consolas" w:eastAsia="Consolas"/>
+          <w:b w:val="0"/>
+          <w:color w:val="263242"/>
+          <w:sz w:val="15"/>
+        </w:rPr>
+        <w:t xml:space="preserve">        super.onCreate(savedInstanceState)</w:t>
+        <w:br/>
+      </w:r>
+      <w:r>
+        <w:rPr>
+          <w:rFonts w:ascii="Consolas" w:hAnsi="Consolas" w:eastAsia="Consolas"/>
+          <w:b w:val="0"/>
+          <w:color w:val="263242"/>
+          <w:sz w:val="15"/>
+        </w:rPr>
+        <w:br/>
+      </w:r>
+      <w:r>
+        <w:rPr>
+          <w:rFonts w:ascii="Consolas" w:hAnsi="Consolas" w:eastAsia="Consolas"/>
+          <w:b w:val="0"/>
+          <w:color w:val="263242"/>
+          <w:sz w:val="15"/>
+        </w:rPr>
+        <w:t xml:space="preserve">        setContent {</w:t>
+        <w:br/>
+      </w:r>
+      <w:r>
+        <w:rPr>
+          <w:rFonts w:ascii="Consolas" w:hAnsi="Consolas" w:eastAsia="Consolas"/>
+          <w:b w:val="0"/>
+          <w:color w:val="263242"/>
+          <w:sz w:val="15"/>
+        </w:rPr>
+        <w:t xml:space="preserve">            val expenseViewModel: ExpenseViewModel = viewModel()</w:t>
+        <w:br/>
+      </w:r>
+      <w:r>
+        <w:rPr>
+          <w:rFonts w:ascii="Consolas" w:hAnsi="Consolas" w:eastAsia="Consolas"/>
+          <w:b w:val="0"/>
+          <w:color w:val="263242"/>
+          <w:sz w:val="15"/>
+        </w:rPr>
+        <w:t xml:space="preserve">            EmotionBudgetAppRoot(viewModel = expenseViewModel)</w:t>
+        <w:br/>
+      </w:r>
+      <w:r>
+        <w:rPr>
+          <w:rFonts w:ascii="Consolas" w:hAnsi="Consolas" w:eastAsia="Consolas"/>
+          <w:b w:val="0"/>
+          <w:color w:val="263242"/>
+          <w:sz w:val="15"/>
+        </w:rPr>
+        <w:t xml:space="preserve">        }</w:t>
+        <w:br/>
+      </w:r>
+      <w:r>
+        <w:rPr>
+          <w:rFonts w:ascii="Consolas" w:hAnsi="Consolas" w:eastAsia="Consolas"/>
+          <w:b w:val="0"/>
+          <w:color w:val="263242"/>
+          <w:sz w:val="15"/>
+        </w:rPr>
+        <w:t xml:space="preserve">    }</w:t>
+        <w:br/>
+      </w:r>
+      <w:r>
+        <w:rPr>
+          <w:rFonts w:ascii="Consolas" w:hAnsi="Consolas" w:eastAsia="Consolas"/>
+          <w:b w:val="0"/>
+          <w:color w:val="263242"/>
+          <w:sz w:val="15"/>
+        </w:rPr>
+        <w:t>}</w:t>
       </w:r>
     </w:p>
     <w:p>
       <w:pPr>
-        <w:pStyle w:val="ListBullet"/>
-        <w:spacing w:after="40"/>
+        <w:widowControl/>
       </w:pPr>
+      <w:r>
+        <w:rPr>
+          <w:rFonts w:ascii="Consolas" w:hAnsi="Consolas" w:eastAsia="Consolas"/>
+          <w:b/>
+          <w:color w:val="1F4D78"/>
+          <w:sz w:val="20"/>
+        </w:rPr>
+        <w:t>MainActivity</w:t>
+      </w:r>
       <w:r>
         <w:rPr>
           <w:rFonts w:ascii="Malgun Gothic" w:hAnsi="Malgun Gothic" w:eastAsia="Malgun Gothic"/>
-          <w:sz w:val="17"/>
+          <w:b w:val="0"/>
+          <w:color w:val="202732"/>
+          <w:sz w:val="21"/>
         </w:rPr>
-        <w:t>dateMillis를 저장해 오늘, 이번 주, 이번 달, 월별 이동 같은 기간 필터의 기준으로 사용한다.</w:t>
-      </w:r>
-    </w:p>
-    <w:p>
-      <w:pPr>
-        <w:pStyle w:val="ListBullet"/>
-        <w:spacing w:after="40"/>
-      </w:pPr>
+        <w:t xml:space="preserve">는 앱의 시작점이다. </w:t>
+      </w:r>
+      <w:r>
+        <w:rPr>
+          <w:rFonts w:ascii="Consolas" w:hAnsi="Consolas" w:eastAsia="Consolas"/>
+          <w:b/>
+          <w:color w:val="1F4D78"/>
+          <w:sz w:val="20"/>
+        </w:rPr>
+        <w:t>onCreate()</w:t>
+      </w:r>
       <w:r>
         <w:rPr>
           <w:rFonts w:ascii="Malgun Gothic" w:hAnsi="Malgun Gothic" w:eastAsia="Malgun Gothic"/>
-          <w:sz w:val="17"/>
+          <w:b w:val="0"/>
+          <w:color w:val="202732"/>
+          <w:sz w:val="21"/>
         </w:rPr>
-        <w:t>emotion 필드는 이 앱의 차별점으로, 감정별 소비 패턴 분석의 입력값이 된다.</w:t>
+        <w:t xml:space="preserve">에서 </w:t>
+      </w:r>
+      <w:r>
+        <w:rPr>
+          <w:rFonts w:ascii="Consolas" w:hAnsi="Consolas" w:eastAsia="Consolas"/>
+          <w:b/>
+          <w:color w:val="1F4D78"/>
+          <w:sz w:val="20"/>
+        </w:rPr>
+        <w:t>setContent</w:t>
+      </w:r>
+      <w:r>
+        <w:rPr>
+          <w:rFonts w:ascii="Malgun Gothic" w:hAnsi="Malgun Gothic" w:eastAsia="Malgun Gothic"/>
+          <w:b w:val="0"/>
+          <w:color w:val="202732"/>
+          <w:sz w:val="21"/>
+        </w:rPr>
+        <w:t xml:space="preserve">를 호출하여 Compose 화면을 표시한다. </w:t>
+      </w:r>
+      <w:r>
+        <w:rPr>
+          <w:rFonts w:ascii="Consolas" w:hAnsi="Consolas" w:eastAsia="Consolas"/>
+          <w:b/>
+          <w:color w:val="1F4D78"/>
+          <w:sz w:val="20"/>
+        </w:rPr>
+        <w:t>viewModel()</w:t>
+      </w:r>
+      <w:r>
+        <w:rPr>
+          <w:rFonts w:ascii="Malgun Gothic" w:hAnsi="Malgun Gothic" w:eastAsia="Malgun Gothic"/>
+          <w:b w:val="0"/>
+          <w:color w:val="202732"/>
+          <w:sz w:val="21"/>
+        </w:rPr>
+        <w:t xml:space="preserve">로 생성한 </w:t>
+      </w:r>
+      <w:r>
+        <w:rPr>
+          <w:rFonts w:ascii="Consolas" w:hAnsi="Consolas" w:eastAsia="Consolas"/>
+          <w:b/>
+          <w:color w:val="1F4D78"/>
+          <w:sz w:val="20"/>
+        </w:rPr>
+        <w:t>ExpenseViewModel</w:t>
+      </w:r>
+      <w:r>
+        <w:rPr>
+          <w:rFonts w:ascii="Malgun Gothic" w:hAnsi="Malgun Gothic" w:eastAsia="Malgun Gothic"/>
+          <w:b w:val="0"/>
+          <w:color w:val="202732"/>
+          <w:sz w:val="21"/>
+        </w:rPr>
+        <w:t>은 기록 목록을 관리하며, 루트 화면에 전달되어 각 화면에서 함께 사용된다.</w:t>
       </w:r>
     </w:p>
     <w:p>
@@ -1961,146 +2611,271 @@
         <w:pStyle w:val="Heading2"/>
       </w:pPr>
       <w:r>
-        <w:rPr>
-          <w:rFonts w:ascii="Malgun Gothic" w:hAnsi="Malgun Gothic" w:eastAsia="Malgun Gothic"/>
-          <w:color w:val="1F4D78"/>
-          <w:sz w:val="25"/>
-        </w:rPr>
-        <w:t>2. ViewModel: 상태 관리와 CRUD</w:t>
+        <w:t>5.2 수입·지출 데이터 클래스</w:t>
       </w:r>
     </w:p>
     <w:p>
       <w:pPr>
-        <w:spacing w:after="80" w:lineRule="auto" w:line="269"/>
+        <w:widowControl/>
       </w:pPr>
       <w:r>
         <w:rPr>
           <w:rFonts w:ascii="Malgun Gothic" w:hAnsi="Malgun Gothic" w:eastAsia="Malgun Gothic"/>
-          <w:sz w:val="18"/>
+          <w:b w:val="0"/>
+          <w:color w:val="202732"/>
+          <w:sz w:val="21"/>
         </w:rPr>
-        <w:t>파일: app/src/main/java/com/example/emotionbudgetapp/viewmodel/ExpenseViewModel.kt</w:t>
-      </w:r>
-    </w:p>
-    <w:tbl>
-      <w:tblPr>
-        <w:tblStyle w:val="TableGrid"/>
-        <w:tblW w:type="auto" w:w="0"/>
-        <w:tblLook w:firstColumn="1" w:firstRow="1" w:lastColumn="0" w:lastRow="0" w:noHBand="0" w:noVBand="1" w:val="04A0"/>
-      </w:tblPr>
-      <w:tblGrid>
-        <w:gridCol w:w="10206"/>
-      </w:tblGrid>
-      <w:tr>
-        <w:tc>
-          <w:tcPr>
-            <w:tcW w:type="dxa" w:w="10206"/>
-            <w:shd w:fill="F5F7FA"/>
-          </w:tcPr>
-          <w:p>
-            <w:pPr>
-              <w:spacing w:after="0" w:lineRule="auto" w:line="226"/>
-            </w:pPr>
-            <w:r/>
-            <w:r>
-              <w:rPr>
-                <w:rFonts w:ascii="Consolas" w:hAnsi="Consolas" w:eastAsia="Consolas"/>
-                <w:sz w:val="13"/>
-              </w:rPr>
-              <w:t>private val _expenses = MutableStateFlow&lt;List&lt;Expense&gt;&gt;(emptyList())</w:t>
-              <w:br/>
-              <w:t>val expenses: StateFlow&lt;List&lt;Expense&gt;&gt; = _expenses</w:t>
-              <w:br/>
-              <w:t>private var nextId = 1</w:t>
-              <w:br/>
-              <w:br/>
-              <w:t>fun addExpense(...) {</w:t>
-              <w:br/>
-              <w:t xml:space="preserve">    val newExpense = Expense(id = nextId++, ...)</w:t>
-              <w:br/>
-              <w:t xml:space="preserve">    _expenses.value = _expenses.value + newExpense</w:t>
-              <w:br/>
-              <w:t>}</w:t>
-              <w:br/>
-              <w:br/>
-              <w:t>fun updateExpense(...) {</w:t>
-              <w:br/>
-              <w:t xml:space="preserve">    _expenses.value = _expenses.value.map { expense -&gt;</w:t>
-              <w:br/>
-              <w:t xml:space="preserve">        if (expense.id == id) expense.copy(...) else expense</w:t>
-              <w:br/>
-              <w:t xml:space="preserve">    }</w:t>
-              <w:br/>
-              <w:t>}</w:t>
-              <w:br/>
-              <w:br/>
-              <w:t>fun deleteExpense(expense: Expense) {</w:t>
-              <w:br/>
-              <w:t xml:space="preserve">    _expenses.value = _expenses.value.filter { it.id != expense.id }</w:t>
-              <w:br/>
-              <w:t>}</w:t>
-              <w:br/>
-              <w:br/>
-              <w:t>fun getBalance(): Int {</w:t>
-              <w:br/>
-              <w:t xml:space="preserve">    return getIncomeTotal() - getExpenseTotal()</w:t>
-              <w:br/>
-              <w:t>}</w:t>
-            </w:r>
-          </w:p>
-        </w:tc>
-      </w:tr>
-    </w:tbl>
-    <w:p/>
-    <w:p>
-      <w:pPr>
-        <w:pStyle w:val="ListBullet"/>
-        <w:spacing w:after="40"/>
-      </w:pPr>
+        <w:t xml:space="preserve">파일: </w:t>
+      </w:r>
       <w:r>
         <w:rPr>
-          <w:rFonts w:ascii="Malgun Gothic" w:hAnsi="Malgun Gothic" w:eastAsia="Malgun Gothic"/>
-          <w:sz w:val="17"/>
+          <w:rFonts w:ascii="Consolas" w:hAnsi="Consolas" w:eastAsia="Consolas"/>
+          <w:b/>
+          <w:color w:val="1F4D78"/>
+          <w:sz w:val="20"/>
         </w:rPr>
-        <w:t>MutableStateFlow에 기록 목록을 저장하고 Compose 화면은 collectAsState()로 이를 관찰한다.</w:t>
+        <w:t>app/src/main/java/com/example/emotionbudgetapp/data/Expense.kt</w:t>
       </w:r>
     </w:p>
     <w:p>
       <w:pPr>
-        <w:pStyle w:val="ListBullet"/>
-        <w:spacing w:after="40"/>
+        <w:keepLines/>
+        <w:spacing w:before="60" w:after="140" w:line="240" w:lineRule="auto"/>
+        <w:ind w:left="170" w:right="170"/>
+        <w:shd w:fill="F4F6F9"/>
       </w:pPr>
       <w:r>
         <w:rPr>
-          <w:rFonts w:ascii="Malgun Gothic" w:hAnsi="Malgun Gothic" w:eastAsia="Malgun Gothic"/>
-          <w:sz w:val="17"/>
+          <w:rFonts w:ascii="Consolas" w:hAnsi="Consolas" w:eastAsia="Consolas"/>
+          <w:b w:val="0"/>
+          <w:color w:val="263242"/>
+          <w:sz w:val="15"/>
         </w:rPr>
-        <w:t>리스트를 직접 수정하지 않고 새 리스트로 교체해 화면이 안정적으로 다시 그려지도록 했다.</w:t>
+        <w:t>enum class TransactionType(val label: String) {</w:t>
+        <w:br/>
+      </w:r>
+      <w:r>
+        <w:rPr>
+          <w:rFonts w:ascii="Consolas" w:hAnsi="Consolas" w:eastAsia="Consolas"/>
+          <w:b w:val="0"/>
+          <w:color w:val="263242"/>
+          <w:sz w:val="15"/>
+        </w:rPr>
+        <w:t xml:space="preserve">    INCOME("수입"),</w:t>
+        <w:br/>
+      </w:r>
+      <w:r>
+        <w:rPr>
+          <w:rFonts w:ascii="Consolas" w:hAnsi="Consolas" w:eastAsia="Consolas"/>
+          <w:b w:val="0"/>
+          <w:color w:val="263242"/>
+          <w:sz w:val="15"/>
+        </w:rPr>
+        <w:t xml:space="preserve">    EXPENSE("지출")</w:t>
+        <w:br/>
+      </w:r>
+      <w:r>
+        <w:rPr>
+          <w:rFonts w:ascii="Consolas" w:hAnsi="Consolas" w:eastAsia="Consolas"/>
+          <w:b w:val="0"/>
+          <w:color w:val="263242"/>
+          <w:sz w:val="15"/>
+        </w:rPr>
+        <w:t>}</w:t>
+        <w:br/>
+      </w:r>
+      <w:r>
+        <w:rPr>
+          <w:rFonts w:ascii="Consolas" w:hAnsi="Consolas" w:eastAsia="Consolas"/>
+          <w:b w:val="0"/>
+          <w:color w:val="263242"/>
+          <w:sz w:val="15"/>
+        </w:rPr>
+        <w:br/>
+      </w:r>
+      <w:r>
+        <w:rPr>
+          <w:rFonts w:ascii="Consolas" w:hAnsi="Consolas" w:eastAsia="Consolas"/>
+          <w:b w:val="0"/>
+          <w:color w:val="263242"/>
+          <w:sz w:val="15"/>
+        </w:rPr>
+        <w:t>data class Expense(</w:t>
+        <w:br/>
+      </w:r>
+      <w:r>
+        <w:rPr>
+          <w:rFonts w:ascii="Consolas" w:hAnsi="Consolas" w:eastAsia="Consolas"/>
+          <w:b w:val="0"/>
+          <w:color w:val="263242"/>
+          <w:sz w:val="15"/>
+        </w:rPr>
+        <w:t xml:space="preserve">    val id: Int,</w:t>
+        <w:br/>
+      </w:r>
+      <w:r>
+        <w:rPr>
+          <w:rFonts w:ascii="Consolas" w:hAnsi="Consolas" w:eastAsia="Consolas"/>
+          <w:b w:val="0"/>
+          <w:color w:val="263242"/>
+          <w:sz w:val="15"/>
+        </w:rPr>
+        <w:t xml:space="preserve">    val amount: Int,</w:t>
+        <w:br/>
+      </w:r>
+      <w:r>
+        <w:rPr>
+          <w:rFonts w:ascii="Consolas" w:hAnsi="Consolas" w:eastAsia="Consolas"/>
+          <w:b w:val="0"/>
+          <w:color w:val="263242"/>
+          <w:sz w:val="15"/>
+        </w:rPr>
+        <w:t xml:space="preserve">    val category: String,</w:t>
+        <w:br/>
+      </w:r>
+      <w:r>
+        <w:rPr>
+          <w:rFonts w:ascii="Consolas" w:hAnsi="Consolas" w:eastAsia="Consolas"/>
+          <w:b w:val="0"/>
+          <w:color w:val="263242"/>
+          <w:sz w:val="15"/>
+        </w:rPr>
+        <w:t xml:space="preserve">    val emotion: String,</w:t>
+        <w:br/>
+      </w:r>
+      <w:r>
+        <w:rPr>
+          <w:rFonts w:ascii="Consolas" w:hAnsi="Consolas" w:eastAsia="Consolas"/>
+          <w:b w:val="0"/>
+          <w:color w:val="263242"/>
+          <w:sz w:val="15"/>
+        </w:rPr>
+        <w:t xml:space="preserve">    val memo: String,</w:t>
+        <w:br/>
+      </w:r>
+      <w:r>
+        <w:rPr>
+          <w:rFonts w:ascii="Consolas" w:hAnsi="Consolas" w:eastAsia="Consolas"/>
+          <w:b w:val="0"/>
+          <w:color w:val="263242"/>
+          <w:sz w:val="15"/>
+        </w:rPr>
+        <w:t xml:space="preserve">    val dateMillis: Long,</w:t>
+        <w:br/>
+      </w:r>
+      <w:r>
+        <w:rPr>
+          <w:rFonts w:ascii="Consolas" w:hAnsi="Consolas" w:eastAsia="Consolas"/>
+          <w:b w:val="0"/>
+          <w:color w:val="263242"/>
+          <w:sz w:val="15"/>
+        </w:rPr>
+        <w:t xml:space="preserve">    val type: TransactionType = TransactionType.EXPENSE</w:t>
+        <w:br/>
+      </w:r>
+      <w:r>
+        <w:rPr>
+          <w:rFonts w:ascii="Consolas" w:hAnsi="Consolas" w:eastAsia="Consolas"/>
+          <w:b w:val="0"/>
+          <w:color w:val="263242"/>
+          <w:sz w:val="15"/>
+        </w:rPr>
+        <w:t>)</w:t>
       </w:r>
     </w:p>
     <w:p>
       <w:pPr>
-        <w:pStyle w:val="ListBullet"/>
-        <w:spacing w:after="40"/>
+        <w:widowControl/>
       </w:pPr>
+      <w:r>
+        <w:rPr>
+          <w:rFonts w:ascii="Consolas" w:hAnsi="Consolas" w:eastAsia="Consolas"/>
+          <w:b/>
+          <w:color w:val="1F4D78"/>
+          <w:sz w:val="20"/>
+        </w:rPr>
+        <w:t>TransactionType</w:t>
+      </w:r>
       <w:r>
         <w:rPr>
           <w:rFonts w:ascii="Malgun Gothic" w:hAnsi="Malgun Gothic" w:eastAsia="Malgun Gothic"/>
-          <w:sz w:val="17"/>
+          <w:b w:val="0"/>
+          <w:color w:val="202732"/>
+          <w:sz w:val="21"/>
         </w:rPr>
-        <w:t>id를 기준으로 수정/삭제 대상을 찾기 때문에 같은 카테고리나 금액의 기록이 있어도 안전하게 처리된다.</w:t>
-      </w:r>
-    </w:p>
-    <w:p>
-      <w:pPr>
-        <w:pStyle w:val="ListBullet"/>
-        <w:spacing w:after="40"/>
-      </w:pPr>
+        <w:t xml:space="preserve">은 기록이 수입인지 지출인지 구분한다. </w:t>
+      </w:r>
+      <w:r>
+        <w:rPr>
+          <w:rFonts w:ascii="Consolas" w:hAnsi="Consolas" w:eastAsia="Consolas"/>
+          <w:b/>
+          <w:color w:val="1F4D78"/>
+          <w:sz w:val="20"/>
+        </w:rPr>
+        <w:t>Expense</w:t>
+      </w:r>
       <w:r>
         <w:rPr>
           <w:rFonts w:ascii="Malgun Gothic" w:hAnsi="Malgun Gothic" w:eastAsia="Malgun Gothic"/>
-          <w:sz w:val="17"/>
+          <w:b w:val="0"/>
+          <w:color w:val="202732"/>
+          <w:sz w:val="21"/>
         </w:rPr>
-        <w:t>getIncomeTotal(), getExpenseTotal(), getBalance()로 수입/지출/잔액 계산을 분리했다.</w:t>
+        <w:t xml:space="preserve">는 기록 한 건에 필요한 값을 모아 둔 데이터 클래스이다. 목록에서 특정 기록을 수정하거나 삭제할 때는 </w:t>
+      </w:r>
+      <w:r>
+        <w:rPr>
+          <w:rFonts w:ascii="Consolas" w:hAnsi="Consolas" w:eastAsia="Consolas"/>
+          <w:b/>
+          <w:color w:val="1F4D78"/>
+          <w:sz w:val="20"/>
+        </w:rPr>
+        <w:t>id</w:t>
+      </w:r>
+      <w:r>
+        <w:rPr>
+          <w:rFonts w:ascii="Malgun Gothic" w:hAnsi="Malgun Gothic" w:eastAsia="Malgun Gothic"/>
+          <w:b w:val="0"/>
+          <w:color w:val="202732"/>
+          <w:sz w:val="21"/>
+        </w:rPr>
+        <w:t xml:space="preserve">를 사용하고, 날짜별·감정별 통계를 계산할 때는 </w:t>
+      </w:r>
+      <w:r>
+        <w:rPr>
+          <w:rFonts w:ascii="Consolas" w:hAnsi="Consolas" w:eastAsia="Consolas"/>
+          <w:b/>
+          <w:color w:val="1F4D78"/>
+          <w:sz w:val="20"/>
+        </w:rPr>
+        <w:t>dateMillis</w:t>
+      </w:r>
+      <w:r>
+        <w:rPr>
+          <w:rFonts w:ascii="Malgun Gothic" w:hAnsi="Malgun Gothic" w:eastAsia="Malgun Gothic"/>
+          <w:b w:val="0"/>
+          <w:color w:val="202732"/>
+          <w:sz w:val="21"/>
+        </w:rPr>
+        <w:t xml:space="preserve">와 </w:t>
+      </w:r>
+      <w:r>
+        <w:rPr>
+          <w:rFonts w:ascii="Consolas" w:hAnsi="Consolas" w:eastAsia="Consolas"/>
+          <w:b/>
+          <w:color w:val="1F4D78"/>
+          <w:sz w:val="20"/>
+        </w:rPr>
+        <w:t>emotion</w:t>
+      </w:r>
+      <w:r>
+        <w:rPr>
+          <w:rFonts w:ascii="Malgun Gothic" w:hAnsi="Malgun Gothic" w:eastAsia="Malgun Gothic"/>
+          <w:b w:val="0"/>
+          <w:color w:val="202732"/>
+          <w:sz w:val="21"/>
+        </w:rPr>
+        <w:t xml:space="preserve"> 값을 사용한다.</w:t>
       </w:r>
     </w:p>
     <w:p>
@@ -2108,118 +2883,500 @@
         <w:pStyle w:val="Heading2"/>
       </w:pPr>
       <w:r>
-        <w:rPr>
-          <w:rFonts w:ascii="Malgun Gothic" w:hAnsi="Malgun Gothic" w:eastAsia="Malgun Gothic"/>
-          <w:color w:val="1F4D78"/>
-          <w:sz w:val="25"/>
-        </w:rPr>
-        <w:t>3. 화면 이동: 하단 탭 기반 앱 구조</w:t>
+        <w:t>5.3 ViewModel의 기록 목록 관리</w:t>
       </w:r>
     </w:p>
     <w:p>
       <w:pPr>
-        <w:spacing w:after="80" w:lineRule="auto" w:line="269"/>
+        <w:widowControl/>
       </w:pPr>
       <w:r>
         <w:rPr>
           <w:rFonts w:ascii="Malgun Gothic" w:hAnsi="Malgun Gothic" w:eastAsia="Malgun Gothic"/>
-          <w:sz w:val="18"/>
+          <w:b w:val="0"/>
+          <w:color w:val="202732"/>
+          <w:sz w:val="21"/>
         </w:rPr>
-        <w:t>파일: app/src/main/java/com/example/emotionbudgetapp/ui/EmotionBudgetAppRoot.kt</w:t>
-      </w:r>
-    </w:p>
-    <w:tbl>
-      <w:tblPr>
-        <w:tblStyle w:val="TableGrid"/>
-        <w:tblW w:type="auto" w:w="0"/>
-        <w:tblLook w:firstColumn="1" w:firstRow="1" w:lastColumn="0" w:lastRow="0" w:noHBand="0" w:noVBand="1" w:val="04A0"/>
-      </w:tblPr>
-      <w:tblGrid>
-        <w:gridCol w:w="10206"/>
-      </w:tblGrid>
-      <w:tr>
-        <w:tc>
-          <w:tcPr>
-            <w:tcW w:type="dxa" w:w="10206"/>
-            <w:shd w:fill="F5F7FA"/>
-          </w:tcPr>
-          <w:p>
-            <w:pPr>
-              <w:spacing w:after="0" w:lineRule="auto" w:line="226"/>
-            </w:pPr>
-            <w:r/>
-            <w:r>
-              <w:rPr>
-                <w:rFonts w:ascii="Consolas" w:hAnsi="Consolas" w:eastAsia="Consolas"/>
-                <w:sz w:val="13"/>
-              </w:rPr>
-              <w:t>private enum class AppDestination(val label: String) {</w:t>
-              <w:br/>
-              <w:t xml:space="preserve">    Ledger("기록"),</w:t>
-              <w:br/>
-              <w:t xml:space="preserve">    Report("통계"),</w:t>
-              <w:br/>
-              <w:t xml:space="preserve">    Emotion("감정")</w:t>
-              <w:br/>
-              <w:t>}</w:t>
-              <w:br/>
-              <w:br/>
-              <w:t>Scaffold(bottomBar = { NavigationBar { ... } }) { innerPadding -&gt;</w:t>
-              <w:br/>
-              <w:t xml:space="preserve">    when (currentDestination) {</w:t>
-              <w:br/>
-              <w:t xml:space="preserve">        AppDestination.Ledger -&gt; ExpenseScreen(viewModel = viewModel)</w:t>
-              <w:br/>
-              <w:t xml:space="preserve">        AppDestination.Report -&gt; LedgerReportScreen(expenses = expenses, ...)</w:t>
-              <w:br/>
-              <w:t xml:space="preserve">        AppDestination.Emotion -&gt; EmotionAnalysisScreen(expenses = expenses, ...)</w:t>
-              <w:br/>
-              <w:t xml:space="preserve">    }</w:t>
-              <w:br/>
-              <w:t>}</w:t>
-            </w:r>
-          </w:p>
-        </w:tc>
-      </w:tr>
-    </w:tbl>
-    <w:p/>
-    <w:p>
-      <w:pPr>
-        <w:pStyle w:val="ListBullet"/>
-        <w:spacing w:after="40"/>
-      </w:pPr>
+        <w:t xml:space="preserve">파일: </w:t>
+      </w:r>
       <w:r>
         <w:rPr>
-          <w:rFonts w:ascii="Malgun Gothic" w:hAnsi="Malgun Gothic" w:eastAsia="Malgun Gothic"/>
-          <w:sz w:val="17"/>
+          <w:rFonts w:ascii="Consolas" w:hAnsi="Consolas" w:eastAsia="Consolas"/>
+          <w:b/>
+          <w:color w:val="1F4D78"/>
+          <w:sz w:val="20"/>
         </w:rPr>
-        <w:t>한 화면에 모든 기능을 넣지 않고 기록, 통계, 감정 분석 화면으로 역할을 나눴다.</w:t>
+        <w:t>app/src/main/java/com/example/emotionbudgetapp/viewmodel/ExpenseViewModel.kt</w:t>
       </w:r>
     </w:p>
     <w:p>
       <w:pPr>
-        <w:pStyle w:val="ListBullet"/>
-        <w:spacing w:after="40"/>
+        <w:keepLines/>
+        <w:spacing w:before="60" w:after="140" w:line="240" w:lineRule="auto"/>
+        <w:ind w:left="170" w:right="170"/>
+        <w:shd w:fill="F4F6F9"/>
       </w:pPr>
       <w:r>
         <w:rPr>
-          <w:rFonts w:ascii="Malgun Gothic" w:hAnsi="Malgun Gothic" w:eastAsia="Malgun Gothic"/>
-          <w:sz w:val="17"/>
+          <w:rFonts w:ascii="Consolas" w:hAnsi="Consolas" w:eastAsia="Consolas"/>
+          <w:b w:val="0"/>
+          <w:color w:val="263242"/>
+          <w:sz w:val="15"/>
         </w:rPr>
-        <w:t>하단 네비게이션을 사용해 모바일 앱에서 익숙한 방식으로 화면을 이동할 수 있다.</w:t>
+        <w:t>private val _expenses = MutableStateFlow&lt;List&lt;Expense&gt;&gt;(emptyList())</w:t>
+        <w:br/>
+      </w:r>
+      <w:r>
+        <w:rPr>
+          <w:rFonts w:ascii="Consolas" w:hAnsi="Consolas" w:eastAsia="Consolas"/>
+          <w:b w:val="0"/>
+          <w:color w:val="263242"/>
+          <w:sz w:val="15"/>
+        </w:rPr>
+        <w:t>val expenses: StateFlow&lt;List&lt;Expense&gt;&gt; = _expenses</w:t>
+        <w:br/>
+      </w:r>
+      <w:r>
+        <w:rPr>
+          <w:rFonts w:ascii="Consolas" w:hAnsi="Consolas" w:eastAsia="Consolas"/>
+          <w:b w:val="0"/>
+          <w:color w:val="263242"/>
+          <w:sz w:val="15"/>
+        </w:rPr>
+        <w:t>private var nextId = 1</w:t>
+        <w:br/>
+      </w:r>
+      <w:r>
+        <w:rPr>
+          <w:rFonts w:ascii="Consolas" w:hAnsi="Consolas" w:eastAsia="Consolas"/>
+          <w:b w:val="0"/>
+          <w:color w:val="263242"/>
+          <w:sz w:val="15"/>
+        </w:rPr>
+        <w:br/>
+      </w:r>
+      <w:r>
+        <w:rPr>
+          <w:rFonts w:ascii="Consolas" w:hAnsi="Consolas" w:eastAsia="Consolas"/>
+          <w:b w:val="0"/>
+          <w:color w:val="263242"/>
+          <w:sz w:val="15"/>
+        </w:rPr>
+        <w:t>fun addExpense(amount: Int, category: String, emotion: String,</w:t>
+        <w:br/>
+      </w:r>
+      <w:r>
+        <w:rPr>
+          <w:rFonts w:ascii="Consolas" w:hAnsi="Consolas" w:eastAsia="Consolas"/>
+          <w:b w:val="0"/>
+          <w:color w:val="263242"/>
+          <w:sz w:val="15"/>
+        </w:rPr>
+        <w:t xml:space="preserve">               memo: String, dateMillis: Long, type: TransactionType) {</w:t>
+        <w:br/>
+      </w:r>
+      <w:r>
+        <w:rPr>
+          <w:rFonts w:ascii="Consolas" w:hAnsi="Consolas" w:eastAsia="Consolas"/>
+          <w:b w:val="0"/>
+          <w:color w:val="263242"/>
+          <w:sz w:val="15"/>
+        </w:rPr>
+        <w:t xml:space="preserve">    val newExpense = Expense(</w:t>
+        <w:br/>
+      </w:r>
+      <w:r>
+        <w:rPr>
+          <w:rFonts w:ascii="Consolas" w:hAnsi="Consolas" w:eastAsia="Consolas"/>
+          <w:b w:val="0"/>
+          <w:color w:val="263242"/>
+          <w:sz w:val="15"/>
+        </w:rPr>
+        <w:t xml:space="preserve">        id = nextId++,</w:t>
+        <w:br/>
+      </w:r>
+      <w:r>
+        <w:rPr>
+          <w:rFonts w:ascii="Consolas" w:hAnsi="Consolas" w:eastAsia="Consolas"/>
+          <w:b w:val="0"/>
+          <w:color w:val="263242"/>
+          <w:sz w:val="15"/>
+        </w:rPr>
+        <w:t xml:space="preserve">        amount = amount,</w:t>
+        <w:br/>
+      </w:r>
+      <w:r>
+        <w:rPr>
+          <w:rFonts w:ascii="Consolas" w:hAnsi="Consolas" w:eastAsia="Consolas"/>
+          <w:b w:val="0"/>
+          <w:color w:val="263242"/>
+          <w:sz w:val="15"/>
+        </w:rPr>
+        <w:t xml:space="preserve">        category = category,</w:t>
+        <w:br/>
+      </w:r>
+      <w:r>
+        <w:rPr>
+          <w:rFonts w:ascii="Consolas" w:hAnsi="Consolas" w:eastAsia="Consolas"/>
+          <w:b w:val="0"/>
+          <w:color w:val="263242"/>
+          <w:sz w:val="15"/>
+        </w:rPr>
+        <w:t xml:space="preserve">        emotion = emotion,</w:t>
+        <w:br/>
+      </w:r>
+      <w:r>
+        <w:rPr>
+          <w:rFonts w:ascii="Consolas" w:hAnsi="Consolas" w:eastAsia="Consolas"/>
+          <w:b w:val="0"/>
+          <w:color w:val="263242"/>
+          <w:sz w:val="15"/>
+        </w:rPr>
+        <w:t xml:space="preserve">        memo = memo,</w:t>
+        <w:br/>
+      </w:r>
+      <w:r>
+        <w:rPr>
+          <w:rFonts w:ascii="Consolas" w:hAnsi="Consolas" w:eastAsia="Consolas"/>
+          <w:b w:val="0"/>
+          <w:color w:val="263242"/>
+          <w:sz w:val="15"/>
+        </w:rPr>
+        <w:t xml:space="preserve">        dateMillis = dateMillis,</w:t>
+        <w:br/>
+      </w:r>
+      <w:r>
+        <w:rPr>
+          <w:rFonts w:ascii="Consolas" w:hAnsi="Consolas" w:eastAsia="Consolas"/>
+          <w:b w:val="0"/>
+          <w:color w:val="263242"/>
+          <w:sz w:val="15"/>
+        </w:rPr>
+        <w:t xml:space="preserve">        type = type</w:t>
+        <w:br/>
+      </w:r>
+      <w:r>
+        <w:rPr>
+          <w:rFonts w:ascii="Consolas" w:hAnsi="Consolas" w:eastAsia="Consolas"/>
+          <w:b w:val="0"/>
+          <w:color w:val="263242"/>
+          <w:sz w:val="15"/>
+        </w:rPr>
+        <w:t xml:space="preserve">    )</w:t>
+        <w:br/>
+      </w:r>
+      <w:r>
+        <w:rPr>
+          <w:rFonts w:ascii="Consolas" w:hAnsi="Consolas" w:eastAsia="Consolas"/>
+          <w:b w:val="0"/>
+          <w:color w:val="263242"/>
+          <w:sz w:val="15"/>
+        </w:rPr>
+        <w:t xml:space="preserve">    _expenses.value = _expenses.value + newExpense</w:t>
+        <w:br/>
+      </w:r>
+      <w:r>
+        <w:rPr>
+          <w:rFonts w:ascii="Consolas" w:hAnsi="Consolas" w:eastAsia="Consolas"/>
+          <w:b w:val="0"/>
+          <w:color w:val="263242"/>
+          <w:sz w:val="15"/>
+        </w:rPr>
+        <w:t>}</w:t>
+        <w:br/>
+      </w:r>
+      <w:r>
+        <w:rPr>
+          <w:rFonts w:ascii="Consolas" w:hAnsi="Consolas" w:eastAsia="Consolas"/>
+          <w:b w:val="0"/>
+          <w:color w:val="263242"/>
+          <w:sz w:val="15"/>
+        </w:rPr>
+        <w:br/>
+      </w:r>
+      <w:r>
+        <w:rPr>
+          <w:rFonts w:ascii="Consolas" w:hAnsi="Consolas" w:eastAsia="Consolas"/>
+          <w:b w:val="0"/>
+          <w:color w:val="263242"/>
+          <w:sz w:val="15"/>
+        </w:rPr>
+        <w:t>fun updateExpense(id: Int, amount: Int, category: String, emotion: String,</w:t>
+        <w:br/>
+      </w:r>
+      <w:r>
+        <w:rPr>
+          <w:rFonts w:ascii="Consolas" w:hAnsi="Consolas" w:eastAsia="Consolas"/>
+          <w:b w:val="0"/>
+          <w:color w:val="263242"/>
+          <w:sz w:val="15"/>
+        </w:rPr>
+        <w:t xml:space="preserve">                  memo: String, dateMillis: Long, type: TransactionType) {</w:t>
+        <w:br/>
+      </w:r>
+      <w:r>
+        <w:rPr>
+          <w:rFonts w:ascii="Consolas" w:hAnsi="Consolas" w:eastAsia="Consolas"/>
+          <w:b w:val="0"/>
+          <w:color w:val="263242"/>
+          <w:sz w:val="15"/>
+        </w:rPr>
+        <w:t xml:space="preserve">    _expenses.value = _expenses.value.map { expense -&gt;</w:t>
+        <w:br/>
+      </w:r>
+      <w:r>
+        <w:rPr>
+          <w:rFonts w:ascii="Consolas" w:hAnsi="Consolas" w:eastAsia="Consolas"/>
+          <w:b w:val="0"/>
+          <w:color w:val="263242"/>
+          <w:sz w:val="15"/>
+        </w:rPr>
+        <w:t xml:space="preserve">        if (expense.id == id) {</w:t>
+        <w:br/>
+      </w:r>
+      <w:r>
+        <w:rPr>
+          <w:rFonts w:ascii="Consolas" w:hAnsi="Consolas" w:eastAsia="Consolas"/>
+          <w:b w:val="0"/>
+          <w:color w:val="263242"/>
+          <w:sz w:val="15"/>
+        </w:rPr>
+        <w:t xml:space="preserve">            expense.copy(amount = amount, category = category, emotion = emotion,</w:t>
+        <w:br/>
+      </w:r>
+      <w:r>
+        <w:rPr>
+          <w:rFonts w:ascii="Consolas" w:hAnsi="Consolas" w:eastAsia="Consolas"/>
+          <w:b w:val="0"/>
+          <w:color w:val="263242"/>
+          <w:sz w:val="15"/>
+        </w:rPr>
+        <w:t xml:space="preserve">                memo = memo, dateMillis = dateMillis, type = type)</w:t>
+        <w:br/>
+      </w:r>
+      <w:r>
+        <w:rPr>
+          <w:rFonts w:ascii="Consolas" w:hAnsi="Consolas" w:eastAsia="Consolas"/>
+          <w:b w:val="0"/>
+          <w:color w:val="263242"/>
+          <w:sz w:val="15"/>
+        </w:rPr>
+        <w:t xml:space="preserve">        } else {</w:t>
+        <w:br/>
+      </w:r>
+      <w:r>
+        <w:rPr>
+          <w:rFonts w:ascii="Consolas" w:hAnsi="Consolas" w:eastAsia="Consolas"/>
+          <w:b w:val="0"/>
+          <w:color w:val="263242"/>
+          <w:sz w:val="15"/>
+        </w:rPr>
+        <w:t xml:space="preserve">            expense</w:t>
+        <w:br/>
+      </w:r>
+      <w:r>
+        <w:rPr>
+          <w:rFonts w:ascii="Consolas" w:hAnsi="Consolas" w:eastAsia="Consolas"/>
+          <w:b w:val="0"/>
+          <w:color w:val="263242"/>
+          <w:sz w:val="15"/>
+        </w:rPr>
+        <w:t xml:space="preserve">        }</w:t>
+        <w:br/>
+      </w:r>
+      <w:r>
+        <w:rPr>
+          <w:rFonts w:ascii="Consolas" w:hAnsi="Consolas" w:eastAsia="Consolas"/>
+          <w:b w:val="0"/>
+          <w:color w:val="263242"/>
+          <w:sz w:val="15"/>
+        </w:rPr>
+        <w:t xml:space="preserve">    }</w:t>
+        <w:br/>
+      </w:r>
+      <w:r>
+        <w:rPr>
+          <w:rFonts w:ascii="Consolas" w:hAnsi="Consolas" w:eastAsia="Consolas"/>
+          <w:b w:val="0"/>
+          <w:color w:val="263242"/>
+          <w:sz w:val="15"/>
+        </w:rPr>
+        <w:t>}</w:t>
+        <w:br/>
+      </w:r>
+      <w:r>
+        <w:rPr>
+          <w:rFonts w:ascii="Consolas" w:hAnsi="Consolas" w:eastAsia="Consolas"/>
+          <w:b w:val="0"/>
+          <w:color w:val="263242"/>
+          <w:sz w:val="15"/>
+        </w:rPr>
+        <w:br/>
+      </w:r>
+      <w:r>
+        <w:rPr>
+          <w:rFonts w:ascii="Consolas" w:hAnsi="Consolas" w:eastAsia="Consolas"/>
+          <w:b w:val="0"/>
+          <w:color w:val="263242"/>
+          <w:sz w:val="15"/>
+        </w:rPr>
+        <w:t>fun deleteExpense(expense: Expense) {</w:t>
+        <w:br/>
+      </w:r>
+      <w:r>
+        <w:rPr>
+          <w:rFonts w:ascii="Consolas" w:hAnsi="Consolas" w:eastAsia="Consolas"/>
+          <w:b w:val="0"/>
+          <w:color w:val="263242"/>
+          <w:sz w:val="15"/>
+        </w:rPr>
+        <w:t xml:space="preserve">    _expenses.value = _expenses.value.filter { it.id != expense.id }</w:t>
+        <w:br/>
+      </w:r>
+      <w:r>
+        <w:rPr>
+          <w:rFonts w:ascii="Consolas" w:hAnsi="Consolas" w:eastAsia="Consolas"/>
+          <w:b w:val="0"/>
+          <w:color w:val="263242"/>
+          <w:sz w:val="15"/>
+        </w:rPr>
+        <w:t>}</w:t>
       </w:r>
     </w:p>
     <w:p>
       <w:pPr>
-        <w:pStyle w:val="ListBullet"/>
-        <w:spacing w:after="40"/>
+        <w:widowControl/>
       </w:pPr>
       <w:r>
         <w:rPr>
           <w:rFonts w:ascii="Malgun Gothic" w:hAnsi="Malgun Gothic" w:eastAsia="Malgun Gothic"/>
-          <w:sz w:val="17"/>
+          <w:b w:val="0"/>
+          <w:color w:val="202732"/>
+          <w:sz w:val="21"/>
         </w:rPr>
-        <w:t>Root 화면에서 ViewModel 상태를 읽어 통계/감정 화면에 전달하므로 데이터 흐름이 단순하다.</w:t>
+        <w:t xml:space="preserve">기록 목록은 </w:t>
+      </w:r>
+      <w:r>
+        <w:rPr>
+          <w:rFonts w:ascii="Consolas" w:hAnsi="Consolas" w:eastAsia="Consolas"/>
+          <w:b/>
+          <w:color w:val="1F4D78"/>
+          <w:sz w:val="20"/>
+        </w:rPr>
+        <w:t>MutableStateFlow&lt;List&lt;Expense&gt;&gt;</w:t>
+      </w:r>
+      <w:r>
+        <w:rPr>
+          <w:rFonts w:ascii="Malgun Gothic" w:hAnsi="Malgun Gothic" w:eastAsia="Malgun Gothic"/>
+          <w:b w:val="0"/>
+          <w:color w:val="202732"/>
+          <w:sz w:val="21"/>
+        </w:rPr>
+        <w:t xml:space="preserve">로 관리한다. 기록 추가는 기존 목록 뒤에 새 기록을 붙이고, 수정은 </w:t>
+      </w:r>
+      <w:r>
+        <w:rPr>
+          <w:rFonts w:ascii="Consolas" w:hAnsi="Consolas" w:eastAsia="Consolas"/>
+          <w:b/>
+          <w:color w:val="1F4D78"/>
+          <w:sz w:val="20"/>
+        </w:rPr>
+        <w:t>map</w:t>
+      </w:r>
+      <w:r>
+        <w:rPr>
+          <w:rFonts w:ascii="Malgun Gothic" w:hAnsi="Malgun Gothic" w:eastAsia="Malgun Gothic"/>
+          <w:b w:val="0"/>
+          <w:color w:val="202732"/>
+          <w:sz w:val="21"/>
+        </w:rPr>
+        <w:t xml:space="preserve">과 </w:t>
+      </w:r>
+      <w:r>
+        <w:rPr>
+          <w:rFonts w:ascii="Consolas" w:hAnsi="Consolas" w:eastAsia="Consolas"/>
+          <w:b/>
+          <w:color w:val="1F4D78"/>
+          <w:sz w:val="20"/>
+        </w:rPr>
+        <w:t>copy</w:t>
+      </w:r>
+      <w:r>
+        <w:rPr>
+          <w:rFonts w:ascii="Malgun Gothic" w:hAnsi="Malgun Gothic" w:eastAsia="Malgun Gothic"/>
+          <w:b w:val="0"/>
+          <w:color w:val="202732"/>
+          <w:sz w:val="21"/>
+        </w:rPr>
+        <w:t xml:space="preserve">를 이용해 같은 </w:t>
+      </w:r>
+      <w:r>
+        <w:rPr>
+          <w:rFonts w:ascii="Consolas" w:hAnsi="Consolas" w:eastAsia="Consolas"/>
+          <w:b/>
+          <w:color w:val="1F4D78"/>
+          <w:sz w:val="20"/>
+        </w:rPr>
+        <w:t>id</w:t>
+      </w:r>
+      <w:r>
+        <w:rPr>
+          <w:rFonts w:ascii="Malgun Gothic" w:hAnsi="Malgun Gothic" w:eastAsia="Malgun Gothic"/>
+          <w:b w:val="0"/>
+          <w:color w:val="202732"/>
+          <w:sz w:val="21"/>
+        </w:rPr>
+        <w:t xml:space="preserve">의 기록만 바꾼다. 삭제는 </w:t>
+      </w:r>
+      <w:r>
+        <w:rPr>
+          <w:rFonts w:ascii="Consolas" w:hAnsi="Consolas" w:eastAsia="Consolas"/>
+          <w:b/>
+          <w:color w:val="1F4D78"/>
+          <w:sz w:val="20"/>
+        </w:rPr>
+        <w:t>filter</w:t>
+      </w:r>
+      <w:r>
+        <w:rPr>
+          <w:rFonts w:ascii="Malgun Gothic" w:hAnsi="Malgun Gothic" w:eastAsia="Malgun Gothic"/>
+          <w:b w:val="0"/>
+          <w:color w:val="202732"/>
+          <w:sz w:val="21"/>
+        </w:rPr>
+        <w:t xml:space="preserve">를 이용해 선택한 </w:t>
+      </w:r>
+      <w:r>
+        <w:rPr>
+          <w:rFonts w:ascii="Consolas" w:hAnsi="Consolas" w:eastAsia="Consolas"/>
+          <w:b/>
+          <w:color w:val="1F4D78"/>
+          <w:sz w:val="20"/>
+        </w:rPr>
+        <w:t>id</w:t>
+      </w:r>
+      <w:r>
+        <w:rPr>
+          <w:rFonts w:ascii="Malgun Gothic" w:hAnsi="Malgun Gothic" w:eastAsia="Malgun Gothic"/>
+          <w:b w:val="0"/>
+          <w:color w:val="202732"/>
+          <w:sz w:val="21"/>
+        </w:rPr>
+        <w:t>를 제외한 기록만 남긴다.</w:t>
+      </w:r>
+    </w:p>
+    <w:p>
+      <w:pPr>
+        <w:widowControl/>
+      </w:pPr>
+      <w:r>
+        <w:rPr>
+          <w:rFonts w:ascii="Malgun Gothic" w:hAnsi="Malgun Gothic" w:eastAsia="Malgun Gothic"/>
+          <w:b w:val="0"/>
+          <w:color w:val="202732"/>
+          <w:sz w:val="21"/>
+        </w:rPr>
+        <w:t>이 부분에는 Kotlin 컬렉션 처리와 객체지향 프로그래밍에서 다룬 데이터 클래스 사용 방식이 적용되어 있다.</w:t>
       </w:r>
     </w:p>
     <w:p>
@@ -2227,125 +3384,425 @@
         <w:pStyle w:val="Heading2"/>
       </w:pPr>
       <w:r>
-        <w:rPr>
-          <w:rFonts w:ascii="Malgun Gothic" w:hAnsi="Malgun Gothic" w:eastAsia="Malgun Gothic"/>
-          <w:color w:val="1F4D78"/>
-          <w:sz w:val="25"/>
-        </w:rPr>
-        <w:t>4. 기록 찾기: 검색어와 필터 조합</w:t>
+        <w:t>5.4 입력값 상태와 버튼 이벤트 처리</w:t>
       </w:r>
     </w:p>
     <w:p>
       <w:pPr>
-        <w:spacing w:after="80" w:lineRule="auto" w:line="269"/>
+        <w:widowControl/>
       </w:pPr>
       <w:r>
         <w:rPr>
           <w:rFonts w:ascii="Malgun Gothic" w:hAnsi="Malgun Gothic" w:eastAsia="Malgun Gothic"/>
-          <w:sz w:val="18"/>
+          <w:b w:val="0"/>
+          <w:color w:val="202732"/>
+          <w:sz w:val="21"/>
         </w:rPr>
-        <w:t>파일: app/src/main/java/com/example/emotionbudgetapp/ui/ExpenseScreen.kt</w:t>
-      </w:r>
-    </w:p>
-    <w:tbl>
-      <w:tblPr>
-        <w:tblStyle w:val="TableGrid"/>
-        <w:tblW w:type="auto" w:w="0"/>
-        <w:tblLook w:firstColumn="1" w:firstRow="1" w:lastColumn="0" w:lastRow="0" w:noHBand="0" w:noVBand="1" w:val="04A0"/>
-      </w:tblPr>
-      <w:tblGrid>
-        <w:gridCol w:w="10206"/>
-      </w:tblGrid>
-      <w:tr>
-        <w:tc>
-          <w:tcPr>
-            <w:tcW w:type="dxa" w:w="10206"/>
-            <w:shd w:fill="F5F7FA"/>
-          </w:tcPr>
-          <w:p>
-            <w:pPr>
-              <w:spacing w:after="0" w:lineRule="auto" w:line="226"/>
-            </w:pPr>
-            <w:r/>
-            <w:r>
-              <w:rPr>
-                <w:rFonts w:ascii="Consolas" w:hAnsi="Consolas" w:eastAsia="Consolas"/>
-                <w:sz w:val="13"/>
-              </w:rPr>
-              <w:t>val filteredExpenses = expenses.filter { expense -&gt;</w:t>
-              <w:br/>
-              <w:t xml:space="preserve">    val query = appliedSearchText.trim()</w:t>
-              <w:br/>
-              <w:t xml:space="preserve">    val matchesQuery = query.isBlank() ||</w:t>
-              <w:br/>
-              <w:t xml:space="preserve">        expense.type.label.contains(query, ignoreCase = true) ||</w:t>
-              <w:br/>
-              <w:t xml:space="preserve">        expense.category.contains(query, ignoreCase = true) ||</w:t>
-              <w:br/>
-              <w:t xml:space="preserve">        expense.emotion.contains(query, ignoreCase = true) ||</w:t>
-              <w:br/>
-              <w:t xml:space="preserve">        expense.memo.contains(query, ignoreCase = true) ||</w:t>
-              <w:br/>
-              <w:t xml:space="preserve">        formatWon(expense.amount).contains(query)</w:t>
-              <w:br/>
-              <w:br/>
-              <w:t xml:space="preserve">    val matchesPeriod = matchesPeriodFilter(...)</w:t>
-              <w:br/>
-              <w:t xml:space="preserve">    val matchesType = typeFilter == "전체" || expense.type.label == typeFilter</w:t>
-              <w:br/>
-              <w:t xml:space="preserve">    val matchesCategory = categoryFilter == "전체" || expense.category == categoryFilter</w:t>
-              <w:br/>
-              <w:t xml:space="preserve">    val matchesEmotion = emotionFilter == "전체" ||</w:t>
-              <w:br/>
-              <w:t xml:space="preserve">        (expense.type == TransactionType.EXPENSE &amp;&amp; expense.emotion == emotionFilter)</w:t>
-              <w:br/>
-              <w:br/>
-              <w:t xml:space="preserve">    matchesQuery &amp;&amp; matchesPeriod &amp;&amp; matchesType &amp;&amp; matchesCategory &amp;&amp; matchesEmotion</w:t>
-              <w:br/>
-              <w:t>}</w:t>
-            </w:r>
-          </w:p>
-        </w:tc>
-      </w:tr>
-    </w:tbl>
-    <w:p/>
-    <w:p>
-      <w:pPr>
-        <w:pStyle w:val="ListBullet"/>
-        <w:spacing w:after="40"/>
-      </w:pPr>
+        <w:t xml:space="preserve">파일: </w:t>
+      </w:r>
       <w:r>
         <w:rPr>
-          <w:rFonts w:ascii="Malgun Gothic" w:hAnsi="Malgun Gothic" w:eastAsia="Malgun Gothic"/>
-          <w:sz w:val="17"/>
+          <w:rFonts w:ascii="Consolas" w:hAnsi="Consolas" w:eastAsia="Consolas"/>
+          <w:b/>
+          <w:color w:val="1F4D78"/>
+          <w:sz w:val="20"/>
         </w:rPr>
-        <w:t>검색어는 유형, 카테고리, 감정, 메모, 날짜, 금액을 모두 대상으로 삼는다.</w:t>
+        <w:t>app/src/main/java/com/example/emotionbudgetapp/ui/ExpenseScreen.kt</w:t>
       </w:r>
     </w:p>
     <w:p>
       <w:pPr>
-        <w:pStyle w:val="ListBullet"/>
-        <w:spacing w:after="40"/>
+        <w:keepLines/>
+        <w:spacing w:before="60" w:after="140" w:line="240" w:lineRule="auto"/>
+        <w:ind w:left="170" w:right="170"/>
+        <w:shd w:fill="F4F6F9"/>
       </w:pPr>
       <w:r>
         <w:rPr>
-          <w:rFonts w:ascii="Malgun Gothic" w:hAnsi="Malgun Gothic" w:eastAsia="Malgun Gothic"/>
-          <w:sz w:val="17"/>
+          <w:rFonts w:ascii="Consolas" w:hAnsi="Consolas" w:eastAsia="Consolas"/>
+          <w:b w:val="0"/>
+          <w:color w:val="263242"/>
+          <w:sz w:val="15"/>
         </w:rPr>
-        <w:t>기간, 유형, 카테고리, 감정 조건을 동시에 적용해 실제 가계부 앱처럼 원하는 기록을 좁혀 찾는다.</w:t>
+        <w:t>var transactionType by remember { mutableStateOf(TransactionType.EXPENSE) }</w:t>
+        <w:br/>
+      </w:r>
+      <w:r>
+        <w:rPr>
+          <w:rFonts w:ascii="Consolas" w:hAnsi="Consolas" w:eastAsia="Consolas"/>
+          <w:b w:val="0"/>
+          <w:color w:val="263242"/>
+          <w:sz w:val="15"/>
+        </w:rPr>
+        <w:t>var amountText by remember { mutableStateOf("") }</w:t>
+        <w:br/>
+      </w:r>
+      <w:r>
+        <w:rPr>
+          <w:rFonts w:ascii="Consolas" w:hAnsi="Consolas" w:eastAsia="Consolas"/>
+          <w:b w:val="0"/>
+          <w:color w:val="263242"/>
+          <w:sz w:val="15"/>
+        </w:rPr>
+        <w:t>var category by remember { mutableStateOf("식비") }</w:t>
+        <w:br/>
+      </w:r>
+      <w:r>
+        <w:rPr>
+          <w:rFonts w:ascii="Consolas" w:hAnsi="Consolas" w:eastAsia="Consolas"/>
+          <w:b w:val="0"/>
+          <w:color w:val="263242"/>
+          <w:sz w:val="15"/>
+        </w:rPr>
+        <w:t>var emotion by remember { mutableStateOf("기쁨") }</w:t>
+        <w:br/>
+      </w:r>
+      <w:r>
+        <w:rPr>
+          <w:rFonts w:ascii="Consolas" w:hAnsi="Consolas" w:eastAsia="Consolas"/>
+          <w:b w:val="0"/>
+          <w:color w:val="263242"/>
+          <w:sz w:val="15"/>
+        </w:rPr>
+        <w:t>var memo by remember { mutableStateOf("") }</w:t>
+        <w:br/>
+      </w:r>
+      <w:r>
+        <w:rPr>
+          <w:rFonts w:ascii="Consolas" w:hAnsi="Consolas" w:eastAsia="Consolas"/>
+          <w:b w:val="0"/>
+          <w:color w:val="263242"/>
+          <w:sz w:val="15"/>
+        </w:rPr>
+        <w:t>var editingExpenseId by remember { mutableStateOf&lt;Int?&gt;(null) }</w:t>
+        <w:br/>
+      </w:r>
+      <w:r>
+        <w:rPr>
+          <w:rFonts w:ascii="Consolas" w:hAnsi="Consolas" w:eastAsia="Consolas"/>
+          <w:b w:val="0"/>
+          <w:color w:val="263242"/>
+          <w:sz w:val="15"/>
+        </w:rPr>
+        <w:br/>
+      </w:r>
+      <w:r>
+        <w:rPr>
+          <w:rFonts w:ascii="Consolas" w:hAnsi="Consolas" w:eastAsia="Consolas"/>
+          <w:b w:val="0"/>
+          <w:color w:val="263242"/>
+          <w:sz w:val="15"/>
+        </w:rPr>
+        <w:t>ExpenseForm(</w:t>
+        <w:br/>
+      </w:r>
+      <w:r>
+        <w:rPr>
+          <w:rFonts w:ascii="Consolas" w:hAnsi="Consolas" w:eastAsia="Consolas"/>
+          <w:b w:val="0"/>
+          <w:color w:val="263242"/>
+          <w:sz w:val="15"/>
+        </w:rPr>
+        <w:t xml:space="preserve">    amountText = amountText,</w:t>
+        <w:br/>
+      </w:r>
+      <w:r>
+        <w:rPr>
+          <w:rFonts w:ascii="Consolas" w:hAnsi="Consolas" w:eastAsia="Consolas"/>
+          <w:b w:val="0"/>
+          <w:color w:val="263242"/>
+          <w:sz w:val="15"/>
+        </w:rPr>
+        <w:t xml:space="preserve">    onAmountChange = { amountText = it },</w:t>
+        <w:br/>
+      </w:r>
+      <w:r>
+        <w:rPr>
+          <w:rFonts w:ascii="Consolas" w:hAnsi="Consolas" w:eastAsia="Consolas"/>
+          <w:b w:val="0"/>
+          <w:color w:val="263242"/>
+          <w:sz w:val="15"/>
+        </w:rPr>
+        <w:t xml:space="preserve">    onSubmit = {</w:t>
+        <w:br/>
+      </w:r>
+      <w:r>
+        <w:rPr>
+          <w:rFonts w:ascii="Consolas" w:hAnsi="Consolas" w:eastAsia="Consolas"/>
+          <w:b w:val="0"/>
+          <w:color w:val="263242"/>
+          <w:sz w:val="15"/>
+        </w:rPr>
+        <w:t xml:space="preserve">        val amount = amountText.toIntOrNull()</w:t>
+        <w:br/>
+      </w:r>
+      <w:r>
+        <w:rPr>
+          <w:rFonts w:ascii="Consolas" w:hAnsi="Consolas" w:eastAsia="Consolas"/>
+          <w:b w:val="0"/>
+          <w:color w:val="263242"/>
+          <w:sz w:val="15"/>
+        </w:rPr>
+        <w:t xml:space="preserve">        if (amount != null &amp;&amp; amount &gt; 0) {</w:t>
+        <w:br/>
+      </w:r>
+      <w:r>
+        <w:rPr>
+          <w:rFonts w:ascii="Consolas" w:hAnsi="Consolas" w:eastAsia="Consolas"/>
+          <w:b w:val="0"/>
+          <w:color w:val="263242"/>
+          <w:sz w:val="15"/>
+        </w:rPr>
+        <w:t xml:space="preserve">            if (editingExpenseId == null) {</w:t>
+        <w:br/>
+      </w:r>
+      <w:r>
+        <w:rPr>
+          <w:rFonts w:ascii="Consolas" w:hAnsi="Consolas" w:eastAsia="Consolas"/>
+          <w:b w:val="0"/>
+          <w:color w:val="263242"/>
+          <w:sz w:val="15"/>
+        </w:rPr>
+        <w:t xml:space="preserve">                viewModel.addExpense(</w:t>
+        <w:br/>
+      </w:r>
+      <w:r>
+        <w:rPr>
+          <w:rFonts w:ascii="Consolas" w:hAnsi="Consolas" w:eastAsia="Consolas"/>
+          <w:b w:val="0"/>
+          <w:color w:val="263242"/>
+          <w:sz w:val="15"/>
+        </w:rPr>
+        <w:t xml:space="preserve">                    amount, category, emotion, memo,</w:t>
+        <w:br/>
+      </w:r>
+      <w:r>
+        <w:rPr>
+          <w:rFonts w:ascii="Consolas" w:hAnsi="Consolas" w:eastAsia="Consolas"/>
+          <w:b w:val="0"/>
+          <w:color w:val="263242"/>
+          <w:sz w:val="15"/>
+        </w:rPr>
+        <w:t xml:space="preserve">                    selectedDateMillis, transactionType</w:t>
+        <w:br/>
+      </w:r>
+      <w:r>
+        <w:rPr>
+          <w:rFonts w:ascii="Consolas" w:hAnsi="Consolas" w:eastAsia="Consolas"/>
+          <w:b w:val="0"/>
+          <w:color w:val="263242"/>
+          <w:sz w:val="15"/>
+        </w:rPr>
+        <w:t xml:space="preserve">                )</w:t>
+        <w:br/>
+      </w:r>
+      <w:r>
+        <w:rPr>
+          <w:rFonts w:ascii="Consolas" w:hAnsi="Consolas" w:eastAsia="Consolas"/>
+          <w:b w:val="0"/>
+          <w:color w:val="263242"/>
+          <w:sz w:val="15"/>
+        </w:rPr>
+        <w:t xml:space="preserve">            } else {</w:t>
+        <w:br/>
+      </w:r>
+      <w:r>
+        <w:rPr>
+          <w:rFonts w:ascii="Consolas" w:hAnsi="Consolas" w:eastAsia="Consolas"/>
+          <w:b w:val="0"/>
+          <w:color w:val="263242"/>
+          <w:sz w:val="15"/>
+        </w:rPr>
+        <w:t xml:space="preserve">                viewModel.updateExpense(</w:t>
+        <w:br/>
+      </w:r>
+      <w:r>
+        <w:rPr>
+          <w:rFonts w:ascii="Consolas" w:hAnsi="Consolas" w:eastAsia="Consolas"/>
+          <w:b w:val="0"/>
+          <w:color w:val="263242"/>
+          <w:sz w:val="15"/>
+        </w:rPr>
+        <w:t xml:space="preserve">                    editingExpenseId!!, amount, category, emotion, memo,</w:t>
+        <w:br/>
+      </w:r>
+      <w:r>
+        <w:rPr>
+          <w:rFonts w:ascii="Consolas" w:hAnsi="Consolas" w:eastAsia="Consolas"/>
+          <w:b w:val="0"/>
+          <w:color w:val="263242"/>
+          <w:sz w:val="15"/>
+        </w:rPr>
+        <w:t xml:space="preserve">                    selectedDateMillis, transactionType</w:t>
+        <w:br/>
+      </w:r>
+      <w:r>
+        <w:rPr>
+          <w:rFonts w:ascii="Consolas" w:hAnsi="Consolas" w:eastAsia="Consolas"/>
+          <w:b w:val="0"/>
+          <w:color w:val="263242"/>
+          <w:sz w:val="15"/>
+        </w:rPr>
+        <w:t xml:space="preserve">                )</w:t>
+        <w:br/>
+      </w:r>
+      <w:r>
+        <w:rPr>
+          <w:rFonts w:ascii="Consolas" w:hAnsi="Consolas" w:eastAsia="Consolas"/>
+          <w:b w:val="0"/>
+          <w:color w:val="263242"/>
+          <w:sz w:val="15"/>
+        </w:rPr>
+        <w:t xml:space="preserve">            }</w:t>
+        <w:br/>
+      </w:r>
+      <w:r>
+        <w:rPr>
+          <w:rFonts w:ascii="Consolas" w:hAnsi="Consolas" w:eastAsia="Consolas"/>
+          <w:b w:val="0"/>
+          <w:color w:val="263242"/>
+          <w:sz w:val="15"/>
+        </w:rPr>
+        <w:t xml:space="preserve">            resetForm()</w:t>
+        <w:br/>
+      </w:r>
+      <w:r>
+        <w:rPr>
+          <w:rFonts w:ascii="Consolas" w:hAnsi="Consolas" w:eastAsia="Consolas"/>
+          <w:b w:val="0"/>
+          <w:color w:val="263242"/>
+          <w:sz w:val="15"/>
+        </w:rPr>
+        <w:t xml:space="preserve">        }</w:t>
+        <w:br/>
+      </w:r>
+      <w:r>
+        <w:rPr>
+          <w:rFonts w:ascii="Consolas" w:hAnsi="Consolas" w:eastAsia="Consolas"/>
+          <w:b w:val="0"/>
+          <w:color w:val="263242"/>
+          <w:sz w:val="15"/>
+        </w:rPr>
+        <w:t xml:space="preserve">    }</w:t>
+        <w:br/>
+      </w:r>
+      <w:r>
+        <w:rPr>
+          <w:rFonts w:ascii="Consolas" w:hAnsi="Consolas" w:eastAsia="Consolas"/>
+          <w:b w:val="0"/>
+          <w:color w:val="263242"/>
+          <w:sz w:val="15"/>
+        </w:rPr>
+        <w:t>)</w:t>
       </w:r>
     </w:p>
     <w:p>
       <w:pPr>
-        <w:pStyle w:val="ListBullet"/>
-        <w:spacing w:after="40"/>
+        <w:widowControl/>
       </w:pPr>
+      <w:r>
+        <w:rPr>
+          <w:rFonts w:ascii="Consolas" w:hAnsi="Consolas" w:eastAsia="Consolas"/>
+          <w:b/>
+          <w:color w:val="1F4D78"/>
+          <w:sz w:val="20"/>
+        </w:rPr>
+        <w:t>remember</w:t>
+      </w:r>
       <w:r>
         <w:rPr>
           <w:rFonts w:ascii="Malgun Gothic" w:hAnsi="Malgun Gothic" w:eastAsia="Malgun Gothic"/>
-          <w:sz w:val="17"/>
+          <w:b w:val="0"/>
+          <w:color w:val="202732"/>
+          <w:sz w:val="21"/>
         </w:rPr>
-        <w:t>필터 결과 개수와 결과 없음 안내를 UI에 표시해 검색 버튼을 눌렀을 때 반응이 명확하다.</w:t>
+        <w:t xml:space="preserve">와 </w:t>
+      </w:r>
+      <w:r>
+        <w:rPr>
+          <w:rFonts w:ascii="Consolas" w:hAnsi="Consolas" w:eastAsia="Consolas"/>
+          <w:b/>
+          <w:color w:val="1F4D78"/>
+          <w:sz w:val="20"/>
+        </w:rPr>
+        <w:t>mutableStateOf</w:t>
+      </w:r>
+      <w:r>
+        <w:rPr>
+          <w:rFonts w:ascii="Malgun Gothic" w:hAnsi="Malgun Gothic" w:eastAsia="Malgun Gothic"/>
+          <w:b w:val="0"/>
+          <w:color w:val="202732"/>
+          <w:sz w:val="21"/>
+        </w:rPr>
+        <w:t xml:space="preserve">는 사용자가 입력한 값을 화면 상태로 보관한다. 입력창의 값이 바뀌면 </w:t>
+      </w:r>
+      <w:r>
+        <w:rPr>
+          <w:rFonts w:ascii="Consolas" w:hAnsi="Consolas" w:eastAsia="Consolas"/>
+          <w:b/>
+          <w:color w:val="1F4D78"/>
+          <w:sz w:val="20"/>
+        </w:rPr>
+        <w:t>onAmountChange</w:t>
+      </w:r>
+      <w:r>
+        <w:rPr>
+          <w:rFonts w:ascii="Malgun Gothic" w:hAnsi="Malgun Gothic" w:eastAsia="Malgun Gothic"/>
+          <w:b w:val="0"/>
+          <w:color w:val="202732"/>
+          <w:sz w:val="21"/>
+        </w:rPr>
+        <w:t xml:space="preserve"> 같은 이벤트가 실행되어 상태가 변경된다.</w:t>
+      </w:r>
+    </w:p>
+    <w:p>
+      <w:pPr>
+        <w:widowControl/>
+      </w:pPr>
+      <w:r>
+        <w:rPr>
+          <w:rFonts w:ascii="Malgun Gothic" w:hAnsi="Malgun Gothic" w:eastAsia="Malgun Gothic"/>
+          <w:b w:val="0"/>
+          <w:color w:val="202732"/>
+          <w:sz w:val="21"/>
+        </w:rPr>
+        <w:t xml:space="preserve">기록 추가 버튼을 누르면 </w:t>
+      </w:r>
+      <w:r>
+        <w:rPr>
+          <w:rFonts w:ascii="Consolas" w:hAnsi="Consolas" w:eastAsia="Consolas"/>
+          <w:b/>
+          <w:color w:val="1F4D78"/>
+          <w:sz w:val="20"/>
+        </w:rPr>
+        <w:t>onSubmit</w:t>
+      </w:r>
+      <w:r>
+        <w:rPr>
+          <w:rFonts w:ascii="Malgun Gothic" w:hAnsi="Malgun Gothic" w:eastAsia="Malgun Gothic"/>
+          <w:b w:val="0"/>
+          <w:color w:val="202732"/>
+          <w:sz w:val="21"/>
+        </w:rPr>
+        <w:t xml:space="preserve">이 호출된다. 금액이 올바르게 입력되었는지 확인한 뒤, </w:t>
+      </w:r>
+      <w:r>
+        <w:rPr>
+          <w:rFonts w:ascii="Consolas" w:hAnsi="Consolas" w:eastAsia="Consolas"/>
+          <w:b/>
+          <w:color w:val="1F4D78"/>
+          <w:sz w:val="20"/>
+        </w:rPr>
+        <w:t>editingExpenseId</w:t>
+      </w:r>
+      <w:r>
+        <w:rPr>
+          <w:rFonts w:ascii="Malgun Gothic" w:hAnsi="Malgun Gothic" w:eastAsia="Malgun Gothic"/>
+          <w:b w:val="0"/>
+          <w:color w:val="202732"/>
+          <w:sz w:val="21"/>
+        </w:rPr>
+        <w:t>가 없으면 새 기록을 추가하고 값이 있으면 기존 기록을 수정한다.</w:t>
       </w:r>
     </w:p>
     <w:p>
@@ -2353,131 +3810,290 @@
         <w:pStyle w:val="Heading2"/>
       </w:pPr>
       <w:r>
-        <w:rPr>
-          <w:rFonts w:ascii="Malgun Gothic" w:hAnsi="Malgun Gothic" w:eastAsia="Malgun Gothic"/>
-          <w:color w:val="1F4D78"/>
-          <w:sz w:val="25"/>
-        </w:rPr>
-        <w:t>5. 상세 통계: 월별 데이터 계산과 탭 전환</w:t>
+        <w:t>5.5 LazyColumn을 이용한 기록 목록</w:t>
       </w:r>
     </w:p>
     <w:p>
       <w:pPr>
-        <w:spacing w:after="80" w:lineRule="auto" w:line="269"/>
+        <w:widowControl/>
       </w:pPr>
       <w:r>
         <w:rPr>
           <w:rFonts w:ascii="Malgun Gothic" w:hAnsi="Malgun Gothic" w:eastAsia="Malgun Gothic"/>
-          <w:sz w:val="18"/>
+          <w:b w:val="0"/>
+          <w:color w:val="202732"/>
+          <w:sz w:val="21"/>
         </w:rPr>
-        <w:t>파일: app/src/main/java/com/example/emotionbudgetapp/ui/LedgerReportScreen.kt</w:t>
-      </w:r>
-    </w:p>
-    <w:tbl>
-      <w:tblPr>
-        <w:tblStyle w:val="TableGrid"/>
-        <w:tblW w:type="auto" w:w="0"/>
-        <w:tblLook w:firstColumn="1" w:firstRow="1" w:lastColumn="0" w:lastRow="0" w:noHBand="0" w:noVBand="1" w:val="04A0"/>
-      </w:tblPr>
-      <w:tblGrid>
-        <w:gridCol w:w="10206"/>
-      </w:tblGrid>
-      <w:tr>
-        <w:tc>
-          <w:tcPr>
-            <w:tcW w:type="dxa" w:w="10206"/>
-            <w:shd w:fill="F5F7FA"/>
-          </w:tcPr>
-          <w:p>
-            <w:pPr>
-              <w:spacing w:after="0" w:lineRule="auto" w:line="226"/>
-            </w:pPr>
-            <w:r/>
-            <w:r>
-              <w:rPr>
-                <w:rFonts w:ascii="Consolas" w:hAnsi="Consolas" w:eastAsia="Consolas"/>
-                <w:sz w:val="13"/>
-              </w:rPr>
-              <w:t>val monthStart = startOfMonth(visibleMonthMillis)</w:t>
-              <w:br/>
-              <w:t>val monthEnd = addMonths(monthStart, 1)</w:t>
-              <w:br/>
-              <w:t>val monthRecords = expenses</w:t>
-              <w:br/>
-              <w:t xml:space="preserve">    .filter { it.dateMillis &gt;= monthStart &amp;&amp; it.dateMillis &lt; monthEnd }</w:t>
-              <w:br/>
-              <w:t xml:space="preserve">    .sortedWith(compareByDescending&lt;Expense&gt; { it.dateMillis }.thenByDescending { it.id })</w:t>
-              <w:br/>
-              <w:br/>
-              <w:t>val monthIncomeTotal = monthRecords</w:t>
-              <w:br/>
-              <w:t xml:space="preserve">    .filter { it.type == TransactionType.INCOME }</w:t>
-              <w:br/>
-              <w:t xml:space="preserve">    .sumOf { it.amount }</w:t>
-              <w:br/>
-              <w:t>val monthExpenseTotal = monthRecords</w:t>
-              <w:br/>
-              <w:t xml:space="preserve">    .filter { it.type == TransactionType.EXPENSE }</w:t>
-              <w:br/>
-              <w:t xml:space="preserve">    .sumOf { it.amount }</w:t>
-              <w:br/>
-              <w:br/>
-              <w:t>when (selectedTab) {</w:t>
-              <w:br/>
-              <w:t xml:space="preserve">    ReportTab.Daily -&gt; buildDailyGroups(monthRecords)</w:t>
-              <w:br/>
-              <w:t xml:space="preserve">    ReportTab.Calendar -&gt; CalendarMonthView(monthStart, monthRecords)</w:t>
-              <w:br/>
-              <w:t xml:space="preserve">    ReportTab.Weekly -&gt; WeeklyReportView(monthStart, monthRecords)</w:t>
-              <w:br/>
-              <w:t xml:space="preserve">    ReportTab.Monthly -&gt; MonthlyReportView(monthRecords)</w:t>
-              <w:br/>
-              <w:t xml:space="preserve">    ReportTab.Summary -&gt; SummaryReportView(monthStart, monthRecords)</w:t>
-              <w:br/>
-              <w:t>}</w:t>
-            </w:r>
-          </w:p>
-        </w:tc>
-      </w:tr>
-    </w:tbl>
-    <w:p/>
-    <w:p>
-      <w:pPr>
-        <w:pStyle w:val="ListBullet"/>
-        <w:spacing w:after="40"/>
-      </w:pPr>
+        <w:t xml:space="preserve">파일: </w:t>
+      </w:r>
       <w:r>
         <w:rPr>
-          <w:rFonts w:ascii="Malgun Gothic" w:hAnsi="Malgun Gothic" w:eastAsia="Malgun Gothic"/>
-          <w:sz w:val="17"/>
+          <w:rFonts w:ascii="Consolas" w:hAnsi="Consolas" w:eastAsia="Consolas"/>
+          <w:b/>
+          <w:color w:val="1F4D78"/>
+          <w:sz w:val="20"/>
         </w:rPr>
-        <w:t>현재 선택된 달의 시작일과 다음 달 시작일을 기준으로 월 기록을 정확히 자른다.</w:t>
+        <w:t>app/src/main/java/com/example/emotionbudgetapp/ui/ExpenseScreen.kt</w:t>
       </w:r>
     </w:p>
     <w:p>
       <w:pPr>
-        <w:pStyle w:val="ListBullet"/>
-        <w:spacing w:after="40"/>
+        <w:keepLines/>
+        <w:spacing w:before="60" w:after="140" w:line="240" w:lineRule="auto"/>
+        <w:ind w:left="170" w:right="170"/>
+        <w:shd w:fill="F4F6F9"/>
       </w:pPr>
       <w:r>
         <w:rPr>
-          <w:rFonts w:ascii="Malgun Gothic" w:hAnsi="Malgun Gothic" w:eastAsia="Malgun Gothic"/>
-          <w:sz w:val="17"/>
+          <w:rFonts w:ascii="Consolas" w:hAnsi="Consolas" w:eastAsia="Consolas"/>
+          <w:b w:val="0"/>
+          <w:color w:val="263242"/>
+          <w:sz w:val="15"/>
         </w:rPr>
-        <w:t>수입과 지출 합계를 따로 계산해 월별 총수입, 총지출, 잔액을 표시한다.</w:t>
+        <w:t>val expenses by viewModel.expenses.collectAsState()</w:t>
+        <w:br/>
+      </w:r>
+      <w:r>
+        <w:rPr>
+          <w:rFonts w:ascii="Consolas" w:hAnsi="Consolas" w:eastAsia="Consolas"/>
+          <w:b w:val="0"/>
+          <w:color w:val="263242"/>
+          <w:sz w:val="15"/>
+        </w:rPr>
+        <w:br/>
+      </w:r>
+      <w:r>
+        <w:rPr>
+          <w:rFonts w:ascii="Consolas" w:hAnsi="Consolas" w:eastAsia="Consolas"/>
+          <w:b w:val="0"/>
+          <w:color w:val="263242"/>
+          <w:sz w:val="15"/>
+        </w:rPr>
+        <w:t>LazyColumn {</w:t>
+        <w:br/>
+      </w:r>
+      <w:r>
+        <w:rPr>
+          <w:rFonts w:ascii="Consolas" w:hAnsi="Consolas" w:eastAsia="Consolas"/>
+          <w:b w:val="0"/>
+          <w:color w:val="263242"/>
+          <w:sz w:val="15"/>
+        </w:rPr>
+        <w:t xml:space="preserve">    items(filteredExpenses, key = { it.id }) { expense -&gt;</w:t>
+        <w:br/>
+      </w:r>
+      <w:r>
+        <w:rPr>
+          <w:rFonts w:ascii="Consolas" w:hAnsi="Consolas" w:eastAsia="Consolas"/>
+          <w:b w:val="0"/>
+          <w:color w:val="263242"/>
+          <w:sz w:val="15"/>
+        </w:rPr>
+        <w:t xml:space="preserve">        ExpenseItem(</w:t>
+        <w:br/>
+      </w:r>
+      <w:r>
+        <w:rPr>
+          <w:rFonts w:ascii="Consolas" w:hAnsi="Consolas" w:eastAsia="Consolas"/>
+          <w:b w:val="0"/>
+          <w:color w:val="263242"/>
+          <w:sz w:val="15"/>
+        </w:rPr>
+        <w:t xml:space="preserve">            expense = expense,</w:t>
+        <w:br/>
+      </w:r>
+      <w:r>
+        <w:rPr>
+          <w:rFonts w:ascii="Consolas" w:hAnsi="Consolas" w:eastAsia="Consolas"/>
+          <w:b w:val="0"/>
+          <w:color w:val="263242"/>
+          <w:sz w:val="15"/>
+        </w:rPr>
+        <w:t xml:space="preserve">            onEdit = {</w:t>
+        <w:br/>
+      </w:r>
+      <w:r>
+        <w:rPr>
+          <w:rFonts w:ascii="Consolas" w:hAnsi="Consolas" w:eastAsia="Consolas"/>
+          <w:b w:val="0"/>
+          <w:color w:val="263242"/>
+          <w:sz w:val="15"/>
+        </w:rPr>
+        <w:t xml:space="preserve">                amountText = expense.amount.toString()</w:t>
+        <w:br/>
+      </w:r>
+      <w:r>
+        <w:rPr>
+          <w:rFonts w:ascii="Consolas" w:hAnsi="Consolas" w:eastAsia="Consolas"/>
+          <w:b w:val="0"/>
+          <w:color w:val="263242"/>
+          <w:sz w:val="15"/>
+        </w:rPr>
+        <w:t xml:space="preserve">                category = expense.category</w:t>
+        <w:br/>
+      </w:r>
+      <w:r>
+        <w:rPr>
+          <w:rFonts w:ascii="Consolas" w:hAnsi="Consolas" w:eastAsia="Consolas"/>
+          <w:b w:val="0"/>
+          <w:color w:val="263242"/>
+          <w:sz w:val="15"/>
+        </w:rPr>
+        <w:t xml:space="preserve">                emotion = expense.emotion</w:t>
+        <w:br/>
+      </w:r>
+      <w:r>
+        <w:rPr>
+          <w:rFonts w:ascii="Consolas" w:hAnsi="Consolas" w:eastAsia="Consolas"/>
+          <w:b w:val="0"/>
+          <w:color w:val="263242"/>
+          <w:sz w:val="15"/>
+        </w:rPr>
+        <w:t xml:space="preserve">                memo = expense.memo</w:t>
+        <w:br/>
+      </w:r>
+      <w:r>
+        <w:rPr>
+          <w:rFonts w:ascii="Consolas" w:hAnsi="Consolas" w:eastAsia="Consolas"/>
+          <w:b w:val="0"/>
+          <w:color w:val="263242"/>
+          <w:sz w:val="15"/>
+        </w:rPr>
+        <w:t xml:space="preserve">                editingExpenseId = expense.id</w:t>
+        <w:br/>
+      </w:r>
+      <w:r>
+        <w:rPr>
+          <w:rFonts w:ascii="Consolas" w:hAnsi="Consolas" w:eastAsia="Consolas"/>
+          <w:b w:val="0"/>
+          <w:color w:val="263242"/>
+          <w:sz w:val="15"/>
+        </w:rPr>
+        <w:t xml:space="preserve">            },</w:t>
+        <w:br/>
+      </w:r>
+      <w:r>
+        <w:rPr>
+          <w:rFonts w:ascii="Consolas" w:hAnsi="Consolas" w:eastAsia="Consolas"/>
+          <w:b w:val="0"/>
+          <w:color w:val="263242"/>
+          <w:sz w:val="15"/>
+        </w:rPr>
+        <w:t xml:space="preserve">            onDelete = {</w:t>
+        <w:br/>
+      </w:r>
+      <w:r>
+        <w:rPr>
+          <w:rFonts w:ascii="Consolas" w:hAnsi="Consolas" w:eastAsia="Consolas"/>
+          <w:b w:val="0"/>
+          <w:color w:val="263242"/>
+          <w:sz w:val="15"/>
+        </w:rPr>
+        <w:t xml:space="preserve">                pendingDeleteExpense = expense</w:t>
+        <w:br/>
+      </w:r>
+      <w:r>
+        <w:rPr>
+          <w:rFonts w:ascii="Consolas" w:hAnsi="Consolas" w:eastAsia="Consolas"/>
+          <w:b w:val="0"/>
+          <w:color w:val="263242"/>
+          <w:sz w:val="15"/>
+        </w:rPr>
+        <w:t xml:space="preserve">            }</w:t>
+        <w:br/>
+      </w:r>
+      <w:r>
+        <w:rPr>
+          <w:rFonts w:ascii="Consolas" w:hAnsi="Consolas" w:eastAsia="Consolas"/>
+          <w:b w:val="0"/>
+          <w:color w:val="263242"/>
+          <w:sz w:val="15"/>
+        </w:rPr>
+        <w:t xml:space="preserve">        )</w:t>
+        <w:br/>
+      </w:r>
+      <w:r>
+        <w:rPr>
+          <w:rFonts w:ascii="Consolas" w:hAnsi="Consolas" w:eastAsia="Consolas"/>
+          <w:b w:val="0"/>
+          <w:color w:val="263242"/>
+          <w:sz w:val="15"/>
+        </w:rPr>
+        <w:t xml:space="preserve">    }</w:t>
+        <w:br/>
+      </w:r>
+      <w:r>
+        <w:rPr>
+          <w:rFonts w:ascii="Consolas" w:hAnsi="Consolas" w:eastAsia="Consolas"/>
+          <w:b w:val="0"/>
+          <w:color w:val="263242"/>
+          <w:sz w:val="15"/>
+        </w:rPr>
+        <w:t>}</w:t>
       </w:r>
     </w:p>
     <w:p>
       <w:pPr>
-        <w:pStyle w:val="ListBullet"/>
-        <w:spacing w:after="40"/>
+        <w:widowControl/>
       </w:pPr>
+      <w:r>
+        <w:rPr>
+          <w:rFonts w:ascii="Consolas" w:hAnsi="Consolas" w:eastAsia="Consolas"/>
+          <w:b/>
+          <w:color w:val="1F4D78"/>
+          <w:sz w:val="20"/>
+        </w:rPr>
+        <w:t>collectAsState()</w:t>
+      </w:r>
       <w:r>
         <w:rPr>
           <w:rFonts w:ascii="Malgun Gothic" w:hAnsi="Malgun Gothic" w:eastAsia="Malgun Gothic"/>
-          <w:sz w:val="17"/>
+          <w:b w:val="0"/>
+          <w:color w:val="202732"/>
+          <w:sz w:val="21"/>
         </w:rPr>
-        <w:t>같은 데이터를 일일, 달력, 주별, 월별, 요약 탭으로 재구성해 기록이 많아져도 보기 쉽다.</w:t>
+        <w:t>는 ViewModel의 기록 목록을 화면에서 관찰한다. 기록이 추가되거나 삭제되면 목록이 바뀌고 화면도 다시 표시된다.</w:t>
+      </w:r>
+    </w:p>
+    <w:p>
+      <w:pPr>
+        <w:widowControl/>
+      </w:pPr>
+      <w:r>
+        <w:rPr>
+          <w:rFonts w:ascii="Consolas" w:hAnsi="Consolas" w:eastAsia="Consolas"/>
+          <w:b/>
+          <w:color w:val="1F4D78"/>
+          <w:sz w:val="20"/>
+        </w:rPr>
+        <w:t>LazyColumn</w:t>
+      </w:r>
+      <w:r>
+        <w:rPr>
+          <w:rFonts w:ascii="Malgun Gothic" w:hAnsi="Malgun Gothic" w:eastAsia="Malgun Gothic"/>
+          <w:b w:val="0"/>
+          <w:color w:val="202732"/>
+          <w:sz w:val="21"/>
+        </w:rPr>
+        <w:t xml:space="preserve">은 화면에 필요한 항목만 그리기 때문에 기록이 많아져도 목록을 스크롤하여 볼 수 있다. 각 기록은 </w:t>
+      </w:r>
+      <w:r>
+        <w:rPr>
+          <w:rFonts w:ascii="Consolas" w:hAnsi="Consolas" w:eastAsia="Consolas"/>
+          <w:b/>
+          <w:color w:val="1F4D78"/>
+          <w:sz w:val="20"/>
+        </w:rPr>
+        <w:t>ExpenseItem</w:t>
+      </w:r>
+      <w:r>
+        <w:rPr>
+          <w:rFonts w:ascii="Malgun Gothic" w:hAnsi="Malgun Gothic" w:eastAsia="Malgun Gothic"/>
+          <w:b w:val="0"/>
+          <w:color w:val="202732"/>
+          <w:sz w:val="21"/>
+        </w:rPr>
+        <w:t>에 전달되어 수입·지출 유형, 금액, 날짜, 카테고리, 감정, 메모를 카드로 표시한다.</w:t>
       </w:r>
     </w:p>
     <w:p>
@@ -2485,140 +4101,267 @@
         <w:pStyle w:val="Heading2"/>
       </w:pPr>
       <w:r>
-        <w:rPr>
-          <w:rFonts w:ascii="Malgun Gothic" w:hAnsi="Malgun Gothic" w:eastAsia="Malgun Gothic"/>
-          <w:color w:val="1F4D78"/>
-          <w:sz w:val="25"/>
-        </w:rPr>
-        <w:t>6. 감정별 분석: 금액, 빈도, 전월 대비 변화</w:t>
+        <w:t>5.6 검색 조건을 이용한 기록 필터링</w:t>
       </w:r>
     </w:p>
     <w:p>
       <w:pPr>
-        <w:spacing w:after="80" w:lineRule="auto" w:line="269"/>
+        <w:widowControl/>
       </w:pPr>
       <w:r>
         <w:rPr>
           <w:rFonts w:ascii="Malgun Gothic" w:hAnsi="Malgun Gothic" w:eastAsia="Malgun Gothic"/>
-          <w:sz w:val="18"/>
+          <w:b w:val="0"/>
+          <w:color w:val="202732"/>
+          <w:sz w:val="21"/>
         </w:rPr>
-        <w:t>파일: app/src/main/java/com/example/emotionbudgetapp/ui/EmotionAnalysisScreen.kt</w:t>
-      </w:r>
-    </w:p>
-    <w:tbl>
-      <w:tblPr>
-        <w:tblStyle w:val="TableGrid"/>
-        <w:tblW w:type="auto" w:w="0"/>
-        <w:tblLook w:firstColumn="1" w:firstRow="1" w:lastColumn="0" w:lastRow="0" w:noHBand="0" w:noVBand="1" w:val="04A0"/>
-      </w:tblPr>
-      <w:tblGrid>
-        <w:gridCol w:w="10206"/>
-      </w:tblGrid>
-      <w:tr>
-        <w:tc>
-          <w:tcPr>
-            <w:tcW w:type="dxa" w:w="10206"/>
-            <w:shd w:fill="F5F7FA"/>
-          </w:tcPr>
-          <w:p>
-            <w:pPr>
-              <w:spacing w:after="0" w:lineRule="auto" w:line="226"/>
-            </w:pPr>
-            <w:r/>
-            <w:r>
-              <w:rPr>
-                <w:rFonts w:ascii="Consolas" w:hAnsi="Consolas" w:eastAsia="Consolas"/>
-                <w:sz w:val="13"/>
-              </w:rPr>
-              <w:t>private fun buildEmotionStats(</w:t>
-              <w:br/>
-              <w:t xml:space="preserve">    monthExpenses: List&lt;Expense&gt;,</w:t>
-              <w:br/>
-              <w:t xml:space="preserve">    previousMonthExpenses: List&lt;Expense&gt;</w:t>
-              <w:br/>
-              <w:t>): List&lt;EmotionStat&gt; {</w:t>
-              <w:br/>
-              <w:t xml:space="preserve">    val defaultEmotions = listOf("기쁨", "슬픔", "스트레스", "외로움", "평온", "분노")</w:t>
-              <w:br/>
-              <w:t xml:space="preserve">    val allEmotions = (defaultEmotions + monthExpenses.map { it.emotion } +</w:t>
-              <w:br/>
-              <w:t xml:space="preserve">        previousMonthExpenses.map { it.emotion }).distinct()</w:t>
-              <w:br/>
-              <w:t xml:space="preserve">    val totalAmount = monthExpenses.sumOf { it.amount }.takeIf { it &gt; 0 } ?: 1</w:t>
-              <w:br/>
-              <w:br/>
-              <w:t xml:space="preserve">    return allEmotions.map { emotion -&gt;</w:t>
-              <w:br/>
-              <w:t xml:space="preserve">        val current = monthExpenses.filter { it.emotion == emotion }</w:t>
-              <w:br/>
-              <w:t xml:space="preserve">        val previous = previousMonthExpenses.filter { it.emotion == emotion }</w:t>
-              <w:br/>
-              <w:t xml:space="preserve">        val currentTotal = current.sumOf { it.amount }</w:t>
-              <w:br/>
-              <w:t xml:space="preserve">        EmotionStat(</w:t>
-              <w:br/>
-              <w:t xml:space="preserve">            emotion = emotion,</w:t>
-              <w:br/>
-              <w:t xml:space="preserve">            totalAmount = currentTotal,</w:t>
-              <w:br/>
-              <w:t xml:space="preserve">            count = current.size,</w:t>
-              <w:br/>
-              <w:t xml:space="preserve">            averageAmount = if (current.isEmpty()) 0 else currentTotal / current.size,</w:t>
-              <w:br/>
-              <w:t xml:space="preserve">            previousCount = previous.size,</w:t>
-              <w:br/>
-              <w:t xml:space="preserve">            countChange = current.size - previous.size,</w:t>
-              <w:br/>
-              <w:t xml:space="preserve">            share = currentTotal.toFloat() / totalAmount.toFloat()</w:t>
-              <w:br/>
-              <w:t xml:space="preserve">        )</w:t>
-              <w:br/>
-              <w:t xml:space="preserve">    }</w:t>
-              <w:br/>
-              <w:t>}</w:t>
-            </w:r>
-          </w:p>
-        </w:tc>
-      </w:tr>
-    </w:tbl>
-    <w:p/>
-    <w:p>
-      <w:pPr>
-        <w:pStyle w:val="ListBullet"/>
-        <w:spacing w:after="40"/>
-      </w:pPr>
+        <w:t xml:space="preserve">파일: </w:t>
+      </w:r>
       <w:r>
         <w:rPr>
-          <w:rFonts w:ascii="Malgun Gothic" w:hAnsi="Malgun Gothic" w:eastAsia="Malgun Gothic"/>
-          <w:sz w:val="17"/>
+          <w:rFonts w:ascii="Consolas" w:hAnsi="Consolas" w:eastAsia="Consolas"/>
+          <w:b/>
+          <w:color w:val="1F4D78"/>
+          <w:sz w:val="20"/>
         </w:rPr>
-        <w:t>이번 달 지출과 지난달 지출을 비교해 감정별 횟수 변화까지 계산한다.</w:t>
+        <w:t>app/src/main/java/com/example/emotionbudgetapp/ui/ExpenseScreen.kt</w:t>
       </w:r>
     </w:p>
     <w:p>
       <w:pPr>
-        <w:pStyle w:val="ListBullet"/>
-        <w:spacing w:after="40"/>
+        <w:keepLines/>
+        <w:spacing w:before="60" w:after="140" w:line="240" w:lineRule="auto"/>
+        <w:ind w:left="170" w:right="170"/>
+        <w:shd w:fill="F4F6F9"/>
       </w:pPr>
       <w:r>
         <w:rPr>
-          <w:rFonts w:ascii="Malgun Gothic" w:hAnsi="Malgun Gothic" w:eastAsia="Malgun Gothic"/>
-          <w:sz w:val="17"/>
+          <w:rFonts w:ascii="Consolas" w:hAnsi="Consolas" w:eastAsia="Consolas"/>
+          <w:b w:val="0"/>
+          <w:color w:val="263242"/>
+          <w:sz w:val="15"/>
         </w:rPr>
-        <w:t>총액, 횟수, 평균, 비중을 함께 저장해 카드 UI와 그래프 UI에서 재사용한다.</w:t>
+        <w:t>val filteredExpenses = expenses.filter { expense -&gt;</w:t>
+        <w:br/>
+      </w:r>
+      <w:r>
+        <w:rPr>
+          <w:rFonts w:ascii="Consolas" w:hAnsi="Consolas" w:eastAsia="Consolas"/>
+          <w:b w:val="0"/>
+          <w:color w:val="263242"/>
+          <w:sz w:val="15"/>
+        </w:rPr>
+        <w:t xml:space="preserve">    val matchesQuery = appliedSearchText.isBlank() ||</w:t>
+        <w:br/>
+      </w:r>
+      <w:r>
+        <w:rPr>
+          <w:rFonts w:ascii="Consolas" w:hAnsi="Consolas" w:eastAsia="Consolas"/>
+          <w:b w:val="0"/>
+          <w:color w:val="263242"/>
+          <w:sz w:val="15"/>
+        </w:rPr>
+        <w:t xml:space="preserve">        expense.type.label.contains(appliedSearchText, ignoreCase = true) ||</w:t>
+        <w:br/>
+      </w:r>
+      <w:r>
+        <w:rPr>
+          <w:rFonts w:ascii="Consolas" w:hAnsi="Consolas" w:eastAsia="Consolas"/>
+          <w:b w:val="0"/>
+          <w:color w:val="263242"/>
+          <w:sz w:val="15"/>
+        </w:rPr>
+        <w:t xml:space="preserve">        expense.category.contains(appliedSearchText, ignoreCase = true) ||</w:t>
+        <w:br/>
+      </w:r>
+      <w:r>
+        <w:rPr>
+          <w:rFonts w:ascii="Consolas" w:hAnsi="Consolas" w:eastAsia="Consolas"/>
+          <w:b w:val="0"/>
+          <w:color w:val="263242"/>
+          <w:sz w:val="15"/>
+        </w:rPr>
+        <w:t xml:space="preserve">        expense.emotion.contains(appliedSearchText, ignoreCase = true) ||</w:t>
+        <w:br/>
+      </w:r>
+      <w:r>
+        <w:rPr>
+          <w:rFonts w:ascii="Consolas" w:hAnsi="Consolas" w:eastAsia="Consolas"/>
+          <w:b w:val="0"/>
+          <w:color w:val="263242"/>
+          <w:sz w:val="15"/>
+        </w:rPr>
+        <w:t xml:space="preserve">        expense.memo.contains(appliedSearchText, ignoreCase = true)</w:t>
+        <w:br/>
+      </w:r>
+      <w:r>
+        <w:rPr>
+          <w:rFonts w:ascii="Consolas" w:hAnsi="Consolas" w:eastAsia="Consolas"/>
+          <w:b w:val="0"/>
+          <w:color w:val="263242"/>
+          <w:sz w:val="15"/>
+        </w:rPr>
+        <w:br/>
+      </w:r>
+      <w:r>
+        <w:rPr>
+          <w:rFonts w:ascii="Consolas" w:hAnsi="Consolas" w:eastAsia="Consolas"/>
+          <w:b w:val="0"/>
+          <w:color w:val="263242"/>
+          <w:sz w:val="15"/>
+        </w:rPr>
+        <w:t xml:space="preserve">    val matchesType =</w:t>
+        <w:br/>
+      </w:r>
+      <w:r>
+        <w:rPr>
+          <w:rFonts w:ascii="Consolas" w:hAnsi="Consolas" w:eastAsia="Consolas"/>
+          <w:b w:val="0"/>
+          <w:color w:val="263242"/>
+          <w:sz w:val="15"/>
+        </w:rPr>
+        <w:t xml:space="preserve">        typeFilter == "전체" || expense.type.label == typeFilter</w:t>
+        <w:br/>
+      </w:r>
+      <w:r>
+        <w:rPr>
+          <w:rFonts w:ascii="Consolas" w:hAnsi="Consolas" w:eastAsia="Consolas"/>
+          <w:b w:val="0"/>
+          <w:color w:val="263242"/>
+          <w:sz w:val="15"/>
+        </w:rPr>
+        <w:t xml:space="preserve">    val matchesCategory =</w:t>
+        <w:br/>
+      </w:r>
+      <w:r>
+        <w:rPr>
+          <w:rFonts w:ascii="Consolas" w:hAnsi="Consolas" w:eastAsia="Consolas"/>
+          <w:b w:val="0"/>
+          <w:color w:val="263242"/>
+          <w:sz w:val="15"/>
+        </w:rPr>
+        <w:t xml:space="preserve">        categoryFilter == "전체" || expense.category == categoryFilter</w:t>
+        <w:br/>
+      </w:r>
+      <w:r>
+        <w:rPr>
+          <w:rFonts w:ascii="Consolas" w:hAnsi="Consolas" w:eastAsia="Consolas"/>
+          <w:b w:val="0"/>
+          <w:color w:val="263242"/>
+          <w:sz w:val="15"/>
+        </w:rPr>
+        <w:t xml:space="preserve">    val matchesEmotion =</w:t>
+        <w:br/>
+      </w:r>
+      <w:r>
+        <w:rPr>
+          <w:rFonts w:ascii="Consolas" w:hAnsi="Consolas" w:eastAsia="Consolas"/>
+          <w:b w:val="0"/>
+          <w:color w:val="263242"/>
+          <w:sz w:val="15"/>
+        </w:rPr>
+        <w:t xml:space="preserve">        emotionFilter == "전체" || expense.emotion == emotionFilter</w:t>
+        <w:br/>
+      </w:r>
+      <w:r>
+        <w:rPr>
+          <w:rFonts w:ascii="Consolas" w:hAnsi="Consolas" w:eastAsia="Consolas"/>
+          <w:b w:val="0"/>
+          <w:color w:val="263242"/>
+          <w:sz w:val="15"/>
+        </w:rPr>
+        <w:t xml:space="preserve">    val matchesAmount =</w:t>
+        <w:br/>
+      </w:r>
+      <w:r>
+        <w:rPr>
+          <w:rFonts w:ascii="Consolas" w:hAnsi="Consolas" w:eastAsia="Consolas"/>
+          <w:b w:val="0"/>
+          <w:color w:val="263242"/>
+          <w:sz w:val="15"/>
+        </w:rPr>
+        <w:t xml:space="preserve">        (minAmountFilter == null || expense.amount &gt;= minAmountFilter) &amp;&amp;</w:t>
+        <w:br/>
+      </w:r>
+      <w:r>
+        <w:rPr>
+          <w:rFonts w:ascii="Consolas" w:hAnsi="Consolas" w:eastAsia="Consolas"/>
+          <w:b w:val="0"/>
+          <w:color w:val="263242"/>
+          <w:sz w:val="15"/>
+        </w:rPr>
+        <w:t xml:space="preserve">        (maxAmountFilter == null || expense.amount &lt;= maxAmountFilter)</w:t>
+        <w:br/>
+      </w:r>
+      <w:r>
+        <w:rPr>
+          <w:rFonts w:ascii="Consolas" w:hAnsi="Consolas" w:eastAsia="Consolas"/>
+          <w:b w:val="0"/>
+          <w:color w:val="263242"/>
+          <w:sz w:val="15"/>
+        </w:rPr>
+        <w:br/>
+      </w:r>
+      <w:r>
+        <w:rPr>
+          <w:rFonts w:ascii="Consolas" w:hAnsi="Consolas" w:eastAsia="Consolas"/>
+          <w:b w:val="0"/>
+          <w:color w:val="263242"/>
+          <w:sz w:val="15"/>
+        </w:rPr>
+        <w:t xml:space="preserve">    matchesQuery &amp;&amp; matchesType &amp;&amp; matchesCategory &amp;&amp;</w:t>
+        <w:br/>
+      </w:r>
+      <w:r>
+        <w:rPr>
+          <w:rFonts w:ascii="Consolas" w:hAnsi="Consolas" w:eastAsia="Consolas"/>
+          <w:b w:val="0"/>
+          <w:color w:val="263242"/>
+          <w:sz w:val="15"/>
+        </w:rPr>
+        <w:t xml:space="preserve">        matchesEmotion &amp;&amp; matchesAmount</w:t>
+        <w:br/>
+      </w:r>
+      <w:r>
+        <w:rPr>
+          <w:rFonts w:ascii="Consolas" w:hAnsi="Consolas" w:eastAsia="Consolas"/>
+          <w:b w:val="0"/>
+          <w:color w:val="263242"/>
+          <w:sz w:val="15"/>
+        </w:rPr>
+        <w:t>}</w:t>
       </w:r>
     </w:p>
     <w:p>
       <w:pPr>
-        <w:pStyle w:val="ListBullet"/>
-        <w:spacing w:after="40"/>
+        <w:widowControl/>
       </w:pPr>
       <w:r>
         <w:rPr>
           <w:rFonts w:ascii="Malgun Gothic" w:hAnsi="Malgun Gothic" w:eastAsia="Malgun Gothic"/>
-          <w:sz w:val="17"/>
+          <w:b w:val="0"/>
+          <w:color w:val="202732"/>
+          <w:sz w:val="21"/>
         </w:rPr>
-        <w:t>기본 감정 목록을 유지하면서 사용자가 새로운 감정을 추가해도 분석 대상에 포함된다.</w:t>
+        <w:t xml:space="preserve">검색 기능은 Kotlin의 </w:t>
+      </w:r>
+      <w:r>
+        <w:rPr>
+          <w:rFonts w:ascii="Consolas" w:hAnsi="Consolas" w:eastAsia="Consolas"/>
+          <w:b/>
+          <w:color w:val="1F4D78"/>
+          <w:sz w:val="20"/>
+        </w:rPr>
+        <w:t>filter</w:t>
+      </w:r>
+      <w:r>
+        <w:rPr>
+          <w:rFonts w:ascii="Malgun Gothic" w:hAnsi="Malgun Gothic" w:eastAsia="Malgun Gothic"/>
+          <w:b w:val="0"/>
+          <w:color w:val="202732"/>
+          <w:sz w:val="21"/>
+        </w:rPr>
+        <w:t>와 조건식을 사용한다. 검색어가 비어 있거나 기록의 유형, 카테고리, 감정, 메모에 검색어가 포함되면 검색어 조건을 만족한다. 유형, 카테고리, 감정, 최소·최대 금액 조건도 각각 계산한 뒤 모든 조건이 참인 기록만 결과 목록에 남긴다.</w:t>
       </w:r>
     </w:p>
     <w:p>
@@ -2626,120 +4369,393 @@
         <w:pStyle w:val="Heading2"/>
       </w:pPr>
       <w:r>
-        <w:rPr>
-          <w:rFonts w:ascii="Malgun Gothic" w:hAnsi="Malgun Gothic" w:eastAsia="Malgun Gothic"/>
-          <w:color w:val="1F4D78"/>
-          <w:sz w:val="25"/>
-        </w:rPr>
-        <w:t>7. 감정 소비 진단: 차별화 기능</w:t>
+        <w:t>5.7 하단 탭을 이용한 화면 전환</w:t>
       </w:r>
     </w:p>
     <w:p>
       <w:pPr>
-        <w:spacing w:after="80" w:lineRule="auto" w:line="269"/>
+        <w:widowControl/>
       </w:pPr>
       <w:r>
         <w:rPr>
           <w:rFonts w:ascii="Malgun Gothic" w:hAnsi="Malgun Gothic" w:eastAsia="Malgun Gothic"/>
-          <w:sz w:val="18"/>
+          <w:b w:val="0"/>
+          <w:color w:val="202732"/>
+          <w:sz w:val="21"/>
         </w:rPr>
-        <w:t>파일: app/src/main/java/com/example/emotionbudgetapp/ui/EmotionAnalysisScreen.kt</w:t>
-      </w:r>
-    </w:p>
-    <w:tbl>
-      <w:tblPr>
-        <w:tblStyle w:val="TableGrid"/>
-        <w:tblW w:type="auto" w:w="0"/>
-        <w:tblLook w:firstColumn="1" w:firstRow="1" w:lastColumn="0" w:lastRow="0" w:noHBand="0" w:noVBand="1" w:val="04A0"/>
-      </w:tblPr>
-      <w:tblGrid>
-        <w:gridCol w:w="10206"/>
-      </w:tblGrid>
-      <w:tr>
-        <w:tc>
-          <w:tcPr>
-            <w:tcW w:type="dxa" w:w="10206"/>
-            <w:shd w:fill="F5F7FA"/>
-          </w:tcPr>
-          <w:p>
-            <w:pPr>
-              <w:spacing w:after="0" w:lineRule="auto" w:line="226"/>
-            </w:pPr>
-            <w:r/>
-            <w:r>
-              <w:rPr>
-                <w:rFonts w:ascii="Consolas" w:hAnsi="Consolas" w:eastAsia="Consolas"/>
-                <w:sz w:val="13"/>
-              </w:rPr>
-              <w:t>val stressCountScore = (stressCount * 12).coerceAtMost(30)</w:t>
-              <w:br/>
-              <w:t>val stressIncreaseScore = if (stressChange &gt; 0) 20 else 0</w:t>
-              <w:br/>
-              <w:t>val stressShareScore = if (stressShare &gt;= 0.3f) 25 else 0</w:t>
-              <w:br/>
-              <w:t>val primaryStressScore = if (primaryEmotion == "스트레스") 15 else 0</w:t>
-              <w:br/>
-              <w:t>val riskScore = (</w:t>
-              <w:br/>
-              <w:t xml:space="preserve">    20 + stressCountScore + stressIncreaseScore +</w:t>
-              <w:br/>
-              <w:t xml:space="preserve">    stressShareScore + primaryStressScore</w:t>
-              <w:br/>
-              <w:t>).coerceIn(0, 100)</w:t>
-              <w:br/>
-              <w:br/>
-              <w:t>val riskLabel = when {</w:t>
-              <w:br/>
-              <w:t xml:space="preserve">    riskScore &gt;= 70 -&gt; "높음"</w:t>
-              <w:br/>
-              <w:t xml:space="preserve">    riskScore &gt;= 40 -&gt; "보통"</w:t>
-              <w:br/>
-              <w:t xml:space="preserve">    else -&gt; "낮음"</w:t>
-              <w:br/>
-              <w:t>}</w:t>
-            </w:r>
-          </w:p>
-        </w:tc>
-      </w:tr>
-    </w:tbl>
-    <w:p/>
-    <w:p>
-      <w:pPr>
-        <w:pStyle w:val="ListBullet"/>
-        <w:spacing w:after="40"/>
-      </w:pPr>
+        <w:t xml:space="preserve">파일: </w:t>
+      </w:r>
       <w:r>
         <w:rPr>
-          <w:rFonts w:ascii="Malgun Gothic" w:hAnsi="Malgun Gothic" w:eastAsia="Malgun Gothic"/>
-          <w:sz w:val="17"/>
+          <w:rFonts w:ascii="Consolas" w:hAnsi="Consolas" w:eastAsia="Consolas"/>
+          <w:b/>
+          <w:color w:val="1F4D78"/>
+          <w:sz w:val="20"/>
         </w:rPr>
-        <w:t>단순 통계가 아니라 스트레스 소비의 반복성, 증가 여부, 지출 비중을 종합해 위험도를 계산한다.</w:t>
+        <w:t>app/src/main/java/com/example/emotionbudgetapp/ui/EmotionBudgetAppRoot.kt</w:t>
       </w:r>
     </w:p>
     <w:p>
       <w:pPr>
-        <w:pStyle w:val="ListBullet"/>
-        <w:spacing w:after="40"/>
+        <w:keepLines/>
+        <w:spacing w:before="60" w:after="140" w:line="240" w:lineRule="auto"/>
+        <w:ind w:left="170" w:right="170"/>
+        <w:shd w:fill="F4F6F9"/>
       </w:pPr>
       <w:r>
         <w:rPr>
-          <w:rFonts w:ascii="Malgun Gothic" w:hAnsi="Malgun Gothic" w:eastAsia="Malgun Gothic"/>
-          <w:sz w:val="17"/>
+          <w:rFonts w:ascii="Consolas" w:hAnsi="Consolas" w:eastAsia="Consolas"/>
+          <w:b w:val="0"/>
+          <w:color w:val="263242"/>
+          <w:sz w:val="15"/>
         </w:rPr>
-        <w:t>결과를 높음/보통/낮음으로 구분해 사용자가 바로 이해할 수 있게 했다.</w:t>
+        <w:t>private enum class AppDestination(val label: String) {</w:t>
+        <w:br/>
+      </w:r>
+      <w:r>
+        <w:rPr>
+          <w:rFonts w:ascii="Consolas" w:hAnsi="Consolas" w:eastAsia="Consolas"/>
+          <w:b w:val="0"/>
+          <w:color w:val="263242"/>
+          <w:sz w:val="15"/>
+        </w:rPr>
+        <w:t xml:space="preserve">    Ledger("기록"),</w:t>
+        <w:br/>
+      </w:r>
+      <w:r>
+        <w:rPr>
+          <w:rFonts w:ascii="Consolas" w:hAnsi="Consolas" w:eastAsia="Consolas"/>
+          <w:b w:val="0"/>
+          <w:color w:val="263242"/>
+          <w:sz w:val="15"/>
+        </w:rPr>
+        <w:t xml:space="preserve">    Report("통계"),</w:t>
+        <w:br/>
+      </w:r>
+      <w:r>
+        <w:rPr>
+          <w:rFonts w:ascii="Consolas" w:hAnsi="Consolas" w:eastAsia="Consolas"/>
+          <w:b w:val="0"/>
+          <w:color w:val="263242"/>
+          <w:sz w:val="15"/>
+        </w:rPr>
+        <w:t xml:space="preserve">    Emotion("감정")</w:t>
+        <w:br/>
+      </w:r>
+      <w:r>
+        <w:rPr>
+          <w:rFonts w:ascii="Consolas" w:hAnsi="Consolas" w:eastAsia="Consolas"/>
+          <w:b w:val="0"/>
+          <w:color w:val="263242"/>
+          <w:sz w:val="15"/>
+        </w:rPr>
+        <w:t>}</w:t>
+        <w:br/>
+      </w:r>
+      <w:r>
+        <w:rPr>
+          <w:rFonts w:ascii="Consolas" w:hAnsi="Consolas" w:eastAsia="Consolas"/>
+          <w:b w:val="0"/>
+          <w:color w:val="263242"/>
+          <w:sz w:val="15"/>
+        </w:rPr>
+        <w:br/>
+      </w:r>
+      <w:r>
+        <w:rPr>
+          <w:rFonts w:ascii="Consolas" w:hAnsi="Consolas" w:eastAsia="Consolas"/>
+          <w:b w:val="0"/>
+          <w:color w:val="263242"/>
+          <w:sz w:val="15"/>
+        </w:rPr>
+        <w:t>var currentDestination by remember {</w:t>
+        <w:br/>
+      </w:r>
+      <w:r>
+        <w:rPr>
+          <w:rFonts w:ascii="Consolas" w:hAnsi="Consolas" w:eastAsia="Consolas"/>
+          <w:b w:val="0"/>
+          <w:color w:val="263242"/>
+          <w:sz w:val="15"/>
+        </w:rPr>
+        <w:t xml:space="preserve">    mutableStateOf(AppDestination.Ledger)</w:t>
+        <w:br/>
+      </w:r>
+      <w:r>
+        <w:rPr>
+          <w:rFonts w:ascii="Consolas" w:hAnsi="Consolas" w:eastAsia="Consolas"/>
+          <w:b w:val="0"/>
+          <w:color w:val="263242"/>
+          <w:sz w:val="15"/>
+        </w:rPr>
+        <w:t>}</w:t>
+        <w:br/>
+      </w:r>
+      <w:r>
+        <w:rPr>
+          <w:rFonts w:ascii="Consolas" w:hAnsi="Consolas" w:eastAsia="Consolas"/>
+          <w:b w:val="0"/>
+          <w:color w:val="263242"/>
+          <w:sz w:val="15"/>
+        </w:rPr>
+        <w:br/>
+      </w:r>
+      <w:r>
+        <w:rPr>
+          <w:rFonts w:ascii="Consolas" w:hAnsi="Consolas" w:eastAsia="Consolas"/>
+          <w:b w:val="0"/>
+          <w:color w:val="263242"/>
+          <w:sz w:val="15"/>
+        </w:rPr>
+        <w:t>Scaffold(</w:t>
+        <w:br/>
+      </w:r>
+      <w:r>
+        <w:rPr>
+          <w:rFonts w:ascii="Consolas" w:hAnsi="Consolas" w:eastAsia="Consolas"/>
+          <w:b w:val="0"/>
+          <w:color w:val="263242"/>
+          <w:sz w:val="15"/>
+        </w:rPr>
+        <w:t xml:space="preserve">    bottomBar = {</w:t>
+        <w:br/>
+      </w:r>
+      <w:r>
+        <w:rPr>
+          <w:rFonts w:ascii="Consolas" w:hAnsi="Consolas" w:eastAsia="Consolas"/>
+          <w:b w:val="0"/>
+          <w:color w:val="263242"/>
+          <w:sz w:val="15"/>
+        </w:rPr>
+        <w:t xml:space="preserve">        NavigationBar {</w:t>
+        <w:br/>
+      </w:r>
+      <w:r>
+        <w:rPr>
+          <w:rFonts w:ascii="Consolas" w:hAnsi="Consolas" w:eastAsia="Consolas"/>
+          <w:b w:val="0"/>
+          <w:color w:val="263242"/>
+          <w:sz w:val="15"/>
+        </w:rPr>
+        <w:t xml:space="preserve">            AppDestination.values().forEach { destination -&gt;</w:t>
+        <w:br/>
+      </w:r>
+      <w:r>
+        <w:rPr>
+          <w:rFonts w:ascii="Consolas" w:hAnsi="Consolas" w:eastAsia="Consolas"/>
+          <w:b w:val="0"/>
+          <w:color w:val="263242"/>
+          <w:sz w:val="15"/>
+        </w:rPr>
+        <w:t xml:space="preserve">                NavigationBarItem(</w:t>
+        <w:br/>
+      </w:r>
+      <w:r>
+        <w:rPr>
+          <w:rFonts w:ascii="Consolas" w:hAnsi="Consolas" w:eastAsia="Consolas"/>
+          <w:b w:val="0"/>
+          <w:color w:val="263242"/>
+          <w:sz w:val="15"/>
+        </w:rPr>
+        <w:t xml:space="preserve">                    selected = currentDestination == destination,</w:t>
+        <w:br/>
+      </w:r>
+      <w:r>
+        <w:rPr>
+          <w:rFonts w:ascii="Consolas" w:hAnsi="Consolas" w:eastAsia="Consolas"/>
+          <w:b w:val="0"/>
+          <w:color w:val="263242"/>
+          <w:sz w:val="15"/>
+        </w:rPr>
+        <w:t xml:space="preserve">                    onClick = { currentDestination = destination },</w:t>
+        <w:br/>
+      </w:r>
+      <w:r>
+        <w:rPr>
+          <w:rFonts w:ascii="Consolas" w:hAnsi="Consolas" w:eastAsia="Consolas"/>
+          <w:b w:val="0"/>
+          <w:color w:val="263242"/>
+          <w:sz w:val="15"/>
+        </w:rPr>
+        <w:t xml:space="preserve">                    icon = { Text(destination.label) }</w:t>
+        <w:br/>
+      </w:r>
+      <w:r>
+        <w:rPr>
+          <w:rFonts w:ascii="Consolas" w:hAnsi="Consolas" w:eastAsia="Consolas"/>
+          <w:b w:val="0"/>
+          <w:color w:val="263242"/>
+          <w:sz w:val="15"/>
+        </w:rPr>
+        <w:t xml:space="preserve">                )</w:t>
+        <w:br/>
+      </w:r>
+      <w:r>
+        <w:rPr>
+          <w:rFonts w:ascii="Consolas" w:hAnsi="Consolas" w:eastAsia="Consolas"/>
+          <w:b w:val="0"/>
+          <w:color w:val="263242"/>
+          <w:sz w:val="15"/>
+        </w:rPr>
+        <w:t xml:space="preserve">            }</w:t>
+        <w:br/>
+      </w:r>
+      <w:r>
+        <w:rPr>
+          <w:rFonts w:ascii="Consolas" w:hAnsi="Consolas" w:eastAsia="Consolas"/>
+          <w:b w:val="0"/>
+          <w:color w:val="263242"/>
+          <w:sz w:val="15"/>
+        </w:rPr>
+        <w:t xml:space="preserve">        }</w:t>
+        <w:br/>
+      </w:r>
+      <w:r>
+        <w:rPr>
+          <w:rFonts w:ascii="Consolas" w:hAnsi="Consolas" w:eastAsia="Consolas"/>
+          <w:b w:val="0"/>
+          <w:color w:val="263242"/>
+          <w:sz w:val="15"/>
+        </w:rPr>
+        <w:t xml:space="preserve">    }</w:t>
+        <w:br/>
+      </w:r>
+      <w:r>
+        <w:rPr>
+          <w:rFonts w:ascii="Consolas" w:hAnsi="Consolas" w:eastAsia="Consolas"/>
+          <w:b w:val="0"/>
+          <w:color w:val="263242"/>
+          <w:sz w:val="15"/>
+        </w:rPr>
+        <w:t>) { innerPadding -&gt;</w:t>
+        <w:br/>
+      </w:r>
+      <w:r>
+        <w:rPr>
+          <w:rFonts w:ascii="Consolas" w:hAnsi="Consolas" w:eastAsia="Consolas"/>
+          <w:b w:val="0"/>
+          <w:color w:val="263242"/>
+          <w:sz w:val="15"/>
+        </w:rPr>
+        <w:t xml:space="preserve">    when (currentDestination) {</w:t>
+        <w:br/>
+      </w:r>
+      <w:r>
+        <w:rPr>
+          <w:rFonts w:ascii="Consolas" w:hAnsi="Consolas" w:eastAsia="Consolas"/>
+          <w:b w:val="0"/>
+          <w:color w:val="263242"/>
+          <w:sz w:val="15"/>
+        </w:rPr>
+        <w:t xml:space="preserve">        AppDestination.Ledger -&gt; ExpenseScreen(viewModel)</w:t>
+        <w:br/>
+      </w:r>
+      <w:r>
+        <w:rPr>
+          <w:rFonts w:ascii="Consolas" w:hAnsi="Consolas" w:eastAsia="Consolas"/>
+          <w:b w:val="0"/>
+          <w:color w:val="263242"/>
+          <w:sz w:val="15"/>
+        </w:rPr>
+        <w:t xml:space="preserve">        AppDestination.Report -&gt; LedgerReportScreen(expenses, onBack = {})</w:t>
+        <w:br/>
+      </w:r>
+      <w:r>
+        <w:rPr>
+          <w:rFonts w:ascii="Consolas" w:hAnsi="Consolas" w:eastAsia="Consolas"/>
+          <w:b w:val="0"/>
+          <w:color w:val="263242"/>
+          <w:sz w:val="15"/>
+        </w:rPr>
+        <w:t xml:space="preserve">        AppDestination.Emotion -&gt; EmotionAnalysisScreen(expenses, onBack = {})</w:t>
+        <w:br/>
+      </w:r>
+      <w:r>
+        <w:rPr>
+          <w:rFonts w:ascii="Consolas" w:hAnsi="Consolas" w:eastAsia="Consolas"/>
+          <w:b w:val="0"/>
+          <w:color w:val="263242"/>
+          <w:sz w:val="15"/>
+        </w:rPr>
+        <w:t xml:space="preserve">    }</w:t>
+        <w:br/>
+      </w:r>
+      <w:r>
+        <w:rPr>
+          <w:rFonts w:ascii="Consolas" w:hAnsi="Consolas" w:eastAsia="Consolas"/>
+          <w:b w:val="0"/>
+          <w:color w:val="263242"/>
+          <w:sz w:val="15"/>
+        </w:rPr>
+        <w:t>}</w:t>
       </w:r>
     </w:p>
     <w:p>
       <w:pPr>
-        <w:pStyle w:val="ListBullet"/>
-        <w:spacing w:after="40"/>
+        <w:widowControl/>
       </w:pPr>
       <w:r>
         <w:rPr>
           <w:rFonts w:ascii="Malgun Gothic" w:hAnsi="Malgun Gothic" w:eastAsia="Malgun Gothic"/>
-          <w:sz w:val="17"/>
+          <w:b w:val="0"/>
+          <w:color w:val="202732"/>
+          <w:sz w:val="21"/>
         </w:rPr>
-        <w:t>진단 문구와 추천 행동을 함께 보여줘 앱의 창의성 평가 항목에 어필할 수 있다.</w:t>
+        <w:t xml:space="preserve">하단 네비게이션 항목을 누르면 </w:t>
+      </w:r>
+      <w:r>
+        <w:rPr>
+          <w:rFonts w:ascii="Consolas" w:hAnsi="Consolas" w:eastAsia="Consolas"/>
+          <w:b/>
+          <w:color w:val="1F4D78"/>
+          <w:sz w:val="20"/>
+        </w:rPr>
+        <w:t>onClick</w:t>
+      </w:r>
+      <w:r>
+        <w:rPr>
+          <w:rFonts w:ascii="Malgun Gothic" w:hAnsi="Malgun Gothic" w:eastAsia="Malgun Gothic"/>
+          <w:b w:val="0"/>
+          <w:color w:val="202732"/>
+          <w:sz w:val="21"/>
+        </w:rPr>
+        <w:t xml:space="preserve">에서 </w:t>
+      </w:r>
+      <w:r>
+        <w:rPr>
+          <w:rFonts w:ascii="Consolas" w:hAnsi="Consolas" w:eastAsia="Consolas"/>
+          <w:b/>
+          <w:color w:val="1F4D78"/>
+          <w:sz w:val="20"/>
+        </w:rPr>
+        <w:t>currentDestination</w:t>
+      </w:r>
+      <w:r>
+        <w:rPr>
+          <w:rFonts w:ascii="Malgun Gothic" w:hAnsi="Malgun Gothic" w:eastAsia="Malgun Gothic"/>
+          <w:b w:val="0"/>
+          <w:color w:val="202732"/>
+          <w:sz w:val="21"/>
+        </w:rPr>
+        <w:t xml:space="preserve"> 값이 바뀐다. </w:t>
+      </w:r>
+      <w:r>
+        <w:rPr>
+          <w:rFonts w:ascii="Consolas" w:hAnsi="Consolas" w:eastAsia="Consolas"/>
+          <w:b/>
+          <w:color w:val="1F4D78"/>
+          <w:sz w:val="20"/>
+        </w:rPr>
+        <w:t>when</w:t>
+      </w:r>
+      <w:r>
+        <w:rPr>
+          <w:rFonts w:ascii="Malgun Gothic" w:hAnsi="Malgun Gothic" w:eastAsia="Malgun Gothic"/>
+          <w:b w:val="0"/>
+          <w:color w:val="202732"/>
+          <w:sz w:val="21"/>
+        </w:rPr>
+        <w:t>문은 현재 선택된 값에 따라 기록, 통계, 감정 화면 중 하나를 표시한다. 화면을 기능별로 나누어 사용자가 원하는 기능으로 바로 이동할 수 있도록 구성하였다.</w:t>
       </w:r>
     </w:p>
     <w:p>
@@ -2747,621 +4763,414 @@
         <w:pStyle w:val="Heading2"/>
       </w:pPr>
       <w:r>
-        <w:rPr>
-          <w:rFonts w:ascii="Malgun Gothic" w:hAnsi="Malgun Gothic" w:eastAsia="Malgun Gothic"/>
-          <w:color w:val="1F4D78"/>
-          <w:sz w:val="25"/>
-        </w:rPr>
-        <w:t>8. 단위 테스트: 핵심 계산 검증</w:t>
+        <w:t>5.8 월별 통계와 감정별 통계 계산</w:t>
       </w:r>
     </w:p>
     <w:p>
       <w:pPr>
-        <w:spacing w:after="80" w:lineRule="auto" w:line="269"/>
+        <w:widowControl/>
       </w:pPr>
       <w:r>
         <w:rPr>
           <w:rFonts w:ascii="Malgun Gothic" w:hAnsi="Malgun Gothic" w:eastAsia="Malgun Gothic"/>
-          <w:sz w:val="18"/>
+          <w:b w:val="0"/>
+          <w:color w:val="202732"/>
+          <w:sz w:val="21"/>
         </w:rPr>
-        <w:t>파일: app/src/test/java/com/example/emotionbudgetapp/ExpenseViewModelTest.kt</w:t>
-      </w:r>
-    </w:p>
-    <w:tbl>
-      <w:tblPr>
-        <w:tblStyle w:val="TableGrid"/>
-        <w:tblW w:type="auto" w:w="0"/>
-        <w:tblLook w:firstColumn="1" w:firstRow="1" w:lastColumn="0" w:lastRow="0" w:noHBand="0" w:noVBand="1" w:val="04A0"/>
-      </w:tblPr>
-      <w:tblGrid>
-        <w:gridCol w:w="10206"/>
-      </w:tblGrid>
-      <w:tr>
-        <w:tc>
-          <w:tcPr>
-            <w:tcW w:type="dxa" w:w="10206"/>
-            <w:shd w:fill="F5F7FA"/>
-          </w:tcPr>
-          <w:p>
-            <w:pPr>
-              <w:spacing w:after="0" w:lineRule="auto" w:line="226"/>
-            </w:pPr>
-            <w:r/>
-            <w:r>
-              <w:rPr>
-                <w:rFonts w:ascii="Consolas" w:hAnsi="Consolas" w:eastAsia="Consolas"/>
-                <w:sz w:val="13"/>
-              </w:rPr>
-              <w:t>@Test</w:t>
-              <w:br/>
-              <w:t>fun addExpense_separatesIncomeAndExpenseTotals() {</w:t>
-              <w:br/>
-              <w:t xml:space="preserve">    val viewModel = ExpenseViewModel()</w:t>
-              <w:br/>
-              <w:t xml:space="preserve">    viewModel.addExpense(3000000, "급여", "평온", "월급", 1000L, TransactionType.INCOME)</w:t>
-              <w:br/>
-              <w:t xml:space="preserve">    viewModel.addExpense(12000, "식비", "기쁨", "점심", 2000L, TransactionType.EXPENSE)</w:t>
-              <w:br/>
-              <w:br/>
-              <w:t xml:space="preserve">    assertEquals(3000000, viewModel.getIncomeTotal())</w:t>
-              <w:br/>
-              <w:t xml:space="preserve">    assertEquals(12000, viewModel.getExpenseTotal())</w:t>
-              <w:br/>
-              <w:t xml:space="preserve">    assertEquals(2988000, viewModel.getBalance())</w:t>
-              <w:br/>
-              <w:t>}</w:t>
-            </w:r>
-          </w:p>
-        </w:tc>
-      </w:tr>
-    </w:tbl>
-    <w:p/>
-    <w:p>
-      <w:pPr>
-        <w:pStyle w:val="ListBullet"/>
-        <w:spacing w:after="40"/>
-      </w:pPr>
+        <w:t xml:space="preserve">파일: </w:t>
+      </w:r>
+      <w:r>
+        <w:rPr>
+          <w:rFonts w:ascii="Consolas" w:hAnsi="Consolas" w:eastAsia="Consolas"/>
+          <w:b/>
+          <w:color w:val="1F4D78"/>
+          <w:sz w:val="20"/>
+        </w:rPr>
+        <w:t>app/src/main/java/com/example/emotionbudgetapp/ui/LedgerReportScreen.kt</w:t>
+      </w:r>
       <w:r>
         <w:rPr>
           <w:rFonts w:ascii="Malgun Gothic" w:hAnsi="Malgun Gothic" w:eastAsia="Malgun Gothic"/>
-          <w:sz w:val="17"/>
+          <w:b w:val="0"/>
+          <w:color w:val="202732"/>
+          <w:sz w:val="21"/>
         </w:rPr>
-        <w:t>수입과 지출 합계가 섞이지 않는지 자동 테스트로 확인한다.</w:t>
+        <w:t xml:space="preserve">, </w:t>
+      </w:r>
+      <w:r>
+        <w:rPr>
+          <w:rFonts w:ascii="Consolas" w:hAnsi="Consolas" w:eastAsia="Consolas"/>
+          <w:b/>
+          <w:color w:val="1F4D78"/>
+          <w:sz w:val="20"/>
+        </w:rPr>
+        <w:t>EmotionAnalysisScreen.kt</w:t>
       </w:r>
     </w:p>
     <w:p>
       <w:pPr>
-        <w:pStyle w:val="ListBullet"/>
-        <w:spacing w:after="40"/>
+        <w:keepLines/>
+        <w:spacing w:before="60" w:after="140" w:line="240" w:lineRule="auto"/>
+        <w:ind w:left="170" w:right="170"/>
+        <w:shd w:fill="F4F6F9"/>
       </w:pPr>
       <w:r>
         <w:rPr>
-          <w:rFonts w:ascii="Malgun Gothic" w:hAnsi="Malgun Gothic" w:eastAsia="Malgun Gothic"/>
-          <w:sz w:val="17"/>
+          <w:rFonts w:ascii="Consolas" w:hAnsi="Consolas" w:eastAsia="Consolas"/>
+          <w:b w:val="0"/>
+          <w:color w:val="263242"/>
+          <w:sz w:val="15"/>
         </w:rPr>
-        <w:t>추가, 수정, 삭제, 카테고리 합계, 샘플 데이터도 테스트해 기본 기능의 안정성을 높였다.</w:t>
+        <w:t>val monthRecords = expenses.filter {</w:t>
+        <w:br/>
+      </w:r>
+      <w:r>
+        <w:rPr>
+          <w:rFonts w:ascii="Consolas" w:hAnsi="Consolas" w:eastAsia="Consolas"/>
+          <w:b w:val="0"/>
+          <w:color w:val="263242"/>
+          <w:sz w:val="15"/>
+        </w:rPr>
+        <w:t xml:space="preserve">    it.dateMillis &gt;= monthStart &amp;&amp; it.dateMillis &lt; monthEnd</w:t>
+        <w:br/>
+      </w:r>
+      <w:r>
+        <w:rPr>
+          <w:rFonts w:ascii="Consolas" w:hAnsi="Consolas" w:eastAsia="Consolas"/>
+          <w:b w:val="0"/>
+          <w:color w:val="263242"/>
+          <w:sz w:val="15"/>
+        </w:rPr>
+        <w:t>}</w:t>
+        <w:br/>
+      </w:r>
+      <w:r>
+        <w:rPr>
+          <w:rFonts w:ascii="Consolas" w:hAnsi="Consolas" w:eastAsia="Consolas"/>
+          <w:b w:val="0"/>
+          <w:color w:val="263242"/>
+          <w:sz w:val="15"/>
+        </w:rPr>
+        <w:br/>
+      </w:r>
+      <w:r>
+        <w:rPr>
+          <w:rFonts w:ascii="Consolas" w:hAnsi="Consolas" w:eastAsia="Consolas"/>
+          <w:b w:val="0"/>
+          <w:color w:val="263242"/>
+          <w:sz w:val="15"/>
+        </w:rPr>
+        <w:t>val monthIncomeTotal = monthRecords</w:t>
+        <w:br/>
+      </w:r>
+      <w:r>
+        <w:rPr>
+          <w:rFonts w:ascii="Consolas" w:hAnsi="Consolas" w:eastAsia="Consolas"/>
+          <w:b w:val="0"/>
+          <w:color w:val="263242"/>
+          <w:sz w:val="15"/>
+        </w:rPr>
+        <w:t xml:space="preserve">    .filter { it.type == TransactionType.INCOME }</w:t>
+        <w:br/>
+      </w:r>
+      <w:r>
+        <w:rPr>
+          <w:rFonts w:ascii="Consolas" w:hAnsi="Consolas" w:eastAsia="Consolas"/>
+          <w:b w:val="0"/>
+          <w:color w:val="263242"/>
+          <w:sz w:val="15"/>
+        </w:rPr>
+        <w:t xml:space="preserve">    .sumOf { it.amount }</w:t>
+        <w:br/>
+      </w:r>
+      <w:r>
+        <w:rPr>
+          <w:rFonts w:ascii="Consolas" w:hAnsi="Consolas" w:eastAsia="Consolas"/>
+          <w:b w:val="0"/>
+          <w:color w:val="263242"/>
+          <w:sz w:val="15"/>
+        </w:rPr>
+        <w:br/>
+      </w:r>
+      <w:r>
+        <w:rPr>
+          <w:rFonts w:ascii="Consolas" w:hAnsi="Consolas" w:eastAsia="Consolas"/>
+          <w:b w:val="0"/>
+          <w:color w:val="263242"/>
+          <w:sz w:val="15"/>
+        </w:rPr>
+        <w:t>val monthExpenseTotal = monthRecords</w:t>
+        <w:br/>
+      </w:r>
+      <w:r>
+        <w:rPr>
+          <w:rFonts w:ascii="Consolas" w:hAnsi="Consolas" w:eastAsia="Consolas"/>
+          <w:b w:val="0"/>
+          <w:color w:val="263242"/>
+          <w:sz w:val="15"/>
+        </w:rPr>
+        <w:t xml:space="preserve">    .filter { it.type == TransactionType.EXPENSE }</w:t>
+        <w:br/>
+      </w:r>
+      <w:r>
+        <w:rPr>
+          <w:rFonts w:ascii="Consolas" w:hAnsi="Consolas" w:eastAsia="Consolas"/>
+          <w:b w:val="0"/>
+          <w:color w:val="263242"/>
+          <w:sz w:val="15"/>
+        </w:rPr>
+        <w:t xml:space="preserve">    .sumOf { it.amount }</w:t>
       </w:r>
     </w:p>
     <w:p>
       <w:pPr>
-        <w:pStyle w:val="ListBullet"/>
-        <w:spacing w:after="40"/>
+        <w:keepLines/>
+        <w:spacing w:before="60" w:after="140" w:line="240" w:lineRule="auto"/>
+        <w:ind w:left="170" w:right="170"/>
+        <w:shd w:fill="F4F6F9"/>
       </w:pPr>
       <w:r>
         <w:rPr>
-          <w:rFonts w:ascii="Malgun Gothic" w:hAnsi="Malgun Gothic" w:eastAsia="Malgun Gothic"/>
-          <w:sz w:val="17"/>
+          <w:rFonts w:ascii="Consolas" w:hAnsi="Consolas" w:eastAsia="Consolas"/>
+          <w:b w:val="0"/>
+          <w:color w:val="263242"/>
+          <w:sz w:val="15"/>
         </w:rPr>
-        <w:t>제출 전 gradlew.bat test와 gradlew.bat assembleDebug로 테스트와 빌드를 검증했다.</w:t>
+        <w:t>val current = monthExpenses.filter { it.emotion == emotion }</w:t>
+        <w:br/>
+      </w:r>
+      <w:r>
+        <w:rPr>
+          <w:rFonts w:ascii="Consolas" w:hAnsi="Consolas" w:eastAsia="Consolas"/>
+          <w:b w:val="0"/>
+          <w:color w:val="263242"/>
+          <w:sz w:val="15"/>
+        </w:rPr>
+        <w:t>val previous = previousMonthExpenses.filter { it.emotion == emotion }</w:t>
+        <w:br/>
+      </w:r>
+      <w:r>
+        <w:rPr>
+          <w:rFonts w:ascii="Consolas" w:hAnsi="Consolas" w:eastAsia="Consolas"/>
+          <w:b w:val="0"/>
+          <w:color w:val="263242"/>
+          <w:sz w:val="15"/>
+        </w:rPr>
+        <w:t>val currentTotal = current.sumOf { it.amount }</w:t>
+        <w:br/>
+      </w:r>
+      <w:r>
+        <w:rPr>
+          <w:rFonts w:ascii="Consolas" w:hAnsi="Consolas" w:eastAsia="Consolas"/>
+          <w:b w:val="0"/>
+          <w:color w:val="263242"/>
+          <w:sz w:val="15"/>
+        </w:rPr>
+        <w:br/>
+      </w:r>
+      <w:r>
+        <w:rPr>
+          <w:rFonts w:ascii="Consolas" w:hAnsi="Consolas" w:eastAsia="Consolas"/>
+          <w:b w:val="0"/>
+          <w:color w:val="263242"/>
+          <w:sz w:val="15"/>
+        </w:rPr>
+        <w:t>EmotionStat(</w:t>
+        <w:br/>
+      </w:r>
+      <w:r>
+        <w:rPr>
+          <w:rFonts w:ascii="Consolas" w:hAnsi="Consolas" w:eastAsia="Consolas"/>
+          <w:b w:val="0"/>
+          <w:color w:val="263242"/>
+          <w:sz w:val="15"/>
+        </w:rPr>
+        <w:t xml:space="preserve">    emotion = emotion,</w:t>
+        <w:br/>
+      </w:r>
+      <w:r>
+        <w:rPr>
+          <w:rFonts w:ascii="Consolas" w:hAnsi="Consolas" w:eastAsia="Consolas"/>
+          <w:b w:val="0"/>
+          <w:color w:val="263242"/>
+          <w:sz w:val="15"/>
+        </w:rPr>
+        <w:t xml:space="preserve">    totalAmount = currentTotal,</w:t>
+        <w:br/>
+      </w:r>
+      <w:r>
+        <w:rPr>
+          <w:rFonts w:ascii="Consolas" w:hAnsi="Consolas" w:eastAsia="Consolas"/>
+          <w:b w:val="0"/>
+          <w:color w:val="263242"/>
+          <w:sz w:val="15"/>
+        </w:rPr>
+        <w:t xml:space="preserve">    count = current.size,</w:t>
+        <w:br/>
+      </w:r>
+      <w:r>
+        <w:rPr>
+          <w:rFonts w:ascii="Consolas" w:hAnsi="Consolas" w:eastAsia="Consolas"/>
+          <w:b w:val="0"/>
+          <w:color w:val="263242"/>
+          <w:sz w:val="15"/>
+        </w:rPr>
+        <w:t xml:space="preserve">    averageAmount = if (current.isEmpty()) 0 else currentTotal / current.size,</w:t>
+        <w:br/>
+      </w:r>
+      <w:r>
+        <w:rPr>
+          <w:rFonts w:ascii="Consolas" w:hAnsi="Consolas" w:eastAsia="Consolas"/>
+          <w:b w:val="0"/>
+          <w:color w:val="263242"/>
+          <w:sz w:val="15"/>
+        </w:rPr>
+        <w:t xml:space="preserve">    previousCount = previous.size,</w:t>
+        <w:br/>
+      </w:r>
+      <w:r>
+        <w:rPr>
+          <w:rFonts w:ascii="Consolas" w:hAnsi="Consolas" w:eastAsia="Consolas"/>
+          <w:b w:val="0"/>
+          <w:color w:val="263242"/>
+          <w:sz w:val="15"/>
+        </w:rPr>
+        <w:t xml:space="preserve">    countChange = current.size - previous.size</w:t>
+        <w:br/>
+      </w:r>
+      <w:r>
+        <w:rPr>
+          <w:rFonts w:ascii="Consolas" w:hAnsi="Consolas" w:eastAsia="Consolas"/>
+          <w:b w:val="0"/>
+          <w:color w:val="263242"/>
+          <w:sz w:val="15"/>
+        </w:rPr>
+        <w:t>)</w:t>
       </w:r>
     </w:p>
     <w:p>
       <w:pPr>
-        <w:pStyle w:val="Heading1"/>
+        <w:widowControl/>
       </w:pPr>
       <w:r>
         <w:rPr>
           <w:rFonts w:ascii="Malgun Gothic" w:hAnsi="Malgun Gothic" w:eastAsia="Malgun Gothic"/>
-          <w:color w:val="2E74B5"/>
-          <w:sz w:val="30"/>
+          <w:b w:val="0"/>
+          <w:color w:val="202732"/>
+          <w:sz w:val="21"/>
         </w:rPr>
-        <w:t>7. 검증 내용</w:t>
-      </w:r>
-    </w:p>
-    <w:tbl>
-      <w:tblPr>
-        <w:tblStyle w:val="TableGrid"/>
-        <w:tblW w:type="auto" w:w="0"/>
-        <w:jc w:val="center"/>
-        <w:tblLook w:firstColumn="1" w:firstRow="1" w:lastColumn="0" w:lastRow="0" w:noHBand="0" w:noVBand="1" w:val="04A0"/>
-      </w:tblPr>
-      <w:tblGrid>
-        <w:gridCol w:w="5103"/>
-        <w:gridCol w:w="5103"/>
-      </w:tblGrid>
-      <w:tr>
-        <w:tc>
-          <w:tcPr>
-            <w:tcW w:type="dxa" w:w="5103"/>
-            <w:shd w:fill="E8EEF5"/>
-            <w:vAlign w:val="center"/>
-          </w:tcPr>
-          <w:p>
-            <w:pPr>
-              <w:spacing w:after="20"/>
-            </w:pPr>
-            <w:r/>
-            <w:r>
-              <w:rPr>
-                <w:rFonts w:ascii="Malgun Gothic" w:hAnsi="Malgun Gothic" w:eastAsia="Malgun Gothic"/>
-                <w:b/>
-                <w:sz w:val="17"/>
-              </w:rPr>
-              <w:t>검증 항목</w:t>
-            </w:r>
-          </w:p>
-        </w:tc>
-        <w:tc>
-          <w:tcPr>
-            <w:tcW w:type="dxa" w:w="5103"/>
-            <w:shd w:fill="E8EEF5"/>
-            <w:vAlign w:val="center"/>
-          </w:tcPr>
-          <w:p>
-            <w:pPr>
-              <w:spacing w:after="20"/>
-            </w:pPr>
-            <w:r/>
-            <w:r>
-              <w:rPr>
-                <w:rFonts w:ascii="Malgun Gothic" w:hAnsi="Malgun Gothic" w:eastAsia="Malgun Gothic"/>
-                <w:b/>
-                <w:sz w:val="17"/>
-              </w:rPr>
-              <w:t>결과</w:t>
-            </w:r>
-          </w:p>
-        </w:tc>
-      </w:tr>
-      <w:tr>
-        <w:tc>
-          <w:tcPr>
-            <w:tcW w:type="dxa" w:w="5103"/>
-            <w:vAlign w:val="top"/>
-          </w:tcPr>
-          <w:p>
-            <w:pPr>
-              <w:spacing w:after="20"/>
-            </w:pPr>
-            <w:r/>
-            <w:r>
-              <w:rPr>
-                <w:rFonts w:ascii="Malgun Gothic" w:hAnsi="Malgun Gothic" w:eastAsia="Malgun Gothic"/>
-                <w:b w:val="0"/>
-                <w:sz w:val="16"/>
-              </w:rPr>
-              <w:t>단위 테스트</w:t>
-            </w:r>
-          </w:p>
-        </w:tc>
-        <w:tc>
-          <w:tcPr>
-            <w:tcW w:type="dxa" w:w="5103"/>
-            <w:vAlign w:val="top"/>
-          </w:tcPr>
-          <w:p>
-            <w:pPr>
-              <w:spacing w:after="20"/>
-            </w:pPr>
-            <w:r/>
-            <w:r>
-              <w:rPr>
-                <w:rFonts w:ascii="Malgun Gothic" w:hAnsi="Malgun Gothic" w:eastAsia="Malgun Gothic"/>
-                <w:b w:val="0"/>
-                <w:sz w:val="16"/>
-              </w:rPr>
-              <w:t>gradlew.bat test 통과</w:t>
-            </w:r>
-          </w:p>
-        </w:tc>
-      </w:tr>
-      <w:tr>
-        <w:tc>
-          <w:tcPr>
-            <w:tcW w:type="dxa" w:w="5103"/>
-            <w:vAlign w:val="top"/>
-          </w:tcPr>
-          <w:p>
-            <w:pPr>
-              <w:spacing w:after="20"/>
-            </w:pPr>
-            <w:r/>
-            <w:r>
-              <w:rPr>
-                <w:rFonts w:ascii="Malgun Gothic" w:hAnsi="Malgun Gothic" w:eastAsia="Malgun Gothic"/>
-                <w:b w:val="0"/>
-                <w:sz w:val="16"/>
-              </w:rPr>
-              <w:t>디버그 빌드</w:t>
-            </w:r>
-          </w:p>
-        </w:tc>
-        <w:tc>
-          <w:tcPr>
-            <w:tcW w:type="dxa" w:w="5103"/>
-            <w:vAlign w:val="top"/>
-          </w:tcPr>
-          <w:p>
-            <w:pPr>
-              <w:spacing w:after="20"/>
-            </w:pPr>
-            <w:r/>
-            <w:r>
-              <w:rPr>
-                <w:rFonts w:ascii="Malgun Gothic" w:hAnsi="Malgun Gothic" w:eastAsia="Malgun Gothic"/>
-                <w:b w:val="0"/>
-                <w:sz w:val="16"/>
-              </w:rPr>
-              <w:t>gradlew.bat assembleDebug 통과</w:t>
-            </w:r>
-          </w:p>
-        </w:tc>
-      </w:tr>
-      <w:tr>
-        <w:tc>
-          <w:tcPr>
-            <w:tcW w:type="dxa" w:w="5103"/>
-            <w:vAlign w:val="top"/>
-          </w:tcPr>
-          <w:p>
-            <w:pPr>
-              <w:spacing w:after="20"/>
-            </w:pPr>
-            <w:r/>
-            <w:r>
-              <w:rPr>
-                <w:rFonts w:ascii="Malgun Gothic" w:hAnsi="Malgun Gothic" w:eastAsia="Malgun Gothic"/>
-                <w:b w:val="0"/>
-                <w:sz w:val="16"/>
-              </w:rPr>
-              <w:t>테스트 범위</w:t>
-            </w:r>
-          </w:p>
-        </w:tc>
-        <w:tc>
-          <w:tcPr>
-            <w:tcW w:type="dxa" w:w="5103"/>
-            <w:vAlign w:val="top"/>
-          </w:tcPr>
-          <w:p>
-            <w:pPr>
-              <w:spacing w:after="20"/>
-            </w:pPr>
-            <w:r/>
-            <w:r>
-              <w:rPr>
-                <w:rFonts w:ascii="Malgun Gothic" w:hAnsi="Malgun Gothic" w:eastAsia="Malgun Gothic"/>
-                <w:b w:val="0"/>
-                <w:sz w:val="16"/>
-              </w:rPr>
-              <w:t>기록 추가, 수입/지출 합계 분리, 수정, 삭제, 카테고리 합계, 샘플 데이터 검증</w:t>
-            </w:r>
-          </w:p>
-        </w:tc>
-      </w:tr>
-      <w:tr>
-        <w:tc>
-          <w:tcPr>
-            <w:tcW w:type="dxa" w:w="5103"/>
-            <w:vAlign w:val="top"/>
-          </w:tcPr>
-          <w:p>
-            <w:pPr>
-              <w:spacing w:after="20"/>
-            </w:pPr>
-            <w:r/>
-            <w:r>
-              <w:rPr>
-                <w:rFonts w:ascii="Malgun Gothic" w:hAnsi="Malgun Gothic" w:eastAsia="Malgun Gothic"/>
-                <w:b w:val="0"/>
-                <w:sz w:val="16"/>
-              </w:rPr>
-              <w:t>시연 준비</w:t>
-            </w:r>
-          </w:p>
-        </w:tc>
-        <w:tc>
-          <w:tcPr>
-            <w:tcW w:type="dxa" w:w="5103"/>
-            <w:vAlign w:val="top"/>
-          </w:tcPr>
-          <w:p>
-            <w:pPr>
-              <w:spacing w:after="20"/>
-            </w:pPr>
-            <w:r/>
-            <w:r>
-              <w:rPr>
-                <w:rFonts w:ascii="Malgun Gothic" w:hAnsi="Malgun Gothic" w:eastAsia="Malgun Gothic"/>
-                <w:b w:val="0"/>
-                <w:sz w:val="16"/>
-              </w:rPr>
-              <w:t>docs/final-demo-flow.md에 3분 이내 영상 촬영 흐름 정리</w:t>
-            </w:r>
-          </w:p>
-        </w:tc>
-      </w:tr>
-    </w:tbl>
-    <w:p/>
-    <w:p>
-      <w:pPr>
-        <w:pStyle w:val="Heading1"/>
-      </w:pPr>
+        <w:t xml:space="preserve">월별 통계는 선택한 달의 시작 시각과 다음 달 시작 시각 사이에 있는 기록만 </w:t>
+      </w:r>
+      <w:r>
+        <w:rPr>
+          <w:rFonts w:ascii="Consolas" w:hAnsi="Consolas" w:eastAsia="Consolas"/>
+          <w:b/>
+          <w:color w:val="1F4D78"/>
+          <w:sz w:val="20"/>
+        </w:rPr>
+        <w:t>filter</w:t>
+      </w:r>
       <w:r>
         <w:rPr>
           <w:rFonts w:ascii="Malgun Gothic" w:hAnsi="Malgun Gothic" w:eastAsia="Malgun Gothic"/>
-          <w:color w:val="2E74B5"/>
-          <w:sz w:val="30"/>
+          <w:b w:val="0"/>
+          <w:color w:val="202732"/>
+          <w:sz w:val="21"/>
         </w:rPr>
-        <w:t>8. 현재 한계와 개선 방향</w:t>
-      </w:r>
-    </w:p>
-    <w:tbl>
-      <w:tblPr>
-        <w:tblStyle w:val="TableGrid"/>
-        <w:tblW w:type="auto" w:w="0"/>
-        <w:jc w:val="center"/>
-        <w:tblLook w:firstColumn="1" w:firstRow="1" w:lastColumn="0" w:lastRow="0" w:noHBand="0" w:noVBand="1" w:val="04A0"/>
-      </w:tblPr>
-      <w:tblGrid>
-        <w:gridCol w:w="5103"/>
-        <w:gridCol w:w="5103"/>
-      </w:tblGrid>
-      <w:tr>
-        <w:tc>
-          <w:tcPr>
-            <w:tcW w:type="dxa" w:w="5103"/>
-            <w:shd w:fill="E8EEF5"/>
-            <w:vAlign w:val="center"/>
-          </w:tcPr>
-          <w:p>
-            <w:pPr>
-              <w:spacing w:after="20"/>
-            </w:pPr>
-            <w:r/>
-            <w:r>
-              <w:rPr>
-                <w:rFonts w:ascii="Malgun Gothic" w:hAnsi="Malgun Gothic" w:eastAsia="Malgun Gothic"/>
-                <w:b/>
-                <w:sz w:val="17"/>
-              </w:rPr>
-              <w:t>항목</w:t>
-            </w:r>
-          </w:p>
-        </w:tc>
-        <w:tc>
-          <w:tcPr>
-            <w:tcW w:type="dxa" w:w="5103"/>
-            <w:shd w:fill="E8EEF5"/>
-            <w:vAlign w:val="center"/>
-          </w:tcPr>
-          <w:p>
-            <w:pPr>
-              <w:spacing w:after="20"/>
-            </w:pPr>
-            <w:r/>
-            <w:r>
-              <w:rPr>
-                <w:rFonts w:ascii="Malgun Gothic" w:hAnsi="Malgun Gothic" w:eastAsia="Malgun Gothic"/>
-                <w:b/>
-                <w:sz w:val="17"/>
-              </w:rPr>
-              <w:t>설명</w:t>
-            </w:r>
-          </w:p>
-        </w:tc>
-      </w:tr>
-      <w:tr>
-        <w:tc>
-          <w:tcPr>
-            <w:tcW w:type="dxa" w:w="5103"/>
-            <w:vAlign w:val="top"/>
-          </w:tcPr>
-          <w:p>
-            <w:pPr>
-              <w:spacing w:after="20"/>
-            </w:pPr>
-            <w:r/>
-            <w:r>
-              <w:rPr>
-                <w:rFonts w:ascii="Malgun Gothic" w:hAnsi="Malgun Gothic" w:eastAsia="Malgun Gothic"/>
-                <w:b w:val="0"/>
-                <w:sz w:val="16"/>
-              </w:rPr>
-              <w:t>데이터 저장</w:t>
-            </w:r>
-          </w:p>
-        </w:tc>
-        <w:tc>
-          <w:tcPr>
-            <w:tcW w:type="dxa" w:w="5103"/>
-            <w:vAlign w:val="top"/>
-          </w:tcPr>
-          <w:p>
-            <w:pPr>
-              <w:spacing w:after="20"/>
-            </w:pPr>
-            <w:r/>
-            <w:r>
-              <w:rPr>
-                <w:rFonts w:ascii="Malgun Gothic" w:hAnsi="Malgun Gothic" w:eastAsia="Malgun Gothic"/>
-                <w:b w:val="0"/>
-                <w:sz w:val="16"/>
-              </w:rPr>
-              <w:t>현재는 MutableStateFlow 기반 메모리 저장 구조이다. 제출 영상과 기능 검증에는 충분하지만, 앱을 종료해도 기록을 유지하려면 Room DB 또는 DataStore 확장이 필요하다.</w:t>
-            </w:r>
-          </w:p>
-        </w:tc>
-      </w:tr>
-      <w:tr>
-        <w:tc>
-          <w:tcPr>
-            <w:tcW w:type="dxa" w:w="5103"/>
-            <w:vAlign w:val="top"/>
-          </w:tcPr>
-          <w:p>
-            <w:pPr>
-              <w:spacing w:after="20"/>
-            </w:pPr>
-            <w:r/>
-            <w:r>
-              <w:rPr>
-                <w:rFonts w:ascii="Malgun Gothic" w:hAnsi="Malgun Gothic" w:eastAsia="Malgun Gothic"/>
-                <w:b w:val="0"/>
-                <w:sz w:val="16"/>
-              </w:rPr>
-              <w:t>사용자 설정</w:t>
-            </w:r>
-          </w:p>
-        </w:tc>
-        <w:tc>
-          <w:tcPr>
-            <w:tcW w:type="dxa" w:w="5103"/>
-            <w:vAlign w:val="top"/>
-          </w:tcPr>
-          <w:p>
-            <w:pPr>
-              <w:spacing w:after="20"/>
-            </w:pPr>
-            <w:r/>
-            <w:r>
-              <w:rPr>
-                <w:rFonts w:ascii="Malgun Gothic" w:hAnsi="Malgun Gothic" w:eastAsia="Malgun Gothic"/>
-                <w:b w:val="0"/>
-                <w:sz w:val="16"/>
-              </w:rPr>
-              <w:t>카테고리와 감정 목록은 화면 내부 기본값을 중심으로 동작한다. 장기 사용 앱으로 발전시키려면 사용자 정의 카테고리/감정 관리 화면을 추가할 수 있다.</w:t>
-            </w:r>
-          </w:p>
-        </w:tc>
-      </w:tr>
-      <w:tr>
-        <w:tc>
-          <w:tcPr>
-            <w:tcW w:type="dxa" w:w="5103"/>
-            <w:vAlign w:val="top"/>
-          </w:tcPr>
-          <w:p>
-            <w:pPr>
-              <w:spacing w:after="20"/>
-            </w:pPr>
-            <w:r/>
-            <w:r>
-              <w:rPr>
-                <w:rFonts w:ascii="Malgun Gothic" w:hAnsi="Malgun Gothic" w:eastAsia="Malgun Gothic"/>
-                <w:b w:val="0"/>
-                <w:sz w:val="16"/>
-              </w:rPr>
-              <w:t>차트 확장</w:t>
-            </w:r>
-          </w:p>
-        </w:tc>
-        <w:tc>
-          <w:tcPr>
-            <w:tcW w:type="dxa" w:w="5103"/>
-            <w:vAlign w:val="top"/>
-          </w:tcPr>
-          <w:p>
-            <w:pPr>
-              <w:spacing w:after="20"/>
-            </w:pPr>
-            <w:r/>
-            <w:r>
-              <w:rPr>
-                <w:rFonts w:ascii="Malgun Gothic" w:hAnsi="Malgun Gothic" w:eastAsia="Malgun Gothic"/>
-                <w:b w:val="0"/>
-                <w:sz w:val="16"/>
-              </w:rPr>
-              <w:t>현재 그래프는 Compose 레이아웃으로 직접 만든 막대 그래프이다. 더 복잡한 통계가 필요하면 차트 라이브러리나 월별 비교 그래프를 추가할 수 있다.</w:t>
-            </w:r>
-          </w:p>
-        </w:tc>
-      </w:tr>
-    </w:tbl>
-    <w:p/>
-    <w:p>
-      <w:pPr>
-        <w:pStyle w:val="Heading1"/>
-      </w:pPr>
+        <w:t xml:space="preserve">로 가져온다. 이후 수입과 지출을 나누어 </w:t>
+      </w:r>
+      <w:r>
+        <w:rPr>
+          <w:rFonts w:ascii="Consolas" w:hAnsi="Consolas" w:eastAsia="Consolas"/>
+          <w:b/>
+          <w:color w:val="1F4D78"/>
+          <w:sz w:val="20"/>
+        </w:rPr>
+        <w:t>sumOf</w:t>
+      </w:r>
       <w:r>
         <w:rPr>
           <w:rFonts w:ascii="Malgun Gothic" w:hAnsi="Malgun Gothic" w:eastAsia="Malgun Gothic"/>
-          <w:color w:val="2E74B5"/>
-          <w:sz w:val="30"/>
+          <w:b w:val="0"/>
+          <w:color w:val="202732"/>
+          <w:sz w:val="21"/>
         </w:rPr>
-        <w:t>9. 제출 관점에서의 핵심 어필 포인트</w:t>
+        <w:t>로 합계를 계산한다.</w:t>
       </w:r>
     </w:p>
     <w:p>
       <w:pPr>
-        <w:pStyle w:val="ListBullet"/>
-        <w:spacing w:after="40"/>
+        <w:widowControl/>
       </w:pPr>
       <w:r>
         <w:rPr>
           <w:rFonts w:ascii="Malgun Gothic" w:hAnsi="Malgun Gothic" w:eastAsia="Malgun Gothic"/>
-          <w:sz w:val="17"/>
+          <w:b w:val="0"/>
+          <w:color w:val="202732"/>
+          <w:sz w:val="21"/>
         </w:rPr>
-        <w:t>기획 및 요구 분석: 감정 기반 소비 관리라는 목적과 타깃이 명확하고, 수입/지출 기록부터 분석까지 기능 명세가 연결되어 있다.</w:t>
-      </w:r>
-    </w:p>
-    <w:p>
-      <w:pPr>
-        <w:pStyle w:val="ListBullet"/>
-        <w:spacing w:after="40"/>
-      </w:pPr>
-      <w:r>
-        <w:rPr>
-          <w:rFonts w:ascii="Malgun Gothic" w:hAnsi="Malgun Gothic" w:eastAsia="Malgun Gothic"/>
-          <w:sz w:val="17"/>
-        </w:rPr>
-        <w:t>UI/UX 디자인: 기록, 통계, 감정 화면을 하단 탭으로 분리해 복잡도를 낮췄고, 검색 결과와 빈 상태 문구를 명확히 제공한다.</w:t>
-      </w:r>
-    </w:p>
-    <w:p>
-      <w:pPr>
-        <w:pStyle w:val="ListBullet"/>
-        <w:spacing w:after="40"/>
-      </w:pPr>
-      <w:r>
-        <w:rPr>
-          <w:rFonts w:ascii="Malgun Gothic" w:hAnsi="Malgun Gothic" w:eastAsia="Malgun Gothic"/>
-          <w:sz w:val="17"/>
-        </w:rPr>
-        <w:t>기능 구현 및 완성도: CRUD, 수입/지출 분리, 월별 통계, 검색/필터, 감정 분석, 그래프, 진단 카드, 테스트가 구현되어 있다.</w:t>
-      </w:r>
-    </w:p>
-    <w:p>
-      <w:pPr>
-        <w:pStyle w:val="ListBullet"/>
-        <w:spacing w:after="40"/>
-      </w:pPr>
-      <w:r>
-        <w:rPr>
-          <w:rFonts w:ascii="Malgun Gothic" w:hAnsi="Malgun Gothic" w:eastAsia="Malgun Gothic"/>
-          <w:sz w:val="17"/>
-        </w:rPr>
-        <w:t>창의성 및 차별성: 감정별 지출 분석과 스트레스 소비 진단은 일반 가계부와 구분되는 대표 기능이다.</w:t>
+        <w:t>감정별 통계는 같은 감정의 기록을 모아 총금액, 횟수, 평균 금액을 계산한다. 이전 달의 기록 수도 함께 계산하여 감정별 소비 횟수가 증가했는지 확인할 수 있다.</w:t>
       </w:r>
     </w:p>
     <w:sectPr>
+      <w:headerReference w:type="default" r:id="rId9"/>
+      <w:footerReference w:type="default" r:id="rId10"/>
       <w:pgSz w:w="11906" w:h="16838"/>
-      <w:pgMar w:top="794" w:right="850" w:bottom="794" w:left="850" w:header="720" w:footer="720" w:gutter="0"/>
+      <w:pgMar w:top="1020" w:right="1134" w:bottom="964" w:left="1134" w:header="510" w:footer="510" w:gutter="0"/>
       <w:cols w:space="720"/>
       <w:docGrid w:linePitch="360"/>
     </w:sectPr>
   </w:body>
 </w:document>
+</file>
+
+<file path=word/footer1.xml><?xml version="1.0" encoding="utf-8"?>
+<w:ftr xmlns:m="http://schemas.openxmlformats.org/officeDocument/2006/math" xmlns:mc="http://schemas.openxmlformats.org/markup-compatibility/2006" xmlns:mo="http://schemas.microsoft.com/office/mac/office/2008/main" xmlns:mv="urn:schemas-microsoft-com:mac:vml" xmlns:o="urn:schemas-microsoft-com:office:office" xmlns:r="http://schemas.openxmlformats.org/officeDocument/2006/relationships" xmlns:v="urn:schemas-microsoft-com:vml" xmlns:w10="urn:schemas-microsoft-com:office:word" xmlns:w14="http://schemas.microsoft.com/office/word/2010/wordml" xmlns:w="http://schemas.openxmlformats.org/wordprocessingml/2006/main" xmlns:wne="http://schemas.microsoft.com/office/word/2006/wordml" xmlns:wp14="http://schemas.microsoft.com/office/word/2010/wordprocessingDrawing" xmlns:wp="http://schemas.openxmlformats.org/drawingml/2006/wordprocessingDrawing" xmlns:wpc="http://schemas.microsoft.com/office/word/2010/wordprocessingCanvas" xmlns:wpg="http://schemas.microsoft.com/office/word/2010/wordprocessingGroup" xmlns:wpi="http://schemas.microsoft.com/office/word/2010/wordprocessingInk" xmlns:wps="http://schemas.microsoft.com/office/word/2010/wordprocessingShape" mc:Ignorable="w14 wp14">
+  <w:p>
+    <w:pPr>
+      <w:pStyle w:val="Footer"/>
+      <w:jc w:val="center"/>
+    </w:pPr>
+    <w:r>
+      <w:rPr>
+        <w:rFonts w:ascii="Malgun Gothic" w:hAnsi="Malgun Gothic" w:eastAsia="Malgun Gothic"/>
+        <w:b w:val="0"/>
+        <w:color w:val="5C6775"/>
+        <w:sz w:val="17"/>
+      </w:rPr>
+      <w:t xml:space="preserve">김동민 · 2271180   |   </w:t>
+    </w:r>
+    <w:r>
+      <w:fldChar w:fldCharType="begin"/>
+    </w:r>
+    <w:r>
+      <w:instrText xml:space="preserve">PAGE</w:instrText>
+    </w:r>
+    <w:r>
+      <w:fldChar w:fldCharType="end"/>
+    </w:r>
+  </w:p>
+</w:ftr>
+</file>
+
+<file path=word/header1.xml><?xml version="1.0" encoding="utf-8"?>
+<w:hdr xmlns:m="http://schemas.openxmlformats.org/officeDocument/2006/math" xmlns:mc="http://schemas.openxmlformats.org/markup-compatibility/2006" xmlns:mo="http://schemas.microsoft.com/office/mac/office/2008/main" xmlns:mv="urn:schemas-microsoft-com:mac:vml" xmlns:o="urn:schemas-microsoft-com:office:office" xmlns:r="http://schemas.openxmlformats.org/officeDocument/2006/relationships" xmlns:v="urn:schemas-microsoft-com:vml" xmlns:w10="urn:schemas-microsoft-com:office:word" xmlns:w14="http://schemas.microsoft.com/office/word/2010/wordml" xmlns:w="http://schemas.openxmlformats.org/wordprocessingml/2006/main" xmlns:wne="http://schemas.microsoft.com/office/word/2006/wordml" xmlns:wp14="http://schemas.microsoft.com/office/word/2010/wordprocessingDrawing" xmlns:wp="http://schemas.openxmlformats.org/drawingml/2006/wordprocessingDrawing" xmlns:wpc="http://schemas.microsoft.com/office/word/2010/wordprocessingCanvas" xmlns:wpg="http://schemas.microsoft.com/office/word/2010/wordprocessingGroup" xmlns:wpi="http://schemas.microsoft.com/office/word/2010/wordprocessingInk" xmlns:wps="http://schemas.microsoft.com/office/word/2010/wordprocessingShape" mc:Ignorable="w14 wp14">
+  <w:p>
+    <w:pPr>
+      <w:pStyle w:val="Header"/>
+      <w:jc w:val="right"/>
+    </w:pPr>
+    <w:r>
+      <w:rPr>
+        <w:rFonts w:ascii="Malgun Gothic" w:hAnsi="Malgun Gothic" w:eastAsia="Malgun Gothic"/>
+        <w:b w:val="0"/>
+        <w:color w:val="5C6775"/>
+        <w:sz w:val="17"/>
+      </w:rPr>
+      <w:t>EmotionBudgetApp | 프로젝트 구조 및 핵심 코드</w:t>
+    </w:r>
+  </w:p>
+</w:hdr>
 </file>
 
 <file path=word/numbering.xml><?xml version="1.0" encoding="utf-8"?>
@@ -3727,9 +5536,13 @@
     <w:name w:val="Normal"/>
     <w:qFormat/>
     <w:rsid w:val="00FC693F"/>
+    <w:pPr>
+      <w:spacing w:after="100" w:line="288" w:lineRule="auto"/>
+    </w:pPr>
     <w:rPr>
       <w:rFonts w:ascii="Malgun Gothic" w:hAnsi="Malgun Gothic" w:eastAsia="Malgun Gothic"/>
-      <w:sz w:val="18"/>
+      <w:color w:val="202732"/>
+      <w:sz w:val="21"/>
     </w:rPr>
   </w:style>
   <w:style w:type="paragraph" w:styleId="Header">
@@ -3787,15 +5600,15 @@
     <w:pPr>
       <w:keepNext/>
       <w:keepLines/>
-      <w:spacing w:before="480" w:after="0"/>
+      <w:spacing w:before="320" w:after="160"/>
       <w:outlineLvl w:val="0"/>
     </w:pPr>
     <w:rPr>
-      <w:rFonts w:asciiTheme="majorHAnsi" w:eastAsiaTheme="majorEastAsia" w:hAnsiTheme="majorHAnsi" w:cstheme="majorBidi"/>
+      <w:rFonts w:asciiTheme="majorHAnsi" w:eastAsiaTheme="majorEastAsia" w:hAnsiTheme="majorHAnsi" w:cstheme="majorBidi" w:ascii="Malgun Gothic" w:hAnsi="Malgun Gothic" w:eastAsia="Malgun Gothic"/>
       <w:b/>
       <w:bCs/>
-      <w:color w:val="365F91" w:themeColor="accent1" w:themeShade="BF"/>
-      <w:sz w:val="28"/>
+      <w:color w:val="2E74B5"/>
+      <w:sz w:val="32"/>
       <w:szCs w:val="28"/>
     </w:rPr>
   </w:style>
@@ -3811,14 +5624,14 @@
     <w:pPr>
       <w:keepNext/>
       <w:keepLines/>
-      <w:spacing w:before="200" w:after="0"/>
+      <w:spacing w:before="240" w:after="120"/>
       <w:outlineLvl w:val="1"/>
     </w:pPr>
     <w:rPr>
-      <w:rFonts w:asciiTheme="majorHAnsi" w:eastAsiaTheme="majorEastAsia" w:hAnsiTheme="majorHAnsi" w:cstheme="majorBidi"/>
+      <w:rFonts w:asciiTheme="majorHAnsi" w:eastAsiaTheme="majorEastAsia" w:hAnsiTheme="majorHAnsi" w:cstheme="majorBidi" w:ascii="Malgun Gothic" w:hAnsi="Malgun Gothic" w:eastAsia="Malgun Gothic"/>
       <w:b/>
       <w:bCs/>
-      <w:color w:val="4F81BD" w:themeColor="accent1"/>
+      <w:color w:val="2E74B5"/>
       <w:sz w:val="26"/>
       <w:szCs w:val="26"/>
     </w:rPr>
@@ -3835,14 +5648,15 @@
     <w:pPr>
       <w:keepNext/>
       <w:keepLines/>
-      <w:spacing w:before="200" w:after="0"/>
+      <w:spacing w:before="180" w:after="80"/>
       <w:outlineLvl w:val="2"/>
     </w:pPr>
     <w:rPr>
-      <w:rFonts w:asciiTheme="majorHAnsi" w:eastAsiaTheme="majorEastAsia" w:hAnsiTheme="majorHAnsi" w:cstheme="majorBidi"/>
+      <w:rFonts w:asciiTheme="majorHAnsi" w:eastAsiaTheme="majorEastAsia" w:hAnsiTheme="majorHAnsi" w:cstheme="majorBidi" w:ascii="Malgun Gothic" w:hAnsi="Malgun Gothic" w:eastAsia="Malgun Gothic"/>
       <w:b/>
       <w:bCs/>
-      <w:color w:val="4F81BD" w:themeColor="accent1"/>
+      <w:color w:val="1F4D78"/>
+      <w:sz w:val="23"/>
     </w:rPr>
   </w:style>
   <w:style w:type="paragraph" w:styleId="Heading4">
